--- a/Romance_Night_60_Cards_Light.docx
+++ b/Romance_Night_60_Cards_Light.docx
@@ -95,10 +95,20 @@
           </w:p>
           <w:p>
             <w:pPr>
-              <w:spacing w:before="360" w:after="20"/>
-              <w:ind w:left="272" w:right="272"/>
-              <w:jc w:val="center"/>
-            </w:pPr>
+              <w:spacing w:before="320" w:after="20"/>
+              <w:ind w:left="272" w:right="272"/>
+              <w:jc w:val="center"/>
+            </w:pPr>
+            <w:r>
+              <w:rPr>
+                <w:rFonts w:ascii="Cinzel" w:hAnsi="Cinzel"/>
+                <w:b w:val="0"/>
+                <w:i w:val="0"/>
+                <w:color w:val="C7A98A"/>
+                <w:sz w:val="24"/>
+              </w:rPr>
+              <w:t xml:space="preserve">❦  </w:t>
+            </w:r>
             <w:r>
               <w:rPr>
                 <w:rFonts w:ascii="Cinzel" w:hAnsi="Cinzel"/>
@@ -111,6 +121,16 @@
               </w:rPr>
               <w:t>Flirty</w:t>
             </w:r>
+            <w:r>
+              <w:rPr>
+                <w:rFonts w:ascii="Cinzel" w:hAnsi="Cinzel"/>
+                <w:b w:val="0"/>
+                <w:i w:val="0"/>
+                <w:color w:val="C7A98A"/>
+                <w:sz w:val="24"/>
+              </w:rPr>
+              <w:t xml:space="preserve">  ❦</w:t>
+            </w:r>
           </w:p>
           <w:p>
             <w:pPr>
@@ -131,10 +151,20 @@
           </w:p>
           <w:p>
             <w:pPr>
-              <w:spacing w:before="360" w:after="20"/>
-              <w:ind w:left="272" w:right="272"/>
-              <w:jc w:val="center"/>
-            </w:pPr>
+              <w:spacing w:before="320" w:after="20"/>
+              <w:ind w:left="272" w:right="272"/>
+              <w:jc w:val="center"/>
+            </w:pPr>
+            <w:r>
+              <w:rPr>
+                <w:rFonts w:ascii="Cinzel" w:hAnsi="Cinzel"/>
+                <w:b w:val="0"/>
+                <w:i w:val="0"/>
+                <w:color w:val="C7A98A"/>
+                <w:sz w:val="24"/>
+              </w:rPr>
+              <w:t xml:space="preserve">❦  </w:t>
+            </w:r>
             <w:r>
               <w:rPr>
                 <w:rFonts w:ascii="Cinzel" w:hAnsi="Cinzel"/>
@@ -147,6 +177,16 @@
               </w:rPr>
               <w:t>Provocative</w:t>
             </w:r>
+            <w:r>
+              <w:rPr>
+                <w:rFonts w:ascii="Cinzel" w:hAnsi="Cinzel"/>
+                <w:b w:val="0"/>
+                <w:i w:val="0"/>
+                <w:color w:val="C7A98A"/>
+                <w:sz w:val="24"/>
+              </w:rPr>
+              <w:t xml:space="preserve">  ❦</w:t>
+            </w:r>
           </w:p>
           <w:p>
             <w:pPr>
@@ -167,10 +207,20 @@
           </w:p>
           <w:p>
             <w:pPr>
-              <w:spacing w:before="360" w:after="20"/>
-              <w:ind w:left="272" w:right="272"/>
-              <w:jc w:val="center"/>
-            </w:pPr>
+              <w:spacing w:before="320" w:after="20"/>
+              <w:ind w:left="272" w:right="272"/>
+              <w:jc w:val="center"/>
+            </w:pPr>
+            <w:r>
+              <w:rPr>
+                <w:rFonts w:ascii="Cinzel" w:hAnsi="Cinzel"/>
+                <w:b w:val="0"/>
+                <w:i w:val="0"/>
+                <w:color w:val="C7A98A"/>
+                <w:sz w:val="24"/>
+              </w:rPr>
+              <w:t xml:space="preserve">❦  </w:t>
+            </w:r>
             <w:r>
               <w:rPr>
                 <w:rFonts w:ascii="Cinzel" w:hAnsi="Cinzel"/>
@@ -182,6 +232,16 @@
                 <w:spacing w:val="60"/>
               </w:rPr>
               <w:t>Very Daring</w:t>
+            </w:r>
+            <w:r>
+              <w:rPr>
+                <w:rFonts w:ascii="Cinzel" w:hAnsi="Cinzel"/>
+                <w:b w:val="0"/>
+                <w:i w:val="0"/>
+                <w:color w:val="C7A98A"/>
+                <w:sz w:val="24"/>
+              </w:rPr>
+              <w:t xml:space="preserve">  ❦</w:t>
             </w:r>
           </w:p>
           <w:p>
@@ -286,29 +346,49 @@
           </w:tcPr>
           <w:p>
             <w:pPr>
-              <w:spacing w:before="260" w:after="20"/>
-              <w:ind w:left="272" w:right="272"/>
-              <w:jc w:val="center"/>
-            </w:pPr>
+              <w:spacing w:before="220" w:after="20"/>
+              <w:ind w:left="272" w:right="272"/>
+              <w:jc w:val="center"/>
+            </w:pPr>
+            <w:r>
+              <w:rPr>
+                <w:rFonts w:ascii="Cinzel" w:hAnsi="Cinzel"/>
+                <w:b w:val="0"/>
+                <w:i w:val="0"/>
+                <w:color w:val="C7A98A"/>
+                <w:sz w:val="22"/>
+              </w:rPr>
+              <w:t xml:space="preserve">❦  </w:t>
+            </w:r>
             <w:r>
               <w:rPr>
                 <w:rFonts w:ascii="Cinzel" w:hAnsi="Cinzel"/>
                 <w:b w:val="0"/>
                 <w:i w:val="0"/>
                 <w:color w:val="A8763B"/>
-                <w:sz w:val="24"/>
+                <w:sz w:val="26"/>
               </w:rPr>
               <w:t>❦</w:t>
             </w:r>
-          </w:p>
-          <w:p>
-            <w:pPr>
-              <w:spacing w:before="20" w:after="0"/>
+            <w:r>
+              <w:rPr>
+                <w:rFonts w:ascii="Cinzel" w:hAnsi="Cinzel"/>
+                <w:b w:val="0"/>
+                <w:i w:val="0"/>
+                <w:color w:val="C7A98A"/>
+                <w:sz w:val="22"/>
+              </w:rPr>
+              <w:t xml:space="preserve">  ❦</w:t>
+            </w:r>
+          </w:p>
+          <w:p>
+            <w:pPr>
+              <w:spacing w:before="40" w:after="0"/>
               <w:ind w:left="272" w:right="272"/>
               <w:jc w:val="center"/>
               <w:pBdr>
-                <w:top w:val="single" w:sz="4" w:space="5" w:color="C7A98A"/>
-                <w:bottom w:val="single" w:sz="4" w:space="5" w:color="C7A98A"/>
+                <w:top w:val="single" w:sz="5" w:space="5" w:color="A8763B"/>
+                <w:bottom w:val="single" w:sz="5" w:space="5" w:color="A8763B"/>
               </w:pBdr>
             </w:pPr>
             <w:r>
@@ -326,7 +406,7 @@
           </w:p>
           <w:p>
             <w:pPr>
-              <w:spacing w:before="400" w:after="40" w:line="240" w:lineRule="auto"/>
+              <w:spacing w:before="360" w:after="40" w:line="240" w:lineRule="auto"/>
               <w:ind w:left="272" w:right="272"/>
               <w:jc w:val="center"/>
             </w:pPr>
@@ -359,7 +439,7 @@
           </w:p>
           <w:p>
             <w:pPr>
-              <w:spacing w:before="0" w:after="240" w:line="298" w:lineRule="auto"/>
+              <w:spacing w:before="0" w:after="220" w:line="298" w:lineRule="auto"/>
               <w:ind w:left="272" w:right="272"/>
               <w:jc w:val="center"/>
             </w:pPr>
@@ -413,29 +493,49 @@
           </w:tcPr>
           <w:p>
             <w:pPr>
-              <w:spacing w:before="260" w:after="20"/>
-              <w:ind w:left="272" w:right="272"/>
-              <w:jc w:val="center"/>
-            </w:pPr>
+              <w:spacing w:before="220" w:after="20"/>
+              <w:ind w:left="272" w:right="272"/>
+              <w:jc w:val="center"/>
+            </w:pPr>
+            <w:r>
+              <w:rPr>
+                <w:rFonts w:ascii="Cinzel" w:hAnsi="Cinzel"/>
+                <w:b w:val="0"/>
+                <w:i w:val="0"/>
+                <w:color w:val="C7A98A"/>
+                <w:sz w:val="22"/>
+              </w:rPr>
+              <w:t xml:space="preserve">❦  </w:t>
+            </w:r>
             <w:r>
               <w:rPr>
                 <w:rFonts w:ascii="Cinzel" w:hAnsi="Cinzel"/>
                 <w:b w:val="0"/>
                 <w:i w:val="0"/>
                 <w:color w:val="A8763B"/>
-                <w:sz w:val="24"/>
+                <w:sz w:val="26"/>
               </w:rPr>
               <w:t>❦</w:t>
             </w:r>
-          </w:p>
-          <w:p>
-            <w:pPr>
-              <w:spacing w:before="20" w:after="0"/>
+            <w:r>
+              <w:rPr>
+                <w:rFonts w:ascii="Cinzel" w:hAnsi="Cinzel"/>
+                <w:b w:val="0"/>
+                <w:i w:val="0"/>
+                <w:color w:val="C7A98A"/>
+                <w:sz w:val="22"/>
+              </w:rPr>
+              <w:t xml:space="preserve">  ❦</w:t>
+            </w:r>
+          </w:p>
+          <w:p>
+            <w:pPr>
+              <w:spacing w:before="40" w:after="0"/>
               <w:ind w:left="272" w:right="272"/>
               <w:jc w:val="center"/>
               <w:pBdr>
-                <w:top w:val="single" w:sz="4" w:space="5" w:color="C7A98A"/>
-                <w:bottom w:val="single" w:sz="4" w:space="5" w:color="C7A98A"/>
+                <w:top w:val="single" w:sz="5" w:space="5" w:color="A8763B"/>
+                <w:bottom w:val="single" w:sz="5" w:space="5" w:color="A8763B"/>
               </w:pBdr>
             </w:pPr>
             <w:r>
@@ -453,7 +553,7 @@
           </w:p>
           <w:p>
             <w:pPr>
-              <w:spacing w:before="400" w:after="40" w:line="240" w:lineRule="auto"/>
+              <w:spacing w:before="360" w:after="40" w:line="240" w:lineRule="auto"/>
               <w:ind w:left="272" w:right="272"/>
               <w:jc w:val="center"/>
             </w:pPr>
@@ -486,7 +586,7 @@
           </w:p>
           <w:p>
             <w:pPr>
-              <w:spacing w:before="0" w:after="240" w:line="298" w:lineRule="auto"/>
+              <w:spacing w:before="0" w:after="220" w:line="298" w:lineRule="auto"/>
               <w:ind w:left="272" w:right="272"/>
               <w:jc w:val="center"/>
             </w:pPr>
@@ -546,29 +646,49 @@
           </w:tcPr>
           <w:p>
             <w:pPr>
-              <w:spacing w:before="260" w:after="20"/>
-              <w:ind w:left="272" w:right="272"/>
-              <w:jc w:val="center"/>
-            </w:pPr>
+              <w:spacing w:before="220" w:after="20"/>
+              <w:ind w:left="272" w:right="272"/>
+              <w:jc w:val="center"/>
+            </w:pPr>
+            <w:r>
+              <w:rPr>
+                <w:rFonts w:ascii="Cinzel" w:hAnsi="Cinzel"/>
+                <w:b w:val="0"/>
+                <w:i w:val="0"/>
+                <w:color w:val="C7A98A"/>
+                <w:sz w:val="22"/>
+              </w:rPr>
+              <w:t xml:space="preserve">❦  </w:t>
+            </w:r>
             <w:r>
               <w:rPr>
                 <w:rFonts w:ascii="Cinzel" w:hAnsi="Cinzel"/>
                 <w:b w:val="0"/>
                 <w:i w:val="0"/>
                 <w:color w:val="A8763B"/>
-                <w:sz w:val="24"/>
+                <w:sz w:val="26"/>
               </w:rPr>
               <w:t>❦</w:t>
             </w:r>
-          </w:p>
-          <w:p>
-            <w:pPr>
-              <w:spacing w:before="20" w:after="0"/>
+            <w:r>
+              <w:rPr>
+                <w:rFonts w:ascii="Cinzel" w:hAnsi="Cinzel"/>
+                <w:b w:val="0"/>
+                <w:i w:val="0"/>
+                <w:color w:val="C7A98A"/>
+                <w:sz w:val="22"/>
+              </w:rPr>
+              <w:t xml:space="preserve">  ❦</w:t>
+            </w:r>
+          </w:p>
+          <w:p>
+            <w:pPr>
+              <w:spacing w:before="40" w:after="0"/>
               <w:ind w:left="272" w:right="272"/>
               <w:jc w:val="center"/>
               <w:pBdr>
-                <w:top w:val="single" w:sz="4" w:space="5" w:color="C7A98A"/>
-                <w:bottom w:val="single" w:sz="4" w:space="5" w:color="C7A98A"/>
+                <w:top w:val="single" w:sz="5" w:space="5" w:color="A8763B"/>
+                <w:bottom w:val="single" w:sz="5" w:space="5" w:color="A8763B"/>
               </w:pBdr>
             </w:pPr>
             <w:r>
@@ -586,7 +706,7 @@
           </w:p>
           <w:p>
             <w:pPr>
-              <w:spacing w:before="400" w:after="40" w:line="240" w:lineRule="auto"/>
+              <w:spacing w:before="360" w:after="40" w:line="240" w:lineRule="auto"/>
               <w:ind w:left="272" w:right="272"/>
               <w:jc w:val="center"/>
             </w:pPr>
@@ -619,7 +739,7 @@
           </w:p>
           <w:p>
             <w:pPr>
-              <w:spacing w:before="0" w:after="240" w:line="298" w:lineRule="auto"/>
+              <w:spacing w:before="0" w:after="220" w:line="298" w:lineRule="auto"/>
               <w:ind w:left="272" w:right="272"/>
               <w:jc w:val="center"/>
             </w:pPr>
@@ -673,29 +793,49 @@
           </w:tcPr>
           <w:p>
             <w:pPr>
-              <w:spacing w:before="260" w:after="20"/>
-              <w:ind w:left="272" w:right="272"/>
-              <w:jc w:val="center"/>
-            </w:pPr>
+              <w:spacing w:before="220" w:after="20"/>
+              <w:ind w:left="272" w:right="272"/>
+              <w:jc w:val="center"/>
+            </w:pPr>
+            <w:r>
+              <w:rPr>
+                <w:rFonts w:ascii="Cinzel" w:hAnsi="Cinzel"/>
+                <w:b w:val="0"/>
+                <w:i w:val="0"/>
+                <w:color w:val="C7A98A"/>
+                <w:sz w:val="22"/>
+              </w:rPr>
+              <w:t xml:space="preserve">❦  </w:t>
+            </w:r>
             <w:r>
               <w:rPr>
                 <w:rFonts w:ascii="Cinzel" w:hAnsi="Cinzel"/>
                 <w:b w:val="0"/>
                 <w:i w:val="0"/>
                 <w:color w:val="A8763B"/>
-                <w:sz w:val="24"/>
+                <w:sz w:val="26"/>
               </w:rPr>
               <w:t>❦</w:t>
             </w:r>
-          </w:p>
-          <w:p>
-            <w:pPr>
-              <w:spacing w:before="20" w:after="0"/>
+            <w:r>
+              <w:rPr>
+                <w:rFonts w:ascii="Cinzel" w:hAnsi="Cinzel"/>
+                <w:b w:val="0"/>
+                <w:i w:val="0"/>
+                <w:color w:val="C7A98A"/>
+                <w:sz w:val="22"/>
+              </w:rPr>
+              <w:t xml:space="preserve">  ❦</w:t>
+            </w:r>
+          </w:p>
+          <w:p>
+            <w:pPr>
+              <w:spacing w:before="40" w:after="0"/>
               <w:ind w:left="272" w:right="272"/>
               <w:jc w:val="center"/>
               <w:pBdr>
-                <w:top w:val="single" w:sz="4" w:space="5" w:color="C7A98A"/>
-                <w:bottom w:val="single" w:sz="4" w:space="5" w:color="C7A98A"/>
+                <w:top w:val="single" w:sz="5" w:space="5" w:color="A8763B"/>
+                <w:bottom w:val="single" w:sz="5" w:space="5" w:color="A8763B"/>
               </w:pBdr>
             </w:pPr>
             <w:r>
@@ -713,7 +853,7 @@
           </w:p>
           <w:p>
             <w:pPr>
-              <w:spacing w:before="400" w:after="40" w:line="240" w:lineRule="auto"/>
+              <w:spacing w:before="360" w:after="40" w:line="240" w:lineRule="auto"/>
               <w:ind w:left="272" w:right="272"/>
               <w:jc w:val="center"/>
             </w:pPr>
@@ -746,7 +886,7 @@
           </w:p>
           <w:p>
             <w:pPr>
-              <w:spacing w:before="0" w:after="240" w:line="298" w:lineRule="auto"/>
+              <w:spacing w:before="0" w:after="220" w:line="298" w:lineRule="auto"/>
               <w:ind w:left="272" w:right="272"/>
               <w:jc w:val="center"/>
             </w:pPr>
@@ -806,29 +946,49 @@
           </w:tcPr>
           <w:p>
             <w:pPr>
-              <w:spacing w:before="260" w:after="20"/>
-              <w:ind w:left="272" w:right="272"/>
-              <w:jc w:val="center"/>
-            </w:pPr>
+              <w:spacing w:before="220" w:after="20"/>
+              <w:ind w:left="272" w:right="272"/>
+              <w:jc w:val="center"/>
+            </w:pPr>
+            <w:r>
+              <w:rPr>
+                <w:rFonts w:ascii="Cinzel" w:hAnsi="Cinzel"/>
+                <w:b w:val="0"/>
+                <w:i w:val="0"/>
+                <w:color w:val="C7A98A"/>
+                <w:sz w:val="22"/>
+              </w:rPr>
+              <w:t xml:space="preserve">❦  </w:t>
+            </w:r>
             <w:r>
               <w:rPr>
                 <w:rFonts w:ascii="Cinzel" w:hAnsi="Cinzel"/>
                 <w:b w:val="0"/>
                 <w:i w:val="0"/>
                 <w:color w:val="A8763B"/>
-                <w:sz w:val="24"/>
+                <w:sz w:val="26"/>
               </w:rPr>
               <w:t>❦</w:t>
             </w:r>
-          </w:p>
-          <w:p>
-            <w:pPr>
-              <w:spacing w:before="20" w:after="0"/>
+            <w:r>
+              <w:rPr>
+                <w:rFonts w:ascii="Cinzel" w:hAnsi="Cinzel"/>
+                <w:b w:val="0"/>
+                <w:i w:val="0"/>
+                <w:color w:val="C7A98A"/>
+                <w:sz w:val="22"/>
+              </w:rPr>
+              <w:t xml:space="preserve">  ❦</w:t>
+            </w:r>
+          </w:p>
+          <w:p>
+            <w:pPr>
+              <w:spacing w:before="40" w:after="0"/>
               <w:ind w:left="272" w:right="272"/>
               <w:jc w:val="center"/>
               <w:pBdr>
-                <w:top w:val="single" w:sz="4" w:space="5" w:color="C7A98A"/>
-                <w:bottom w:val="single" w:sz="4" w:space="5" w:color="C7A98A"/>
+                <w:top w:val="single" w:sz="5" w:space="5" w:color="A8763B"/>
+                <w:bottom w:val="single" w:sz="5" w:space="5" w:color="A8763B"/>
               </w:pBdr>
             </w:pPr>
             <w:r>
@@ -846,7 +1006,7 @@
           </w:p>
           <w:p>
             <w:pPr>
-              <w:spacing w:before="400" w:after="40" w:line="240" w:lineRule="auto"/>
+              <w:spacing w:before="360" w:after="40" w:line="240" w:lineRule="auto"/>
               <w:ind w:left="272" w:right="272"/>
               <w:jc w:val="center"/>
             </w:pPr>
@@ -879,7 +1039,7 @@
           </w:p>
           <w:p>
             <w:pPr>
-              <w:spacing w:before="0" w:after="240" w:line="298" w:lineRule="auto"/>
+              <w:spacing w:before="0" w:after="220" w:line="298" w:lineRule="auto"/>
               <w:ind w:left="272" w:right="272"/>
               <w:jc w:val="center"/>
             </w:pPr>
@@ -933,29 +1093,49 @@
           </w:tcPr>
           <w:p>
             <w:pPr>
-              <w:spacing w:before="260" w:after="20"/>
-              <w:ind w:left="272" w:right="272"/>
-              <w:jc w:val="center"/>
-            </w:pPr>
+              <w:spacing w:before="220" w:after="20"/>
+              <w:ind w:left="272" w:right="272"/>
+              <w:jc w:val="center"/>
+            </w:pPr>
+            <w:r>
+              <w:rPr>
+                <w:rFonts w:ascii="Cinzel" w:hAnsi="Cinzel"/>
+                <w:b w:val="0"/>
+                <w:i w:val="0"/>
+                <w:color w:val="C7A98A"/>
+                <w:sz w:val="22"/>
+              </w:rPr>
+              <w:t xml:space="preserve">❦  </w:t>
+            </w:r>
             <w:r>
               <w:rPr>
                 <w:rFonts w:ascii="Cinzel" w:hAnsi="Cinzel"/>
                 <w:b w:val="0"/>
                 <w:i w:val="0"/>
                 <w:color w:val="A8763B"/>
-                <w:sz w:val="24"/>
+                <w:sz w:val="26"/>
               </w:rPr>
               <w:t>❦</w:t>
             </w:r>
-          </w:p>
-          <w:p>
-            <w:pPr>
-              <w:spacing w:before="20" w:after="0"/>
+            <w:r>
+              <w:rPr>
+                <w:rFonts w:ascii="Cinzel" w:hAnsi="Cinzel"/>
+                <w:b w:val="0"/>
+                <w:i w:val="0"/>
+                <w:color w:val="C7A98A"/>
+                <w:sz w:val="22"/>
+              </w:rPr>
+              <w:t xml:space="preserve">  ❦</w:t>
+            </w:r>
+          </w:p>
+          <w:p>
+            <w:pPr>
+              <w:spacing w:before="40" w:after="0"/>
               <w:ind w:left="272" w:right="272"/>
               <w:jc w:val="center"/>
               <w:pBdr>
-                <w:top w:val="single" w:sz="4" w:space="5" w:color="C7A98A"/>
-                <w:bottom w:val="single" w:sz="4" w:space="5" w:color="C7A98A"/>
+                <w:top w:val="single" w:sz="5" w:space="5" w:color="A8763B"/>
+                <w:bottom w:val="single" w:sz="5" w:space="5" w:color="A8763B"/>
               </w:pBdr>
             </w:pPr>
             <w:r>
@@ -973,7 +1153,7 @@
           </w:p>
           <w:p>
             <w:pPr>
-              <w:spacing w:before="400" w:after="40" w:line="240" w:lineRule="auto"/>
+              <w:spacing w:before="360" w:after="40" w:line="240" w:lineRule="auto"/>
               <w:ind w:left="272" w:right="272"/>
               <w:jc w:val="center"/>
             </w:pPr>
@@ -1006,7 +1186,7 @@
           </w:p>
           <w:p>
             <w:pPr>
-              <w:spacing w:before="0" w:after="240" w:line="298" w:lineRule="auto"/>
+              <w:spacing w:before="0" w:after="220" w:line="298" w:lineRule="auto"/>
               <w:ind w:left="272" w:right="272"/>
               <w:jc w:val="center"/>
             </w:pPr>
@@ -1099,35 +1279,35 @@
                 <w:b w:val="0"/>
                 <w:i w:val="0"/>
                 <w:color w:val="C7A98A"/>
-                <w:sz w:val="32"/>
+                <w:sz w:val="26"/>
+              </w:rPr>
+              <w:t>❦  ❦  ❦</w:t>
+            </w:r>
+          </w:p>
+          <w:p>
+            <w:pPr>
+              <w:spacing w:before="180" w:after="0"/>
+              <w:ind w:left="272" w:right="272"/>
+              <w:jc w:val="center"/>
+              <w:pBdr>
+                <w:top w:val="single" w:sz="6" w:space="6" w:color="A8763B"/>
+                <w:bottom w:val="single" w:sz="6" w:space="6" w:color="A8763B"/>
+              </w:pBdr>
+            </w:pPr>
+            <w:r>
+              <w:rPr>
+                <w:rFonts w:ascii="Cinzel" w:hAnsi="Cinzel"/>
+                <w:b w:val="0"/>
+                <w:i w:val="0"/>
+                <w:color w:val="8A5563"/>
+                <w:sz w:val="80"/>
               </w:rPr>
               <w:t>❦</w:t>
             </w:r>
           </w:p>
           <w:p>
             <w:pPr>
-              <w:spacing w:before="200" w:after="0"/>
-              <w:ind w:left="272" w:right="272"/>
-              <w:jc w:val="center"/>
-              <w:pBdr>
-                <w:top w:val="single" w:sz="4" w:space="6" w:color="C7A98A"/>
-                <w:bottom w:val="single" w:sz="4" w:space="6" w:color="C7A98A"/>
-              </w:pBdr>
-            </w:pPr>
-            <w:r>
-              <w:rPr>
-                <w:rFonts w:ascii="Cinzel" w:hAnsi="Cinzel"/>
-                <w:b w:val="0"/>
-                <w:i w:val="0"/>
-                <w:color w:val="8A5563"/>
-                <w:sz w:val="60"/>
-              </w:rPr>
-              <w:t>❦</w:t>
-            </w:r>
-          </w:p>
-          <w:p>
-            <w:pPr>
-              <w:spacing w:before="200" w:after="0"/>
+              <w:spacing w:before="180" w:after="0"/>
               <w:ind w:left="272" w:right="272"/>
               <w:jc w:val="center"/>
             </w:pPr>
@@ -1137,9 +1317,9 @@
                 <w:b w:val="0"/>
                 <w:i w:val="0"/>
                 <w:color w:val="C7A98A"/>
-                <w:sz w:val="32"/>
-              </w:rPr>
-              <w:t>❦</w:t>
+                <w:sz w:val="26"/>
+              </w:rPr>
+              <w:t>❦  ❦  ❦</w:t>
             </w:r>
           </w:p>
         </w:tc>
@@ -1173,35 +1353,35 @@
                 <w:b w:val="0"/>
                 <w:i w:val="0"/>
                 <w:color w:val="C7A98A"/>
-                <w:sz w:val="32"/>
+                <w:sz w:val="26"/>
+              </w:rPr>
+              <w:t>❦  ❦  ❦</w:t>
+            </w:r>
+          </w:p>
+          <w:p>
+            <w:pPr>
+              <w:spacing w:before="180" w:after="0"/>
+              <w:ind w:left="272" w:right="272"/>
+              <w:jc w:val="center"/>
+              <w:pBdr>
+                <w:top w:val="single" w:sz="6" w:space="6" w:color="A8763B"/>
+                <w:bottom w:val="single" w:sz="6" w:space="6" w:color="A8763B"/>
+              </w:pBdr>
+            </w:pPr>
+            <w:r>
+              <w:rPr>
+                <w:rFonts w:ascii="Cinzel" w:hAnsi="Cinzel"/>
+                <w:b w:val="0"/>
+                <w:i w:val="0"/>
+                <w:color w:val="8A5563"/>
+                <w:sz w:val="80"/>
               </w:rPr>
               <w:t>❦</w:t>
             </w:r>
           </w:p>
           <w:p>
             <w:pPr>
-              <w:spacing w:before="200" w:after="0"/>
-              <w:ind w:left="272" w:right="272"/>
-              <w:jc w:val="center"/>
-              <w:pBdr>
-                <w:top w:val="single" w:sz="4" w:space="6" w:color="C7A98A"/>
-                <w:bottom w:val="single" w:sz="4" w:space="6" w:color="C7A98A"/>
-              </w:pBdr>
-            </w:pPr>
-            <w:r>
-              <w:rPr>
-                <w:rFonts w:ascii="Cinzel" w:hAnsi="Cinzel"/>
-                <w:b w:val="0"/>
-                <w:i w:val="0"/>
-                <w:color w:val="8A5563"/>
-                <w:sz w:val="60"/>
-              </w:rPr>
-              <w:t>❦</w:t>
-            </w:r>
-          </w:p>
-          <w:p>
-            <w:pPr>
-              <w:spacing w:before="200" w:after="0"/>
+              <w:spacing w:before="180" w:after="0"/>
               <w:ind w:left="272" w:right="272"/>
               <w:jc w:val="center"/>
             </w:pPr>
@@ -1211,9 +1391,9 @@
                 <w:b w:val="0"/>
                 <w:i w:val="0"/>
                 <w:color w:val="C7A98A"/>
-                <w:sz w:val="32"/>
-              </w:rPr>
-              <w:t>❦</w:t>
+                <w:sz w:val="26"/>
+              </w:rPr>
+              <w:t>❦  ❦  ❦</w:t>
             </w:r>
           </w:p>
         </w:tc>
@@ -1253,35 +1433,35 @@
                 <w:b w:val="0"/>
                 <w:i w:val="0"/>
                 <w:color w:val="C7A98A"/>
-                <w:sz w:val="32"/>
+                <w:sz w:val="26"/>
+              </w:rPr>
+              <w:t>❦  ❦  ❦</w:t>
+            </w:r>
+          </w:p>
+          <w:p>
+            <w:pPr>
+              <w:spacing w:before="180" w:after="0"/>
+              <w:ind w:left="272" w:right="272"/>
+              <w:jc w:val="center"/>
+              <w:pBdr>
+                <w:top w:val="single" w:sz="6" w:space="6" w:color="A8763B"/>
+                <w:bottom w:val="single" w:sz="6" w:space="6" w:color="A8763B"/>
+              </w:pBdr>
+            </w:pPr>
+            <w:r>
+              <w:rPr>
+                <w:rFonts w:ascii="Cinzel" w:hAnsi="Cinzel"/>
+                <w:b w:val="0"/>
+                <w:i w:val="0"/>
+                <w:color w:val="8A5563"/>
+                <w:sz w:val="80"/>
               </w:rPr>
               <w:t>❦</w:t>
             </w:r>
           </w:p>
           <w:p>
             <w:pPr>
-              <w:spacing w:before="200" w:after="0"/>
-              <w:ind w:left="272" w:right="272"/>
-              <w:jc w:val="center"/>
-              <w:pBdr>
-                <w:top w:val="single" w:sz="4" w:space="6" w:color="C7A98A"/>
-                <w:bottom w:val="single" w:sz="4" w:space="6" w:color="C7A98A"/>
-              </w:pBdr>
-            </w:pPr>
-            <w:r>
-              <w:rPr>
-                <w:rFonts w:ascii="Cinzel" w:hAnsi="Cinzel"/>
-                <w:b w:val="0"/>
-                <w:i w:val="0"/>
-                <w:color w:val="8A5563"/>
-                <w:sz w:val="60"/>
-              </w:rPr>
-              <w:t>❦</w:t>
-            </w:r>
-          </w:p>
-          <w:p>
-            <w:pPr>
-              <w:spacing w:before="200" w:after="0"/>
+              <w:spacing w:before="180" w:after="0"/>
               <w:ind w:left="272" w:right="272"/>
               <w:jc w:val="center"/>
             </w:pPr>
@@ -1291,9 +1471,9 @@
                 <w:b w:val="0"/>
                 <w:i w:val="0"/>
                 <w:color w:val="C7A98A"/>
-                <w:sz w:val="32"/>
-              </w:rPr>
-              <w:t>❦</w:t>
+                <w:sz w:val="26"/>
+              </w:rPr>
+              <w:t>❦  ❦  ❦</w:t>
             </w:r>
           </w:p>
         </w:tc>
@@ -1327,35 +1507,35 @@
                 <w:b w:val="0"/>
                 <w:i w:val="0"/>
                 <w:color w:val="C7A98A"/>
-                <w:sz w:val="32"/>
+                <w:sz w:val="26"/>
+              </w:rPr>
+              <w:t>❦  ❦  ❦</w:t>
+            </w:r>
+          </w:p>
+          <w:p>
+            <w:pPr>
+              <w:spacing w:before="180" w:after="0"/>
+              <w:ind w:left="272" w:right="272"/>
+              <w:jc w:val="center"/>
+              <w:pBdr>
+                <w:top w:val="single" w:sz="6" w:space="6" w:color="A8763B"/>
+                <w:bottom w:val="single" w:sz="6" w:space="6" w:color="A8763B"/>
+              </w:pBdr>
+            </w:pPr>
+            <w:r>
+              <w:rPr>
+                <w:rFonts w:ascii="Cinzel" w:hAnsi="Cinzel"/>
+                <w:b w:val="0"/>
+                <w:i w:val="0"/>
+                <w:color w:val="8A5563"/>
+                <w:sz w:val="80"/>
               </w:rPr>
               <w:t>❦</w:t>
             </w:r>
           </w:p>
           <w:p>
             <w:pPr>
-              <w:spacing w:before="200" w:after="0"/>
-              <w:ind w:left="272" w:right="272"/>
-              <w:jc w:val="center"/>
-              <w:pBdr>
-                <w:top w:val="single" w:sz="4" w:space="6" w:color="C7A98A"/>
-                <w:bottom w:val="single" w:sz="4" w:space="6" w:color="C7A98A"/>
-              </w:pBdr>
-            </w:pPr>
-            <w:r>
-              <w:rPr>
-                <w:rFonts w:ascii="Cinzel" w:hAnsi="Cinzel"/>
-                <w:b w:val="0"/>
-                <w:i w:val="0"/>
-                <w:color w:val="8A5563"/>
-                <w:sz w:val="60"/>
-              </w:rPr>
-              <w:t>❦</w:t>
-            </w:r>
-          </w:p>
-          <w:p>
-            <w:pPr>
-              <w:spacing w:before="200" w:after="0"/>
+              <w:spacing w:before="180" w:after="0"/>
               <w:ind w:left="272" w:right="272"/>
               <w:jc w:val="center"/>
             </w:pPr>
@@ -1365,9 +1545,9 @@
                 <w:b w:val="0"/>
                 <w:i w:val="0"/>
                 <w:color w:val="C7A98A"/>
-                <w:sz w:val="32"/>
-              </w:rPr>
-              <w:t>❦</w:t>
+                <w:sz w:val="26"/>
+              </w:rPr>
+              <w:t>❦  ❦  ❦</w:t>
             </w:r>
           </w:p>
         </w:tc>
@@ -1407,35 +1587,35 @@
                 <w:b w:val="0"/>
                 <w:i w:val="0"/>
                 <w:color w:val="C7A98A"/>
-                <w:sz w:val="32"/>
+                <w:sz w:val="26"/>
+              </w:rPr>
+              <w:t>❦  ❦  ❦</w:t>
+            </w:r>
+          </w:p>
+          <w:p>
+            <w:pPr>
+              <w:spacing w:before="180" w:after="0"/>
+              <w:ind w:left="272" w:right="272"/>
+              <w:jc w:val="center"/>
+              <w:pBdr>
+                <w:top w:val="single" w:sz="6" w:space="6" w:color="A8763B"/>
+                <w:bottom w:val="single" w:sz="6" w:space="6" w:color="A8763B"/>
+              </w:pBdr>
+            </w:pPr>
+            <w:r>
+              <w:rPr>
+                <w:rFonts w:ascii="Cinzel" w:hAnsi="Cinzel"/>
+                <w:b w:val="0"/>
+                <w:i w:val="0"/>
+                <w:color w:val="8A5563"/>
+                <w:sz w:val="80"/>
               </w:rPr>
               <w:t>❦</w:t>
             </w:r>
           </w:p>
           <w:p>
             <w:pPr>
-              <w:spacing w:before="200" w:after="0"/>
-              <w:ind w:left="272" w:right="272"/>
-              <w:jc w:val="center"/>
-              <w:pBdr>
-                <w:top w:val="single" w:sz="4" w:space="6" w:color="C7A98A"/>
-                <w:bottom w:val="single" w:sz="4" w:space="6" w:color="C7A98A"/>
-              </w:pBdr>
-            </w:pPr>
-            <w:r>
-              <w:rPr>
-                <w:rFonts w:ascii="Cinzel" w:hAnsi="Cinzel"/>
-                <w:b w:val="0"/>
-                <w:i w:val="0"/>
-                <w:color w:val="8A5563"/>
-                <w:sz w:val="60"/>
-              </w:rPr>
-              <w:t>❦</w:t>
-            </w:r>
-          </w:p>
-          <w:p>
-            <w:pPr>
-              <w:spacing w:before="200" w:after="0"/>
+              <w:spacing w:before="180" w:after="0"/>
               <w:ind w:left="272" w:right="272"/>
               <w:jc w:val="center"/>
             </w:pPr>
@@ -1445,9 +1625,9 @@
                 <w:b w:val="0"/>
                 <w:i w:val="0"/>
                 <w:color w:val="C7A98A"/>
-                <w:sz w:val="32"/>
-              </w:rPr>
-              <w:t>❦</w:t>
+                <w:sz w:val="26"/>
+              </w:rPr>
+              <w:t>❦  ❦  ❦</w:t>
             </w:r>
           </w:p>
         </w:tc>
@@ -1481,35 +1661,35 @@
                 <w:b w:val="0"/>
                 <w:i w:val="0"/>
                 <w:color w:val="C7A98A"/>
-                <w:sz w:val="32"/>
+                <w:sz w:val="26"/>
+              </w:rPr>
+              <w:t>❦  ❦  ❦</w:t>
+            </w:r>
+          </w:p>
+          <w:p>
+            <w:pPr>
+              <w:spacing w:before="180" w:after="0"/>
+              <w:ind w:left="272" w:right="272"/>
+              <w:jc w:val="center"/>
+              <w:pBdr>
+                <w:top w:val="single" w:sz="6" w:space="6" w:color="A8763B"/>
+                <w:bottom w:val="single" w:sz="6" w:space="6" w:color="A8763B"/>
+              </w:pBdr>
+            </w:pPr>
+            <w:r>
+              <w:rPr>
+                <w:rFonts w:ascii="Cinzel" w:hAnsi="Cinzel"/>
+                <w:b w:val="0"/>
+                <w:i w:val="0"/>
+                <w:color w:val="8A5563"/>
+                <w:sz w:val="80"/>
               </w:rPr>
               <w:t>❦</w:t>
             </w:r>
           </w:p>
           <w:p>
             <w:pPr>
-              <w:spacing w:before="200" w:after="0"/>
-              <w:ind w:left="272" w:right="272"/>
-              <w:jc w:val="center"/>
-              <w:pBdr>
-                <w:top w:val="single" w:sz="4" w:space="6" w:color="C7A98A"/>
-                <w:bottom w:val="single" w:sz="4" w:space="6" w:color="C7A98A"/>
-              </w:pBdr>
-            </w:pPr>
-            <w:r>
-              <w:rPr>
-                <w:rFonts w:ascii="Cinzel" w:hAnsi="Cinzel"/>
-                <w:b w:val="0"/>
-                <w:i w:val="0"/>
-                <w:color w:val="8A5563"/>
-                <w:sz w:val="60"/>
-              </w:rPr>
-              <w:t>❦</w:t>
-            </w:r>
-          </w:p>
-          <w:p>
-            <w:pPr>
-              <w:spacing w:before="200" w:after="0"/>
+              <w:spacing w:before="180" w:after="0"/>
               <w:ind w:left="272" w:right="272"/>
               <w:jc w:val="center"/>
             </w:pPr>
@@ -1519,9 +1699,9 @@
                 <w:b w:val="0"/>
                 <w:i w:val="0"/>
                 <w:color w:val="C7A98A"/>
-                <w:sz w:val="32"/>
-              </w:rPr>
-              <w:t>❦</w:t>
+                <w:sz w:val="26"/>
+              </w:rPr>
+              <w:t>❦  ❦  ❦</w:t>
             </w:r>
           </w:p>
         </w:tc>
@@ -1574,29 +1754,49 @@
           </w:tcPr>
           <w:p>
             <w:pPr>
-              <w:spacing w:before="260" w:after="20"/>
-              <w:ind w:left="272" w:right="272"/>
-              <w:jc w:val="center"/>
-            </w:pPr>
+              <w:spacing w:before="220" w:after="20"/>
+              <w:ind w:left="272" w:right="272"/>
+              <w:jc w:val="center"/>
+            </w:pPr>
+            <w:r>
+              <w:rPr>
+                <w:rFonts w:ascii="Cinzel" w:hAnsi="Cinzel"/>
+                <w:b w:val="0"/>
+                <w:i w:val="0"/>
+                <w:color w:val="C7A98A"/>
+                <w:sz w:val="22"/>
+              </w:rPr>
+              <w:t xml:space="preserve">❦  </w:t>
+            </w:r>
             <w:r>
               <w:rPr>
                 <w:rFonts w:ascii="Cinzel" w:hAnsi="Cinzel"/>
                 <w:b w:val="0"/>
                 <w:i w:val="0"/>
                 <w:color w:val="A8763B"/>
-                <w:sz w:val="24"/>
+                <w:sz w:val="26"/>
               </w:rPr>
               <w:t>❦</w:t>
             </w:r>
-          </w:p>
-          <w:p>
-            <w:pPr>
-              <w:spacing w:before="20" w:after="0"/>
+            <w:r>
+              <w:rPr>
+                <w:rFonts w:ascii="Cinzel" w:hAnsi="Cinzel"/>
+                <w:b w:val="0"/>
+                <w:i w:val="0"/>
+                <w:color w:val="C7A98A"/>
+                <w:sz w:val="22"/>
+              </w:rPr>
+              <w:t xml:space="preserve">  ❦</w:t>
+            </w:r>
+          </w:p>
+          <w:p>
+            <w:pPr>
+              <w:spacing w:before="40" w:after="0"/>
               <w:ind w:left="272" w:right="272"/>
               <w:jc w:val="center"/>
               <w:pBdr>
-                <w:top w:val="single" w:sz="4" w:space="5" w:color="C7A98A"/>
-                <w:bottom w:val="single" w:sz="4" w:space="5" w:color="C7A98A"/>
+                <w:top w:val="single" w:sz="5" w:space="5" w:color="A8763B"/>
+                <w:bottom w:val="single" w:sz="5" w:space="5" w:color="A8763B"/>
               </w:pBdr>
             </w:pPr>
             <w:r>
@@ -1614,7 +1814,7 @@
           </w:p>
           <w:p>
             <w:pPr>
-              <w:spacing w:before="400" w:after="40" w:line="240" w:lineRule="auto"/>
+              <w:spacing w:before="360" w:after="40" w:line="240" w:lineRule="auto"/>
               <w:ind w:left="272" w:right="272"/>
               <w:jc w:val="center"/>
             </w:pPr>
@@ -1647,7 +1847,7 @@
           </w:p>
           <w:p>
             <w:pPr>
-              <w:spacing w:before="0" w:after="240" w:line="298" w:lineRule="auto"/>
+              <w:spacing w:before="0" w:after="220" w:line="298" w:lineRule="auto"/>
               <w:ind w:left="272" w:right="272"/>
               <w:jc w:val="center"/>
             </w:pPr>
@@ -1701,29 +1901,49 @@
           </w:tcPr>
           <w:p>
             <w:pPr>
-              <w:spacing w:before="260" w:after="20"/>
-              <w:ind w:left="272" w:right="272"/>
-              <w:jc w:val="center"/>
-            </w:pPr>
+              <w:spacing w:before="220" w:after="20"/>
+              <w:ind w:left="272" w:right="272"/>
+              <w:jc w:val="center"/>
+            </w:pPr>
+            <w:r>
+              <w:rPr>
+                <w:rFonts w:ascii="Cinzel" w:hAnsi="Cinzel"/>
+                <w:b w:val="0"/>
+                <w:i w:val="0"/>
+                <w:color w:val="C7A98A"/>
+                <w:sz w:val="22"/>
+              </w:rPr>
+              <w:t xml:space="preserve">❦  </w:t>
+            </w:r>
             <w:r>
               <w:rPr>
                 <w:rFonts w:ascii="Cinzel" w:hAnsi="Cinzel"/>
                 <w:b w:val="0"/>
                 <w:i w:val="0"/>
                 <w:color w:val="A8763B"/>
-                <w:sz w:val="24"/>
+                <w:sz w:val="26"/>
               </w:rPr>
               <w:t>❦</w:t>
             </w:r>
-          </w:p>
-          <w:p>
-            <w:pPr>
-              <w:spacing w:before="20" w:after="0"/>
+            <w:r>
+              <w:rPr>
+                <w:rFonts w:ascii="Cinzel" w:hAnsi="Cinzel"/>
+                <w:b w:val="0"/>
+                <w:i w:val="0"/>
+                <w:color w:val="C7A98A"/>
+                <w:sz w:val="22"/>
+              </w:rPr>
+              <w:t xml:space="preserve">  ❦</w:t>
+            </w:r>
+          </w:p>
+          <w:p>
+            <w:pPr>
+              <w:spacing w:before="40" w:after="0"/>
               <w:ind w:left="272" w:right="272"/>
               <w:jc w:val="center"/>
               <w:pBdr>
-                <w:top w:val="single" w:sz="4" w:space="5" w:color="C7A98A"/>
-                <w:bottom w:val="single" w:sz="4" w:space="5" w:color="C7A98A"/>
+                <w:top w:val="single" w:sz="5" w:space="5" w:color="A8763B"/>
+                <w:bottom w:val="single" w:sz="5" w:space="5" w:color="A8763B"/>
               </w:pBdr>
             </w:pPr>
             <w:r>
@@ -1741,7 +1961,7 @@
           </w:p>
           <w:p>
             <w:pPr>
-              <w:spacing w:before="400" w:after="40" w:line="240" w:lineRule="auto"/>
+              <w:spacing w:before="360" w:after="40" w:line="240" w:lineRule="auto"/>
               <w:ind w:left="272" w:right="272"/>
               <w:jc w:val="center"/>
             </w:pPr>
@@ -1774,7 +1994,7 @@
           </w:p>
           <w:p>
             <w:pPr>
-              <w:spacing w:before="0" w:after="240" w:line="298" w:lineRule="auto"/>
+              <w:spacing w:before="0" w:after="220" w:line="298" w:lineRule="auto"/>
               <w:ind w:left="272" w:right="272"/>
               <w:jc w:val="center"/>
             </w:pPr>
@@ -1834,29 +2054,49 @@
           </w:tcPr>
           <w:p>
             <w:pPr>
-              <w:spacing w:before="260" w:after="20"/>
-              <w:ind w:left="272" w:right="272"/>
-              <w:jc w:val="center"/>
-            </w:pPr>
+              <w:spacing w:before="220" w:after="20"/>
+              <w:ind w:left="272" w:right="272"/>
+              <w:jc w:val="center"/>
+            </w:pPr>
+            <w:r>
+              <w:rPr>
+                <w:rFonts w:ascii="Cinzel" w:hAnsi="Cinzel"/>
+                <w:b w:val="0"/>
+                <w:i w:val="0"/>
+                <w:color w:val="C7A98A"/>
+                <w:sz w:val="22"/>
+              </w:rPr>
+              <w:t xml:space="preserve">❦  </w:t>
+            </w:r>
             <w:r>
               <w:rPr>
                 <w:rFonts w:ascii="Cinzel" w:hAnsi="Cinzel"/>
                 <w:b w:val="0"/>
                 <w:i w:val="0"/>
                 <w:color w:val="A8763B"/>
-                <w:sz w:val="24"/>
+                <w:sz w:val="26"/>
               </w:rPr>
               <w:t>❦</w:t>
             </w:r>
-          </w:p>
-          <w:p>
-            <w:pPr>
-              <w:spacing w:before="20" w:after="0"/>
+            <w:r>
+              <w:rPr>
+                <w:rFonts w:ascii="Cinzel" w:hAnsi="Cinzel"/>
+                <w:b w:val="0"/>
+                <w:i w:val="0"/>
+                <w:color w:val="C7A98A"/>
+                <w:sz w:val="22"/>
+              </w:rPr>
+              <w:t xml:space="preserve">  ❦</w:t>
+            </w:r>
+          </w:p>
+          <w:p>
+            <w:pPr>
+              <w:spacing w:before="40" w:after="0"/>
               <w:ind w:left="272" w:right="272"/>
               <w:jc w:val="center"/>
               <w:pBdr>
-                <w:top w:val="single" w:sz="4" w:space="5" w:color="C7A98A"/>
-                <w:bottom w:val="single" w:sz="4" w:space="5" w:color="C7A98A"/>
+                <w:top w:val="single" w:sz="5" w:space="5" w:color="A8763B"/>
+                <w:bottom w:val="single" w:sz="5" w:space="5" w:color="A8763B"/>
               </w:pBdr>
             </w:pPr>
             <w:r>
@@ -1874,7 +2114,7 @@
           </w:p>
           <w:p>
             <w:pPr>
-              <w:spacing w:before="400" w:after="40" w:line="240" w:lineRule="auto"/>
+              <w:spacing w:before="360" w:after="40" w:line="240" w:lineRule="auto"/>
               <w:ind w:left="272" w:right="272"/>
               <w:jc w:val="center"/>
             </w:pPr>
@@ -1907,7 +2147,7 @@
           </w:p>
           <w:p>
             <w:pPr>
-              <w:spacing w:before="0" w:after="240" w:line="298" w:lineRule="auto"/>
+              <w:spacing w:before="0" w:after="220" w:line="298" w:lineRule="auto"/>
               <w:ind w:left="272" w:right="272"/>
               <w:jc w:val="center"/>
             </w:pPr>
@@ -1961,29 +2201,49 @@
           </w:tcPr>
           <w:p>
             <w:pPr>
-              <w:spacing w:before="260" w:after="20"/>
-              <w:ind w:left="272" w:right="272"/>
-              <w:jc w:val="center"/>
-            </w:pPr>
+              <w:spacing w:before="220" w:after="20"/>
+              <w:ind w:left="272" w:right="272"/>
+              <w:jc w:val="center"/>
+            </w:pPr>
+            <w:r>
+              <w:rPr>
+                <w:rFonts w:ascii="Cinzel" w:hAnsi="Cinzel"/>
+                <w:b w:val="0"/>
+                <w:i w:val="0"/>
+                <w:color w:val="C7A98A"/>
+                <w:sz w:val="22"/>
+              </w:rPr>
+              <w:t xml:space="preserve">❦  </w:t>
+            </w:r>
             <w:r>
               <w:rPr>
                 <w:rFonts w:ascii="Cinzel" w:hAnsi="Cinzel"/>
                 <w:b w:val="0"/>
                 <w:i w:val="0"/>
                 <w:color w:val="A8763B"/>
-                <w:sz w:val="24"/>
+                <w:sz w:val="26"/>
               </w:rPr>
               <w:t>❦</w:t>
             </w:r>
-          </w:p>
-          <w:p>
-            <w:pPr>
-              <w:spacing w:before="20" w:after="0"/>
+            <w:r>
+              <w:rPr>
+                <w:rFonts w:ascii="Cinzel" w:hAnsi="Cinzel"/>
+                <w:b w:val="0"/>
+                <w:i w:val="0"/>
+                <w:color w:val="C7A98A"/>
+                <w:sz w:val="22"/>
+              </w:rPr>
+              <w:t xml:space="preserve">  ❦</w:t>
+            </w:r>
+          </w:p>
+          <w:p>
+            <w:pPr>
+              <w:spacing w:before="40" w:after="0"/>
               <w:ind w:left="272" w:right="272"/>
               <w:jc w:val="center"/>
               <w:pBdr>
-                <w:top w:val="single" w:sz="4" w:space="5" w:color="C7A98A"/>
-                <w:bottom w:val="single" w:sz="4" w:space="5" w:color="C7A98A"/>
+                <w:top w:val="single" w:sz="5" w:space="5" w:color="A8763B"/>
+                <w:bottom w:val="single" w:sz="5" w:space="5" w:color="A8763B"/>
               </w:pBdr>
             </w:pPr>
             <w:r>
@@ -2001,7 +2261,7 @@
           </w:p>
           <w:p>
             <w:pPr>
-              <w:spacing w:before="400" w:after="40" w:line="240" w:lineRule="auto"/>
+              <w:spacing w:before="360" w:after="40" w:line="240" w:lineRule="auto"/>
               <w:ind w:left="272" w:right="272"/>
               <w:jc w:val="center"/>
             </w:pPr>
@@ -2034,7 +2294,7 @@
           </w:p>
           <w:p>
             <w:pPr>
-              <w:spacing w:before="0" w:after="240" w:line="298" w:lineRule="auto"/>
+              <w:spacing w:before="0" w:after="220" w:line="298" w:lineRule="auto"/>
               <w:ind w:left="272" w:right="272"/>
               <w:jc w:val="center"/>
             </w:pPr>
@@ -2094,29 +2354,49 @@
           </w:tcPr>
           <w:p>
             <w:pPr>
-              <w:spacing w:before="260" w:after="20"/>
-              <w:ind w:left="272" w:right="272"/>
-              <w:jc w:val="center"/>
-            </w:pPr>
+              <w:spacing w:before="220" w:after="20"/>
+              <w:ind w:left="272" w:right="272"/>
+              <w:jc w:val="center"/>
+            </w:pPr>
+            <w:r>
+              <w:rPr>
+                <w:rFonts w:ascii="Cinzel" w:hAnsi="Cinzel"/>
+                <w:b w:val="0"/>
+                <w:i w:val="0"/>
+                <w:color w:val="C7A98A"/>
+                <w:sz w:val="22"/>
+              </w:rPr>
+              <w:t xml:space="preserve">❦  </w:t>
+            </w:r>
             <w:r>
               <w:rPr>
                 <w:rFonts w:ascii="Cinzel" w:hAnsi="Cinzel"/>
                 <w:b w:val="0"/>
                 <w:i w:val="0"/>
                 <w:color w:val="A8763B"/>
-                <w:sz w:val="24"/>
+                <w:sz w:val="26"/>
               </w:rPr>
               <w:t>❦</w:t>
             </w:r>
-          </w:p>
-          <w:p>
-            <w:pPr>
-              <w:spacing w:before="20" w:after="0"/>
+            <w:r>
+              <w:rPr>
+                <w:rFonts w:ascii="Cinzel" w:hAnsi="Cinzel"/>
+                <w:b w:val="0"/>
+                <w:i w:val="0"/>
+                <w:color w:val="C7A98A"/>
+                <w:sz w:val="22"/>
+              </w:rPr>
+              <w:t xml:space="preserve">  ❦</w:t>
+            </w:r>
+          </w:p>
+          <w:p>
+            <w:pPr>
+              <w:spacing w:before="40" w:after="0"/>
               <w:ind w:left="272" w:right="272"/>
               <w:jc w:val="center"/>
               <w:pBdr>
-                <w:top w:val="single" w:sz="4" w:space="5" w:color="C7A98A"/>
-                <w:bottom w:val="single" w:sz="4" w:space="5" w:color="C7A98A"/>
+                <w:top w:val="single" w:sz="5" w:space="5" w:color="A8763B"/>
+                <w:bottom w:val="single" w:sz="5" w:space="5" w:color="A8763B"/>
               </w:pBdr>
             </w:pPr>
             <w:r>
@@ -2134,7 +2414,7 @@
           </w:p>
           <w:p>
             <w:pPr>
-              <w:spacing w:before="400" w:after="40" w:line="240" w:lineRule="auto"/>
+              <w:spacing w:before="360" w:after="40" w:line="240" w:lineRule="auto"/>
               <w:ind w:left="272" w:right="272"/>
               <w:jc w:val="center"/>
             </w:pPr>
@@ -2167,7 +2447,7 @@
           </w:p>
           <w:p>
             <w:pPr>
-              <w:spacing w:before="0" w:after="240" w:line="298" w:lineRule="auto"/>
+              <w:spacing w:before="0" w:after="220" w:line="298" w:lineRule="auto"/>
               <w:ind w:left="272" w:right="272"/>
               <w:jc w:val="center"/>
             </w:pPr>
@@ -2221,29 +2501,49 @@
           </w:tcPr>
           <w:p>
             <w:pPr>
-              <w:spacing w:before="260" w:after="20"/>
-              <w:ind w:left="272" w:right="272"/>
-              <w:jc w:val="center"/>
-            </w:pPr>
+              <w:spacing w:before="220" w:after="20"/>
+              <w:ind w:left="272" w:right="272"/>
+              <w:jc w:val="center"/>
+            </w:pPr>
+            <w:r>
+              <w:rPr>
+                <w:rFonts w:ascii="Cinzel" w:hAnsi="Cinzel"/>
+                <w:b w:val="0"/>
+                <w:i w:val="0"/>
+                <w:color w:val="C7A98A"/>
+                <w:sz w:val="22"/>
+              </w:rPr>
+              <w:t xml:space="preserve">❦  </w:t>
+            </w:r>
             <w:r>
               <w:rPr>
                 <w:rFonts w:ascii="Cinzel" w:hAnsi="Cinzel"/>
                 <w:b w:val="0"/>
                 <w:i w:val="0"/>
                 <w:color w:val="A8763B"/>
-                <w:sz w:val="24"/>
+                <w:sz w:val="26"/>
               </w:rPr>
               <w:t>❦</w:t>
             </w:r>
-          </w:p>
-          <w:p>
-            <w:pPr>
-              <w:spacing w:before="20" w:after="0"/>
+            <w:r>
+              <w:rPr>
+                <w:rFonts w:ascii="Cinzel" w:hAnsi="Cinzel"/>
+                <w:b w:val="0"/>
+                <w:i w:val="0"/>
+                <w:color w:val="C7A98A"/>
+                <w:sz w:val="22"/>
+              </w:rPr>
+              <w:t xml:space="preserve">  ❦</w:t>
+            </w:r>
+          </w:p>
+          <w:p>
+            <w:pPr>
+              <w:spacing w:before="40" w:after="0"/>
               <w:ind w:left="272" w:right="272"/>
               <w:jc w:val="center"/>
               <w:pBdr>
-                <w:top w:val="single" w:sz="4" w:space="5" w:color="C7A98A"/>
-                <w:bottom w:val="single" w:sz="4" w:space="5" w:color="C7A98A"/>
+                <w:top w:val="single" w:sz="5" w:space="5" w:color="A8763B"/>
+                <w:bottom w:val="single" w:sz="5" w:space="5" w:color="A8763B"/>
               </w:pBdr>
             </w:pPr>
             <w:r>
@@ -2261,7 +2561,7 @@
           </w:p>
           <w:p>
             <w:pPr>
-              <w:spacing w:before="400" w:after="40" w:line="240" w:lineRule="auto"/>
+              <w:spacing w:before="360" w:after="40" w:line="240" w:lineRule="auto"/>
               <w:ind w:left="272" w:right="272"/>
               <w:jc w:val="center"/>
             </w:pPr>
@@ -2294,7 +2594,7 @@
           </w:p>
           <w:p>
             <w:pPr>
-              <w:spacing w:before="0" w:after="240" w:line="298" w:lineRule="auto"/>
+              <w:spacing w:before="0" w:after="220" w:line="298" w:lineRule="auto"/>
               <w:ind w:left="272" w:right="272"/>
               <w:jc w:val="center"/>
             </w:pPr>
@@ -2387,35 +2687,35 @@
                 <w:b w:val="0"/>
                 <w:i w:val="0"/>
                 <w:color w:val="C7A98A"/>
-                <w:sz w:val="32"/>
+                <w:sz w:val="26"/>
+              </w:rPr>
+              <w:t>❦  ❦  ❦</w:t>
+            </w:r>
+          </w:p>
+          <w:p>
+            <w:pPr>
+              <w:spacing w:before="180" w:after="0"/>
+              <w:ind w:left="272" w:right="272"/>
+              <w:jc w:val="center"/>
+              <w:pBdr>
+                <w:top w:val="single" w:sz="6" w:space="6" w:color="A8763B"/>
+                <w:bottom w:val="single" w:sz="6" w:space="6" w:color="A8763B"/>
+              </w:pBdr>
+            </w:pPr>
+            <w:r>
+              <w:rPr>
+                <w:rFonts w:ascii="Cinzel" w:hAnsi="Cinzel"/>
+                <w:b w:val="0"/>
+                <w:i w:val="0"/>
+                <w:color w:val="8A5563"/>
+                <w:sz w:val="80"/>
               </w:rPr>
               <w:t>❦</w:t>
             </w:r>
           </w:p>
           <w:p>
             <w:pPr>
-              <w:spacing w:before="200" w:after="0"/>
-              <w:ind w:left="272" w:right="272"/>
-              <w:jc w:val="center"/>
-              <w:pBdr>
-                <w:top w:val="single" w:sz="4" w:space="6" w:color="C7A98A"/>
-                <w:bottom w:val="single" w:sz="4" w:space="6" w:color="C7A98A"/>
-              </w:pBdr>
-            </w:pPr>
-            <w:r>
-              <w:rPr>
-                <w:rFonts w:ascii="Cinzel" w:hAnsi="Cinzel"/>
-                <w:b w:val="0"/>
-                <w:i w:val="0"/>
-                <w:color w:val="8A5563"/>
-                <w:sz w:val="60"/>
-              </w:rPr>
-              <w:t>❦</w:t>
-            </w:r>
-          </w:p>
-          <w:p>
-            <w:pPr>
-              <w:spacing w:before="200" w:after="0"/>
+              <w:spacing w:before="180" w:after="0"/>
               <w:ind w:left="272" w:right="272"/>
               <w:jc w:val="center"/>
             </w:pPr>
@@ -2425,9 +2725,9 @@
                 <w:b w:val="0"/>
                 <w:i w:val="0"/>
                 <w:color w:val="C7A98A"/>
-                <w:sz w:val="32"/>
-              </w:rPr>
-              <w:t>❦</w:t>
+                <w:sz w:val="26"/>
+              </w:rPr>
+              <w:t>❦  ❦  ❦</w:t>
             </w:r>
           </w:p>
         </w:tc>
@@ -2461,35 +2761,35 @@
                 <w:b w:val="0"/>
                 <w:i w:val="0"/>
                 <w:color w:val="C7A98A"/>
-                <w:sz w:val="32"/>
+                <w:sz w:val="26"/>
+              </w:rPr>
+              <w:t>❦  ❦  ❦</w:t>
+            </w:r>
+          </w:p>
+          <w:p>
+            <w:pPr>
+              <w:spacing w:before="180" w:after="0"/>
+              <w:ind w:left="272" w:right="272"/>
+              <w:jc w:val="center"/>
+              <w:pBdr>
+                <w:top w:val="single" w:sz="6" w:space="6" w:color="A8763B"/>
+                <w:bottom w:val="single" w:sz="6" w:space="6" w:color="A8763B"/>
+              </w:pBdr>
+            </w:pPr>
+            <w:r>
+              <w:rPr>
+                <w:rFonts w:ascii="Cinzel" w:hAnsi="Cinzel"/>
+                <w:b w:val="0"/>
+                <w:i w:val="0"/>
+                <w:color w:val="8A5563"/>
+                <w:sz w:val="80"/>
               </w:rPr>
               <w:t>❦</w:t>
             </w:r>
           </w:p>
           <w:p>
             <w:pPr>
-              <w:spacing w:before="200" w:after="0"/>
-              <w:ind w:left="272" w:right="272"/>
-              <w:jc w:val="center"/>
-              <w:pBdr>
-                <w:top w:val="single" w:sz="4" w:space="6" w:color="C7A98A"/>
-                <w:bottom w:val="single" w:sz="4" w:space="6" w:color="C7A98A"/>
-              </w:pBdr>
-            </w:pPr>
-            <w:r>
-              <w:rPr>
-                <w:rFonts w:ascii="Cinzel" w:hAnsi="Cinzel"/>
-                <w:b w:val="0"/>
-                <w:i w:val="0"/>
-                <w:color w:val="8A5563"/>
-                <w:sz w:val="60"/>
-              </w:rPr>
-              <w:t>❦</w:t>
-            </w:r>
-          </w:p>
-          <w:p>
-            <w:pPr>
-              <w:spacing w:before="200" w:after="0"/>
+              <w:spacing w:before="180" w:after="0"/>
               <w:ind w:left="272" w:right="272"/>
               <w:jc w:val="center"/>
             </w:pPr>
@@ -2499,9 +2799,9 @@
                 <w:b w:val="0"/>
                 <w:i w:val="0"/>
                 <w:color w:val="C7A98A"/>
-                <w:sz w:val="32"/>
-              </w:rPr>
-              <w:t>❦</w:t>
+                <w:sz w:val="26"/>
+              </w:rPr>
+              <w:t>❦  ❦  ❦</w:t>
             </w:r>
           </w:p>
         </w:tc>
@@ -2541,35 +2841,35 @@
                 <w:b w:val="0"/>
                 <w:i w:val="0"/>
                 <w:color w:val="C7A98A"/>
-                <w:sz w:val="32"/>
+                <w:sz w:val="26"/>
+              </w:rPr>
+              <w:t>❦  ❦  ❦</w:t>
+            </w:r>
+          </w:p>
+          <w:p>
+            <w:pPr>
+              <w:spacing w:before="180" w:after="0"/>
+              <w:ind w:left="272" w:right="272"/>
+              <w:jc w:val="center"/>
+              <w:pBdr>
+                <w:top w:val="single" w:sz="6" w:space="6" w:color="A8763B"/>
+                <w:bottom w:val="single" w:sz="6" w:space="6" w:color="A8763B"/>
+              </w:pBdr>
+            </w:pPr>
+            <w:r>
+              <w:rPr>
+                <w:rFonts w:ascii="Cinzel" w:hAnsi="Cinzel"/>
+                <w:b w:val="0"/>
+                <w:i w:val="0"/>
+                <w:color w:val="8A5563"/>
+                <w:sz w:val="80"/>
               </w:rPr>
               <w:t>❦</w:t>
             </w:r>
           </w:p>
           <w:p>
             <w:pPr>
-              <w:spacing w:before="200" w:after="0"/>
-              <w:ind w:left="272" w:right="272"/>
-              <w:jc w:val="center"/>
-              <w:pBdr>
-                <w:top w:val="single" w:sz="4" w:space="6" w:color="C7A98A"/>
-                <w:bottom w:val="single" w:sz="4" w:space="6" w:color="C7A98A"/>
-              </w:pBdr>
-            </w:pPr>
-            <w:r>
-              <w:rPr>
-                <w:rFonts w:ascii="Cinzel" w:hAnsi="Cinzel"/>
-                <w:b w:val="0"/>
-                <w:i w:val="0"/>
-                <w:color w:val="8A5563"/>
-                <w:sz w:val="60"/>
-              </w:rPr>
-              <w:t>❦</w:t>
-            </w:r>
-          </w:p>
-          <w:p>
-            <w:pPr>
-              <w:spacing w:before="200" w:after="0"/>
+              <w:spacing w:before="180" w:after="0"/>
               <w:ind w:left="272" w:right="272"/>
               <w:jc w:val="center"/>
             </w:pPr>
@@ -2579,9 +2879,9 @@
                 <w:b w:val="0"/>
                 <w:i w:val="0"/>
                 <w:color w:val="C7A98A"/>
-                <w:sz w:val="32"/>
-              </w:rPr>
-              <w:t>❦</w:t>
+                <w:sz w:val="26"/>
+              </w:rPr>
+              <w:t>❦  ❦  ❦</w:t>
             </w:r>
           </w:p>
         </w:tc>
@@ -2615,35 +2915,35 @@
                 <w:b w:val="0"/>
                 <w:i w:val="0"/>
                 <w:color w:val="C7A98A"/>
-                <w:sz w:val="32"/>
+                <w:sz w:val="26"/>
+              </w:rPr>
+              <w:t>❦  ❦  ❦</w:t>
+            </w:r>
+          </w:p>
+          <w:p>
+            <w:pPr>
+              <w:spacing w:before="180" w:after="0"/>
+              <w:ind w:left="272" w:right="272"/>
+              <w:jc w:val="center"/>
+              <w:pBdr>
+                <w:top w:val="single" w:sz="6" w:space="6" w:color="A8763B"/>
+                <w:bottom w:val="single" w:sz="6" w:space="6" w:color="A8763B"/>
+              </w:pBdr>
+            </w:pPr>
+            <w:r>
+              <w:rPr>
+                <w:rFonts w:ascii="Cinzel" w:hAnsi="Cinzel"/>
+                <w:b w:val="0"/>
+                <w:i w:val="0"/>
+                <w:color w:val="8A5563"/>
+                <w:sz w:val="80"/>
               </w:rPr>
               <w:t>❦</w:t>
             </w:r>
           </w:p>
           <w:p>
             <w:pPr>
-              <w:spacing w:before="200" w:after="0"/>
-              <w:ind w:left="272" w:right="272"/>
-              <w:jc w:val="center"/>
-              <w:pBdr>
-                <w:top w:val="single" w:sz="4" w:space="6" w:color="C7A98A"/>
-                <w:bottom w:val="single" w:sz="4" w:space="6" w:color="C7A98A"/>
-              </w:pBdr>
-            </w:pPr>
-            <w:r>
-              <w:rPr>
-                <w:rFonts w:ascii="Cinzel" w:hAnsi="Cinzel"/>
-                <w:b w:val="0"/>
-                <w:i w:val="0"/>
-                <w:color w:val="8A5563"/>
-                <w:sz w:val="60"/>
-              </w:rPr>
-              <w:t>❦</w:t>
-            </w:r>
-          </w:p>
-          <w:p>
-            <w:pPr>
-              <w:spacing w:before="200" w:after="0"/>
+              <w:spacing w:before="180" w:after="0"/>
               <w:ind w:left="272" w:right="272"/>
               <w:jc w:val="center"/>
             </w:pPr>
@@ -2653,9 +2953,9 @@
                 <w:b w:val="0"/>
                 <w:i w:val="0"/>
                 <w:color w:val="C7A98A"/>
-                <w:sz w:val="32"/>
-              </w:rPr>
-              <w:t>❦</w:t>
+                <w:sz w:val="26"/>
+              </w:rPr>
+              <w:t>❦  ❦  ❦</w:t>
             </w:r>
           </w:p>
         </w:tc>
@@ -2695,35 +2995,35 @@
                 <w:b w:val="0"/>
                 <w:i w:val="0"/>
                 <w:color w:val="C7A98A"/>
-                <w:sz w:val="32"/>
+                <w:sz w:val="26"/>
+              </w:rPr>
+              <w:t>❦  ❦  ❦</w:t>
+            </w:r>
+          </w:p>
+          <w:p>
+            <w:pPr>
+              <w:spacing w:before="180" w:after="0"/>
+              <w:ind w:left="272" w:right="272"/>
+              <w:jc w:val="center"/>
+              <w:pBdr>
+                <w:top w:val="single" w:sz="6" w:space="6" w:color="A8763B"/>
+                <w:bottom w:val="single" w:sz="6" w:space="6" w:color="A8763B"/>
+              </w:pBdr>
+            </w:pPr>
+            <w:r>
+              <w:rPr>
+                <w:rFonts w:ascii="Cinzel" w:hAnsi="Cinzel"/>
+                <w:b w:val="0"/>
+                <w:i w:val="0"/>
+                <w:color w:val="8A5563"/>
+                <w:sz w:val="80"/>
               </w:rPr>
               <w:t>❦</w:t>
             </w:r>
           </w:p>
           <w:p>
             <w:pPr>
-              <w:spacing w:before="200" w:after="0"/>
-              <w:ind w:left="272" w:right="272"/>
-              <w:jc w:val="center"/>
-              <w:pBdr>
-                <w:top w:val="single" w:sz="4" w:space="6" w:color="C7A98A"/>
-                <w:bottom w:val="single" w:sz="4" w:space="6" w:color="C7A98A"/>
-              </w:pBdr>
-            </w:pPr>
-            <w:r>
-              <w:rPr>
-                <w:rFonts w:ascii="Cinzel" w:hAnsi="Cinzel"/>
-                <w:b w:val="0"/>
-                <w:i w:val="0"/>
-                <w:color w:val="8A5563"/>
-                <w:sz w:val="60"/>
-              </w:rPr>
-              <w:t>❦</w:t>
-            </w:r>
-          </w:p>
-          <w:p>
-            <w:pPr>
-              <w:spacing w:before="200" w:after="0"/>
+              <w:spacing w:before="180" w:after="0"/>
               <w:ind w:left="272" w:right="272"/>
               <w:jc w:val="center"/>
             </w:pPr>
@@ -2733,9 +3033,9 @@
                 <w:b w:val="0"/>
                 <w:i w:val="0"/>
                 <w:color w:val="C7A98A"/>
-                <w:sz w:val="32"/>
-              </w:rPr>
-              <w:t>❦</w:t>
+                <w:sz w:val="26"/>
+              </w:rPr>
+              <w:t>❦  ❦  ❦</w:t>
             </w:r>
           </w:p>
         </w:tc>
@@ -2769,35 +3069,35 @@
                 <w:b w:val="0"/>
                 <w:i w:val="0"/>
                 <w:color w:val="C7A98A"/>
-                <w:sz w:val="32"/>
+                <w:sz w:val="26"/>
+              </w:rPr>
+              <w:t>❦  ❦  ❦</w:t>
+            </w:r>
+          </w:p>
+          <w:p>
+            <w:pPr>
+              <w:spacing w:before="180" w:after="0"/>
+              <w:ind w:left="272" w:right="272"/>
+              <w:jc w:val="center"/>
+              <w:pBdr>
+                <w:top w:val="single" w:sz="6" w:space="6" w:color="A8763B"/>
+                <w:bottom w:val="single" w:sz="6" w:space="6" w:color="A8763B"/>
+              </w:pBdr>
+            </w:pPr>
+            <w:r>
+              <w:rPr>
+                <w:rFonts w:ascii="Cinzel" w:hAnsi="Cinzel"/>
+                <w:b w:val="0"/>
+                <w:i w:val="0"/>
+                <w:color w:val="8A5563"/>
+                <w:sz w:val="80"/>
               </w:rPr>
               <w:t>❦</w:t>
             </w:r>
           </w:p>
           <w:p>
             <w:pPr>
-              <w:spacing w:before="200" w:after="0"/>
-              <w:ind w:left="272" w:right="272"/>
-              <w:jc w:val="center"/>
-              <w:pBdr>
-                <w:top w:val="single" w:sz="4" w:space="6" w:color="C7A98A"/>
-                <w:bottom w:val="single" w:sz="4" w:space="6" w:color="C7A98A"/>
-              </w:pBdr>
-            </w:pPr>
-            <w:r>
-              <w:rPr>
-                <w:rFonts w:ascii="Cinzel" w:hAnsi="Cinzel"/>
-                <w:b w:val="0"/>
-                <w:i w:val="0"/>
-                <w:color w:val="8A5563"/>
-                <w:sz w:val="60"/>
-              </w:rPr>
-              <w:t>❦</w:t>
-            </w:r>
-          </w:p>
-          <w:p>
-            <w:pPr>
-              <w:spacing w:before="200" w:after="0"/>
+              <w:spacing w:before="180" w:after="0"/>
               <w:ind w:left="272" w:right="272"/>
               <w:jc w:val="center"/>
             </w:pPr>
@@ -2807,9 +3107,9 @@
                 <w:b w:val="0"/>
                 <w:i w:val="0"/>
                 <w:color w:val="C7A98A"/>
-                <w:sz w:val="32"/>
-              </w:rPr>
-              <w:t>❦</w:t>
+                <w:sz w:val="26"/>
+              </w:rPr>
+              <w:t>❦  ❦  ❦</w:t>
             </w:r>
           </w:p>
         </w:tc>
@@ -2862,29 +3162,49 @@
           </w:tcPr>
           <w:p>
             <w:pPr>
-              <w:spacing w:before="260" w:after="20"/>
-              <w:ind w:left="272" w:right="272"/>
-              <w:jc w:val="center"/>
-            </w:pPr>
+              <w:spacing w:before="220" w:after="20"/>
+              <w:ind w:left="272" w:right="272"/>
+              <w:jc w:val="center"/>
+            </w:pPr>
+            <w:r>
+              <w:rPr>
+                <w:rFonts w:ascii="Cinzel" w:hAnsi="Cinzel"/>
+                <w:b w:val="0"/>
+                <w:i w:val="0"/>
+                <w:color w:val="C7A98A"/>
+                <w:sz w:val="22"/>
+              </w:rPr>
+              <w:t xml:space="preserve">❦  </w:t>
+            </w:r>
             <w:r>
               <w:rPr>
                 <w:rFonts w:ascii="Cinzel" w:hAnsi="Cinzel"/>
                 <w:b w:val="0"/>
                 <w:i w:val="0"/>
                 <w:color w:val="A8763B"/>
-                <w:sz w:val="24"/>
+                <w:sz w:val="26"/>
               </w:rPr>
               <w:t>❦</w:t>
             </w:r>
-          </w:p>
-          <w:p>
-            <w:pPr>
-              <w:spacing w:before="20" w:after="0"/>
+            <w:r>
+              <w:rPr>
+                <w:rFonts w:ascii="Cinzel" w:hAnsi="Cinzel"/>
+                <w:b w:val="0"/>
+                <w:i w:val="0"/>
+                <w:color w:val="C7A98A"/>
+                <w:sz w:val="22"/>
+              </w:rPr>
+              <w:t xml:space="preserve">  ❦</w:t>
+            </w:r>
+          </w:p>
+          <w:p>
+            <w:pPr>
+              <w:spacing w:before="40" w:after="0"/>
               <w:ind w:left="272" w:right="272"/>
               <w:jc w:val="center"/>
               <w:pBdr>
-                <w:top w:val="single" w:sz="4" w:space="5" w:color="C7A98A"/>
-                <w:bottom w:val="single" w:sz="4" w:space="5" w:color="C7A98A"/>
+                <w:top w:val="single" w:sz="5" w:space="5" w:color="A8763B"/>
+                <w:bottom w:val="single" w:sz="5" w:space="5" w:color="A8763B"/>
               </w:pBdr>
             </w:pPr>
             <w:r>
@@ -2902,7 +3222,7 @@
           </w:p>
           <w:p>
             <w:pPr>
-              <w:spacing w:before="400" w:after="40" w:line="240" w:lineRule="auto"/>
+              <w:spacing w:before="360" w:after="40" w:line="240" w:lineRule="auto"/>
               <w:ind w:left="272" w:right="272"/>
               <w:jc w:val="center"/>
             </w:pPr>
@@ -2935,7 +3255,7 @@
           </w:p>
           <w:p>
             <w:pPr>
-              <w:spacing w:before="0" w:after="240" w:line="298" w:lineRule="auto"/>
+              <w:spacing w:before="0" w:after="220" w:line="298" w:lineRule="auto"/>
               <w:ind w:left="272" w:right="272"/>
               <w:jc w:val="center"/>
             </w:pPr>
@@ -2989,29 +3309,49 @@
           </w:tcPr>
           <w:p>
             <w:pPr>
-              <w:spacing w:before="260" w:after="20"/>
-              <w:ind w:left="272" w:right="272"/>
-              <w:jc w:val="center"/>
-            </w:pPr>
+              <w:spacing w:before="220" w:after="20"/>
+              <w:ind w:left="272" w:right="272"/>
+              <w:jc w:val="center"/>
+            </w:pPr>
+            <w:r>
+              <w:rPr>
+                <w:rFonts w:ascii="Cinzel" w:hAnsi="Cinzel"/>
+                <w:b w:val="0"/>
+                <w:i w:val="0"/>
+                <w:color w:val="C7A98A"/>
+                <w:sz w:val="22"/>
+              </w:rPr>
+              <w:t xml:space="preserve">❦  </w:t>
+            </w:r>
             <w:r>
               <w:rPr>
                 <w:rFonts w:ascii="Cinzel" w:hAnsi="Cinzel"/>
                 <w:b w:val="0"/>
                 <w:i w:val="0"/>
                 <w:color w:val="A8763B"/>
-                <w:sz w:val="24"/>
+                <w:sz w:val="26"/>
               </w:rPr>
               <w:t>❦</w:t>
             </w:r>
-          </w:p>
-          <w:p>
-            <w:pPr>
-              <w:spacing w:before="20" w:after="0"/>
+            <w:r>
+              <w:rPr>
+                <w:rFonts w:ascii="Cinzel" w:hAnsi="Cinzel"/>
+                <w:b w:val="0"/>
+                <w:i w:val="0"/>
+                <w:color w:val="C7A98A"/>
+                <w:sz w:val="22"/>
+              </w:rPr>
+              <w:t xml:space="preserve">  ❦</w:t>
+            </w:r>
+          </w:p>
+          <w:p>
+            <w:pPr>
+              <w:spacing w:before="40" w:after="0"/>
               <w:ind w:left="272" w:right="272"/>
               <w:jc w:val="center"/>
               <w:pBdr>
-                <w:top w:val="single" w:sz="4" w:space="5" w:color="C7A98A"/>
-                <w:bottom w:val="single" w:sz="4" w:space="5" w:color="C7A98A"/>
+                <w:top w:val="single" w:sz="5" w:space="5" w:color="A8763B"/>
+                <w:bottom w:val="single" w:sz="5" w:space="5" w:color="A8763B"/>
               </w:pBdr>
             </w:pPr>
             <w:r>
@@ -3029,7 +3369,7 @@
           </w:p>
           <w:p>
             <w:pPr>
-              <w:spacing w:before="400" w:after="40" w:line="240" w:lineRule="auto"/>
+              <w:spacing w:before="360" w:after="40" w:line="240" w:lineRule="auto"/>
               <w:ind w:left="272" w:right="272"/>
               <w:jc w:val="center"/>
             </w:pPr>
@@ -3062,7 +3402,7 @@
           </w:p>
           <w:p>
             <w:pPr>
-              <w:spacing w:before="0" w:after="240" w:line="298" w:lineRule="auto"/>
+              <w:spacing w:before="0" w:after="220" w:line="298" w:lineRule="auto"/>
               <w:ind w:left="272" w:right="272"/>
               <w:jc w:val="center"/>
             </w:pPr>
@@ -3122,29 +3462,49 @@
           </w:tcPr>
           <w:p>
             <w:pPr>
-              <w:spacing w:before="260" w:after="20"/>
-              <w:ind w:left="272" w:right="272"/>
-              <w:jc w:val="center"/>
-            </w:pPr>
+              <w:spacing w:before="220" w:after="20"/>
+              <w:ind w:left="272" w:right="272"/>
+              <w:jc w:val="center"/>
+            </w:pPr>
+            <w:r>
+              <w:rPr>
+                <w:rFonts w:ascii="Cinzel" w:hAnsi="Cinzel"/>
+                <w:b w:val="0"/>
+                <w:i w:val="0"/>
+                <w:color w:val="C7A98A"/>
+                <w:sz w:val="22"/>
+              </w:rPr>
+              <w:t xml:space="preserve">❦  </w:t>
+            </w:r>
             <w:r>
               <w:rPr>
                 <w:rFonts w:ascii="Cinzel" w:hAnsi="Cinzel"/>
                 <w:b w:val="0"/>
                 <w:i w:val="0"/>
                 <w:color w:val="A8763B"/>
-                <w:sz w:val="24"/>
+                <w:sz w:val="26"/>
               </w:rPr>
               <w:t>❦</w:t>
             </w:r>
-          </w:p>
-          <w:p>
-            <w:pPr>
-              <w:spacing w:before="20" w:after="0"/>
+            <w:r>
+              <w:rPr>
+                <w:rFonts w:ascii="Cinzel" w:hAnsi="Cinzel"/>
+                <w:b w:val="0"/>
+                <w:i w:val="0"/>
+                <w:color w:val="C7A98A"/>
+                <w:sz w:val="22"/>
+              </w:rPr>
+              <w:t xml:space="preserve">  ❦</w:t>
+            </w:r>
+          </w:p>
+          <w:p>
+            <w:pPr>
+              <w:spacing w:before="40" w:after="0"/>
               <w:ind w:left="272" w:right="272"/>
               <w:jc w:val="center"/>
               <w:pBdr>
-                <w:top w:val="single" w:sz="4" w:space="5" w:color="C7A98A"/>
-                <w:bottom w:val="single" w:sz="4" w:space="5" w:color="C7A98A"/>
+                <w:top w:val="single" w:sz="5" w:space="5" w:color="A8763B"/>
+                <w:bottom w:val="single" w:sz="5" w:space="5" w:color="A8763B"/>
               </w:pBdr>
             </w:pPr>
             <w:r>
@@ -3162,7 +3522,7 @@
           </w:p>
           <w:p>
             <w:pPr>
-              <w:spacing w:before="400" w:after="40" w:line="240" w:lineRule="auto"/>
+              <w:spacing w:before="360" w:after="40" w:line="240" w:lineRule="auto"/>
               <w:ind w:left="272" w:right="272"/>
               <w:jc w:val="center"/>
             </w:pPr>
@@ -3195,7 +3555,7 @@
           </w:p>
           <w:p>
             <w:pPr>
-              <w:spacing w:before="0" w:after="240" w:line="298" w:lineRule="auto"/>
+              <w:spacing w:before="0" w:after="220" w:line="298" w:lineRule="auto"/>
               <w:ind w:left="272" w:right="272"/>
               <w:jc w:val="center"/>
             </w:pPr>
@@ -3249,29 +3609,49 @@
           </w:tcPr>
           <w:p>
             <w:pPr>
-              <w:spacing w:before="260" w:after="20"/>
-              <w:ind w:left="272" w:right="272"/>
-              <w:jc w:val="center"/>
-            </w:pPr>
+              <w:spacing w:before="220" w:after="20"/>
+              <w:ind w:left="272" w:right="272"/>
+              <w:jc w:val="center"/>
+            </w:pPr>
+            <w:r>
+              <w:rPr>
+                <w:rFonts w:ascii="Cinzel" w:hAnsi="Cinzel"/>
+                <w:b w:val="0"/>
+                <w:i w:val="0"/>
+                <w:color w:val="C7A98A"/>
+                <w:sz w:val="22"/>
+              </w:rPr>
+              <w:t xml:space="preserve">❦  </w:t>
+            </w:r>
             <w:r>
               <w:rPr>
                 <w:rFonts w:ascii="Cinzel" w:hAnsi="Cinzel"/>
                 <w:b w:val="0"/>
                 <w:i w:val="0"/>
                 <w:color w:val="A8763B"/>
-                <w:sz w:val="24"/>
+                <w:sz w:val="26"/>
               </w:rPr>
               <w:t>❦</w:t>
             </w:r>
-          </w:p>
-          <w:p>
-            <w:pPr>
-              <w:spacing w:before="20" w:after="0"/>
+            <w:r>
+              <w:rPr>
+                <w:rFonts w:ascii="Cinzel" w:hAnsi="Cinzel"/>
+                <w:b w:val="0"/>
+                <w:i w:val="0"/>
+                <w:color w:val="C7A98A"/>
+                <w:sz w:val="22"/>
+              </w:rPr>
+              <w:t xml:space="preserve">  ❦</w:t>
+            </w:r>
+          </w:p>
+          <w:p>
+            <w:pPr>
+              <w:spacing w:before="40" w:after="0"/>
               <w:ind w:left="272" w:right="272"/>
               <w:jc w:val="center"/>
               <w:pBdr>
-                <w:top w:val="single" w:sz="4" w:space="5" w:color="C7A98A"/>
-                <w:bottom w:val="single" w:sz="4" w:space="5" w:color="C7A98A"/>
+                <w:top w:val="single" w:sz="5" w:space="5" w:color="A8763B"/>
+                <w:bottom w:val="single" w:sz="5" w:space="5" w:color="A8763B"/>
               </w:pBdr>
             </w:pPr>
             <w:r>
@@ -3289,7 +3669,7 @@
           </w:p>
           <w:p>
             <w:pPr>
-              <w:spacing w:before="400" w:after="40" w:line="240" w:lineRule="auto"/>
+              <w:spacing w:before="360" w:after="40" w:line="240" w:lineRule="auto"/>
               <w:ind w:left="272" w:right="272"/>
               <w:jc w:val="center"/>
             </w:pPr>
@@ -3322,7 +3702,7 @@
           </w:p>
           <w:p>
             <w:pPr>
-              <w:spacing w:before="0" w:after="240" w:line="298" w:lineRule="auto"/>
+              <w:spacing w:before="0" w:after="220" w:line="298" w:lineRule="auto"/>
               <w:ind w:left="272" w:right="272"/>
               <w:jc w:val="center"/>
             </w:pPr>
@@ -3382,29 +3762,49 @@
           </w:tcPr>
           <w:p>
             <w:pPr>
-              <w:spacing w:before="260" w:after="20"/>
-              <w:ind w:left="272" w:right="272"/>
-              <w:jc w:val="center"/>
-            </w:pPr>
+              <w:spacing w:before="220" w:after="20"/>
+              <w:ind w:left="272" w:right="272"/>
+              <w:jc w:val="center"/>
+            </w:pPr>
+            <w:r>
+              <w:rPr>
+                <w:rFonts w:ascii="Cinzel" w:hAnsi="Cinzel"/>
+                <w:b w:val="0"/>
+                <w:i w:val="0"/>
+                <w:color w:val="C7A98A"/>
+                <w:sz w:val="22"/>
+              </w:rPr>
+              <w:t xml:space="preserve">❦  </w:t>
+            </w:r>
             <w:r>
               <w:rPr>
                 <w:rFonts w:ascii="Cinzel" w:hAnsi="Cinzel"/>
                 <w:b w:val="0"/>
                 <w:i w:val="0"/>
                 <w:color w:val="A8763B"/>
-                <w:sz w:val="24"/>
+                <w:sz w:val="26"/>
               </w:rPr>
               <w:t>❦</w:t>
             </w:r>
-          </w:p>
-          <w:p>
-            <w:pPr>
-              <w:spacing w:before="20" w:after="0"/>
+            <w:r>
+              <w:rPr>
+                <w:rFonts w:ascii="Cinzel" w:hAnsi="Cinzel"/>
+                <w:b w:val="0"/>
+                <w:i w:val="0"/>
+                <w:color w:val="C7A98A"/>
+                <w:sz w:val="22"/>
+              </w:rPr>
+              <w:t xml:space="preserve">  ❦</w:t>
+            </w:r>
+          </w:p>
+          <w:p>
+            <w:pPr>
+              <w:spacing w:before="40" w:after="0"/>
               <w:ind w:left="272" w:right="272"/>
               <w:jc w:val="center"/>
               <w:pBdr>
-                <w:top w:val="single" w:sz="4" w:space="5" w:color="C7A98A"/>
-                <w:bottom w:val="single" w:sz="4" w:space="5" w:color="C7A98A"/>
+                <w:top w:val="single" w:sz="5" w:space="5" w:color="A8763B"/>
+                <w:bottom w:val="single" w:sz="5" w:space="5" w:color="A8763B"/>
               </w:pBdr>
             </w:pPr>
             <w:r>
@@ -3422,7 +3822,7 @@
           </w:p>
           <w:p>
             <w:pPr>
-              <w:spacing w:before="400" w:after="40" w:line="240" w:lineRule="auto"/>
+              <w:spacing w:before="360" w:after="40" w:line="240" w:lineRule="auto"/>
               <w:ind w:left="272" w:right="272"/>
               <w:jc w:val="center"/>
             </w:pPr>
@@ -3455,7 +3855,7 @@
           </w:p>
           <w:p>
             <w:pPr>
-              <w:spacing w:before="0" w:after="240" w:line="298" w:lineRule="auto"/>
+              <w:spacing w:before="0" w:after="220" w:line="298" w:lineRule="auto"/>
               <w:ind w:left="272" w:right="272"/>
               <w:jc w:val="center"/>
             </w:pPr>
@@ -3509,29 +3909,49 @@
           </w:tcPr>
           <w:p>
             <w:pPr>
-              <w:spacing w:before="260" w:after="20"/>
-              <w:ind w:left="272" w:right="272"/>
-              <w:jc w:val="center"/>
-            </w:pPr>
+              <w:spacing w:before="220" w:after="20"/>
+              <w:ind w:left="272" w:right="272"/>
+              <w:jc w:val="center"/>
+            </w:pPr>
+            <w:r>
+              <w:rPr>
+                <w:rFonts w:ascii="Cinzel" w:hAnsi="Cinzel"/>
+                <w:b w:val="0"/>
+                <w:i w:val="0"/>
+                <w:color w:val="C7A98A"/>
+                <w:sz w:val="22"/>
+              </w:rPr>
+              <w:t xml:space="preserve">❦  </w:t>
+            </w:r>
             <w:r>
               <w:rPr>
                 <w:rFonts w:ascii="Cinzel" w:hAnsi="Cinzel"/>
                 <w:b w:val="0"/>
                 <w:i w:val="0"/>
                 <w:color w:val="A8763B"/>
-                <w:sz w:val="24"/>
+                <w:sz w:val="26"/>
               </w:rPr>
               <w:t>❦</w:t>
             </w:r>
-          </w:p>
-          <w:p>
-            <w:pPr>
-              <w:spacing w:before="20" w:after="0"/>
+            <w:r>
+              <w:rPr>
+                <w:rFonts w:ascii="Cinzel" w:hAnsi="Cinzel"/>
+                <w:b w:val="0"/>
+                <w:i w:val="0"/>
+                <w:color w:val="C7A98A"/>
+                <w:sz w:val="22"/>
+              </w:rPr>
+              <w:t xml:space="preserve">  ❦</w:t>
+            </w:r>
+          </w:p>
+          <w:p>
+            <w:pPr>
+              <w:spacing w:before="40" w:after="0"/>
               <w:ind w:left="272" w:right="272"/>
               <w:jc w:val="center"/>
               <w:pBdr>
-                <w:top w:val="single" w:sz="4" w:space="5" w:color="C7A98A"/>
-                <w:bottom w:val="single" w:sz="4" w:space="5" w:color="C7A98A"/>
+                <w:top w:val="single" w:sz="5" w:space="5" w:color="A8763B"/>
+                <w:bottom w:val="single" w:sz="5" w:space="5" w:color="A8763B"/>
               </w:pBdr>
             </w:pPr>
             <w:r>
@@ -3549,7 +3969,7 @@
           </w:p>
           <w:p>
             <w:pPr>
-              <w:spacing w:before="400" w:after="40" w:line="240" w:lineRule="auto"/>
+              <w:spacing w:before="360" w:after="40" w:line="240" w:lineRule="auto"/>
               <w:ind w:left="272" w:right="272"/>
               <w:jc w:val="center"/>
             </w:pPr>
@@ -3582,7 +4002,7 @@
           </w:p>
           <w:p>
             <w:pPr>
-              <w:spacing w:before="0" w:after="240" w:line="298" w:lineRule="auto"/>
+              <w:spacing w:before="0" w:after="220" w:line="298" w:lineRule="auto"/>
               <w:ind w:left="272" w:right="272"/>
               <w:jc w:val="center"/>
             </w:pPr>
@@ -3675,35 +4095,35 @@
                 <w:b w:val="0"/>
                 <w:i w:val="0"/>
                 <w:color w:val="C7A98A"/>
-                <w:sz w:val="32"/>
+                <w:sz w:val="26"/>
+              </w:rPr>
+              <w:t>❦  ❦  ❦</w:t>
+            </w:r>
+          </w:p>
+          <w:p>
+            <w:pPr>
+              <w:spacing w:before="180" w:after="0"/>
+              <w:ind w:left="272" w:right="272"/>
+              <w:jc w:val="center"/>
+              <w:pBdr>
+                <w:top w:val="single" w:sz="6" w:space="6" w:color="A8763B"/>
+                <w:bottom w:val="single" w:sz="6" w:space="6" w:color="A8763B"/>
+              </w:pBdr>
+            </w:pPr>
+            <w:r>
+              <w:rPr>
+                <w:rFonts w:ascii="Cinzel" w:hAnsi="Cinzel"/>
+                <w:b w:val="0"/>
+                <w:i w:val="0"/>
+                <w:color w:val="8A5563"/>
+                <w:sz w:val="80"/>
               </w:rPr>
               <w:t>❦</w:t>
             </w:r>
           </w:p>
           <w:p>
             <w:pPr>
-              <w:spacing w:before="200" w:after="0"/>
-              <w:ind w:left="272" w:right="272"/>
-              <w:jc w:val="center"/>
-              <w:pBdr>
-                <w:top w:val="single" w:sz="4" w:space="6" w:color="C7A98A"/>
-                <w:bottom w:val="single" w:sz="4" w:space="6" w:color="C7A98A"/>
-              </w:pBdr>
-            </w:pPr>
-            <w:r>
-              <w:rPr>
-                <w:rFonts w:ascii="Cinzel" w:hAnsi="Cinzel"/>
-                <w:b w:val="0"/>
-                <w:i w:val="0"/>
-                <w:color w:val="8A5563"/>
-                <w:sz w:val="60"/>
-              </w:rPr>
-              <w:t>❦</w:t>
-            </w:r>
-          </w:p>
-          <w:p>
-            <w:pPr>
-              <w:spacing w:before="200" w:after="0"/>
+              <w:spacing w:before="180" w:after="0"/>
               <w:ind w:left="272" w:right="272"/>
               <w:jc w:val="center"/>
             </w:pPr>
@@ -3713,9 +4133,9 @@
                 <w:b w:val="0"/>
                 <w:i w:val="0"/>
                 <w:color w:val="C7A98A"/>
-                <w:sz w:val="32"/>
-              </w:rPr>
-              <w:t>❦</w:t>
+                <w:sz w:val="26"/>
+              </w:rPr>
+              <w:t>❦  ❦  ❦</w:t>
             </w:r>
           </w:p>
         </w:tc>
@@ -3749,35 +4169,35 @@
                 <w:b w:val="0"/>
                 <w:i w:val="0"/>
                 <w:color w:val="C7A98A"/>
-                <w:sz w:val="32"/>
+                <w:sz w:val="26"/>
+              </w:rPr>
+              <w:t>❦  ❦  ❦</w:t>
+            </w:r>
+          </w:p>
+          <w:p>
+            <w:pPr>
+              <w:spacing w:before="180" w:after="0"/>
+              <w:ind w:left="272" w:right="272"/>
+              <w:jc w:val="center"/>
+              <w:pBdr>
+                <w:top w:val="single" w:sz="6" w:space="6" w:color="A8763B"/>
+                <w:bottom w:val="single" w:sz="6" w:space="6" w:color="A8763B"/>
+              </w:pBdr>
+            </w:pPr>
+            <w:r>
+              <w:rPr>
+                <w:rFonts w:ascii="Cinzel" w:hAnsi="Cinzel"/>
+                <w:b w:val="0"/>
+                <w:i w:val="0"/>
+                <w:color w:val="8A5563"/>
+                <w:sz w:val="80"/>
               </w:rPr>
               <w:t>❦</w:t>
             </w:r>
           </w:p>
           <w:p>
             <w:pPr>
-              <w:spacing w:before="200" w:after="0"/>
-              <w:ind w:left="272" w:right="272"/>
-              <w:jc w:val="center"/>
-              <w:pBdr>
-                <w:top w:val="single" w:sz="4" w:space="6" w:color="C7A98A"/>
-                <w:bottom w:val="single" w:sz="4" w:space="6" w:color="C7A98A"/>
-              </w:pBdr>
-            </w:pPr>
-            <w:r>
-              <w:rPr>
-                <w:rFonts w:ascii="Cinzel" w:hAnsi="Cinzel"/>
-                <w:b w:val="0"/>
-                <w:i w:val="0"/>
-                <w:color w:val="8A5563"/>
-                <w:sz w:val="60"/>
-              </w:rPr>
-              <w:t>❦</w:t>
-            </w:r>
-          </w:p>
-          <w:p>
-            <w:pPr>
-              <w:spacing w:before="200" w:after="0"/>
+              <w:spacing w:before="180" w:after="0"/>
               <w:ind w:left="272" w:right="272"/>
               <w:jc w:val="center"/>
             </w:pPr>
@@ -3787,9 +4207,9 @@
                 <w:b w:val="0"/>
                 <w:i w:val="0"/>
                 <w:color w:val="C7A98A"/>
-                <w:sz w:val="32"/>
-              </w:rPr>
-              <w:t>❦</w:t>
+                <w:sz w:val="26"/>
+              </w:rPr>
+              <w:t>❦  ❦  ❦</w:t>
             </w:r>
           </w:p>
         </w:tc>
@@ -3829,35 +4249,35 @@
                 <w:b w:val="0"/>
                 <w:i w:val="0"/>
                 <w:color w:val="C7A98A"/>
-                <w:sz w:val="32"/>
+                <w:sz w:val="26"/>
+              </w:rPr>
+              <w:t>❦  ❦  ❦</w:t>
+            </w:r>
+          </w:p>
+          <w:p>
+            <w:pPr>
+              <w:spacing w:before="180" w:after="0"/>
+              <w:ind w:left="272" w:right="272"/>
+              <w:jc w:val="center"/>
+              <w:pBdr>
+                <w:top w:val="single" w:sz="6" w:space="6" w:color="A8763B"/>
+                <w:bottom w:val="single" w:sz="6" w:space="6" w:color="A8763B"/>
+              </w:pBdr>
+            </w:pPr>
+            <w:r>
+              <w:rPr>
+                <w:rFonts w:ascii="Cinzel" w:hAnsi="Cinzel"/>
+                <w:b w:val="0"/>
+                <w:i w:val="0"/>
+                <w:color w:val="8A5563"/>
+                <w:sz w:val="80"/>
               </w:rPr>
               <w:t>❦</w:t>
             </w:r>
           </w:p>
           <w:p>
             <w:pPr>
-              <w:spacing w:before="200" w:after="0"/>
-              <w:ind w:left="272" w:right="272"/>
-              <w:jc w:val="center"/>
-              <w:pBdr>
-                <w:top w:val="single" w:sz="4" w:space="6" w:color="C7A98A"/>
-                <w:bottom w:val="single" w:sz="4" w:space="6" w:color="C7A98A"/>
-              </w:pBdr>
-            </w:pPr>
-            <w:r>
-              <w:rPr>
-                <w:rFonts w:ascii="Cinzel" w:hAnsi="Cinzel"/>
-                <w:b w:val="0"/>
-                <w:i w:val="0"/>
-                <w:color w:val="8A5563"/>
-                <w:sz w:val="60"/>
-              </w:rPr>
-              <w:t>❦</w:t>
-            </w:r>
-          </w:p>
-          <w:p>
-            <w:pPr>
-              <w:spacing w:before="200" w:after="0"/>
+              <w:spacing w:before="180" w:after="0"/>
               <w:ind w:left="272" w:right="272"/>
               <w:jc w:val="center"/>
             </w:pPr>
@@ -3867,9 +4287,9 @@
                 <w:b w:val="0"/>
                 <w:i w:val="0"/>
                 <w:color w:val="C7A98A"/>
-                <w:sz w:val="32"/>
-              </w:rPr>
-              <w:t>❦</w:t>
+                <w:sz w:val="26"/>
+              </w:rPr>
+              <w:t>❦  ❦  ❦</w:t>
             </w:r>
           </w:p>
         </w:tc>
@@ -3903,35 +4323,35 @@
                 <w:b w:val="0"/>
                 <w:i w:val="0"/>
                 <w:color w:val="C7A98A"/>
-                <w:sz w:val="32"/>
+                <w:sz w:val="26"/>
+              </w:rPr>
+              <w:t>❦  ❦  ❦</w:t>
+            </w:r>
+          </w:p>
+          <w:p>
+            <w:pPr>
+              <w:spacing w:before="180" w:after="0"/>
+              <w:ind w:left="272" w:right="272"/>
+              <w:jc w:val="center"/>
+              <w:pBdr>
+                <w:top w:val="single" w:sz="6" w:space="6" w:color="A8763B"/>
+                <w:bottom w:val="single" w:sz="6" w:space="6" w:color="A8763B"/>
+              </w:pBdr>
+            </w:pPr>
+            <w:r>
+              <w:rPr>
+                <w:rFonts w:ascii="Cinzel" w:hAnsi="Cinzel"/>
+                <w:b w:val="0"/>
+                <w:i w:val="0"/>
+                <w:color w:val="8A5563"/>
+                <w:sz w:val="80"/>
               </w:rPr>
               <w:t>❦</w:t>
             </w:r>
           </w:p>
           <w:p>
             <w:pPr>
-              <w:spacing w:before="200" w:after="0"/>
-              <w:ind w:left="272" w:right="272"/>
-              <w:jc w:val="center"/>
-              <w:pBdr>
-                <w:top w:val="single" w:sz="4" w:space="6" w:color="C7A98A"/>
-                <w:bottom w:val="single" w:sz="4" w:space="6" w:color="C7A98A"/>
-              </w:pBdr>
-            </w:pPr>
-            <w:r>
-              <w:rPr>
-                <w:rFonts w:ascii="Cinzel" w:hAnsi="Cinzel"/>
-                <w:b w:val="0"/>
-                <w:i w:val="0"/>
-                <w:color w:val="8A5563"/>
-                <w:sz w:val="60"/>
-              </w:rPr>
-              <w:t>❦</w:t>
-            </w:r>
-          </w:p>
-          <w:p>
-            <w:pPr>
-              <w:spacing w:before="200" w:after="0"/>
+              <w:spacing w:before="180" w:after="0"/>
               <w:ind w:left="272" w:right="272"/>
               <w:jc w:val="center"/>
             </w:pPr>
@@ -3941,9 +4361,9 @@
                 <w:b w:val="0"/>
                 <w:i w:val="0"/>
                 <w:color w:val="C7A98A"/>
-                <w:sz w:val="32"/>
-              </w:rPr>
-              <w:t>❦</w:t>
+                <w:sz w:val="26"/>
+              </w:rPr>
+              <w:t>❦  ❦  ❦</w:t>
             </w:r>
           </w:p>
         </w:tc>
@@ -3983,35 +4403,35 @@
                 <w:b w:val="0"/>
                 <w:i w:val="0"/>
                 <w:color w:val="C7A98A"/>
-                <w:sz w:val="32"/>
+                <w:sz w:val="26"/>
+              </w:rPr>
+              <w:t>❦  ❦  ❦</w:t>
+            </w:r>
+          </w:p>
+          <w:p>
+            <w:pPr>
+              <w:spacing w:before="180" w:after="0"/>
+              <w:ind w:left="272" w:right="272"/>
+              <w:jc w:val="center"/>
+              <w:pBdr>
+                <w:top w:val="single" w:sz="6" w:space="6" w:color="A8763B"/>
+                <w:bottom w:val="single" w:sz="6" w:space="6" w:color="A8763B"/>
+              </w:pBdr>
+            </w:pPr>
+            <w:r>
+              <w:rPr>
+                <w:rFonts w:ascii="Cinzel" w:hAnsi="Cinzel"/>
+                <w:b w:val="0"/>
+                <w:i w:val="0"/>
+                <w:color w:val="8A5563"/>
+                <w:sz w:val="80"/>
               </w:rPr>
               <w:t>❦</w:t>
             </w:r>
           </w:p>
           <w:p>
             <w:pPr>
-              <w:spacing w:before="200" w:after="0"/>
-              <w:ind w:left="272" w:right="272"/>
-              <w:jc w:val="center"/>
-              <w:pBdr>
-                <w:top w:val="single" w:sz="4" w:space="6" w:color="C7A98A"/>
-                <w:bottom w:val="single" w:sz="4" w:space="6" w:color="C7A98A"/>
-              </w:pBdr>
-            </w:pPr>
-            <w:r>
-              <w:rPr>
-                <w:rFonts w:ascii="Cinzel" w:hAnsi="Cinzel"/>
-                <w:b w:val="0"/>
-                <w:i w:val="0"/>
-                <w:color w:val="8A5563"/>
-                <w:sz w:val="60"/>
-              </w:rPr>
-              <w:t>❦</w:t>
-            </w:r>
-          </w:p>
-          <w:p>
-            <w:pPr>
-              <w:spacing w:before="200" w:after="0"/>
+              <w:spacing w:before="180" w:after="0"/>
               <w:ind w:left="272" w:right="272"/>
               <w:jc w:val="center"/>
             </w:pPr>
@@ -4021,9 +4441,9 @@
                 <w:b w:val="0"/>
                 <w:i w:val="0"/>
                 <w:color w:val="C7A98A"/>
-                <w:sz w:val="32"/>
-              </w:rPr>
-              <w:t>❦</w:t>
+                <w:sz w:val="26"/>
+              </w:rPr>
+              <w:t>❦  ❦  ❦</w:t>
             </w:r>
           </w:p>
         </w:tc>
@@ -4057,35 +4477,35 @@
                 <w:b w:val="0"/>
                 <w:i w:val="0"/>
                 <w:color w:val="C7A98A"/>
-                <w:sz w:val="32"/>
+                <w:sz w:val="26"/>
+              </w:rPr>
+              <w:t>❦  ❦  ❦</w:t>
+            </w:r>
+          </w:p>
+          <w:p>
+            <w:pPr>
+              <w:spacing w:before="180" w:after="0"/>
+              <w:ind w:left="272" w:right="272"/>
+              <w:jc w:val="center"/>
+              <w:pBdr>
+                <w:top w:val="single" w:sz="6" w:space="6" w:color="A8763B"/>
+                <w:bottom w:val="single" w:sz="6" w:space="6" w:color="A8763B"/>
+              </w:pBdr>
+            </w:pPr>
+            <w:r>
+              <w:rPr>
+                <w:rFonts w:ascii="Cinzel" w:hAnsi="Cinzel"/>
+                <w:b w:val="0"/>
+                <w:i w:val="0"/>
+                <w:color w:val="8A5563"/>
+                <w:sz w:val="80"/>
               </w:rPr>
               <w:t>❦</w:t>
             </w:r>
           </w:p>
           <w:p>
             <w:pPr>
-              <w:spacing w:before="200" w:after="0"/>
-              <w:ind w:left="272" w:right="272"/>
-              <w:jc w:val="center"/>
-              <w:pBdr>
-                <w:top w:val="single" w:sz="4" w:space="6" w:color="C7A98A"/>
-                <w:bottom w:val="single" w:sz="4" w:space="6" w:color="C7A98A"/>
-              </w:pBdr>
-            </w:pPr>
-            <w:r>
-              <w:rPr>
-                <w:rFonts w:ascii="Cinzel" w:hAnsi="Cinzel"/>
-                <w:b w:val="0"/>
-                <w:i w:val="0"/>
-                <w:color w:val="8A5563"/>
-                <w:sz w:val="60"/>
-              </w:rPr>
-              <w:t>❦</w:t>
-            </w:r>
-          </w:p>
-          <w:p>
-            <w:pPr>
-              <w:spacing w:before="200" w:after="0"/>
+              <w:spacing w:before="180" w:after="0"/>
               <w:ind w:left="272" w:right="272"/>
               <w:jc w:val="center"/>
             </w:pPr>
@@ -4095,9 +4515,9 @@
                 <w:b w:val="0"/>
                 <w:i w:val="0"/>
                 <w:color w:val="C7A98A"/>
-                <w:sz w:val="32"/>
-              </w:rPr>
-              <w:t>❦</w:t>
+                <w:sz w:val="26"/>
+              </w:rPr>
+              <w:t>❦  ❦  ❦</w:t>
             </w:r>
           </w:p>
         </w:tc>
@@ -4150,29 +4570,49 @@
           </w:tcPr>
           <w:p>
             <w:pPr>
-              <w:spacing w:before="260" w:after="20"/>
-              <w:ind w:left="272" w:right="272"/>
-              <w:jc w:val="center"/>
-            </w:pPr>
+              <w:spacing w:before="220" w:after="20"/>
+              <w:ind w:left="272" w:right="272"/>
+              <w:jc w:val="center"/>
+            </w:pPr>
+            <w:r>
+              <w:rPr>
+                <w:rFonts w:ascii="Cinzel" w:hAnsi="Cinzel"/>
+                <w:b w:val="0"/>
+                <w:i w:val="0"/>
+                <w:color w:val="C7A98A"/>
+                <w:sz w:val="22"/>
+              </w:rPr>
+              <w:t xml:space="preserve">❦  </w:t>
+            </w:r>
             <w:r>
               <w:rPr>
                 <w:rFonts w:ascii="Cinzel" w:hAnsi="Cinzel"/>
                 <w:b w:val="0"/>
                 <w:i w:val="0"/>
                 <w:color w:val="A8763B"/>
-                <w:sz w:val="24"/>
+                <w:sz w:val="26"/>
               </w:rPr>
               <w:t>❦</w:t>
             </w:r>
-          </w:p>
-          <w:p>
-            <w:pPr>
-              <w:spacing w:before="20" w:after="0"/>
+            <w:r>
+              <w:rPr>
+                <w:rFonts w:ascii="Cinzel" w:hAnsi="Cinzel"/>
+                <w:b w:val="0"/>
+                <w:i w:val="0"/>
+                <w:color w:val="C7A98A"/>
+                <w:sz w:val="22"/>
+              </w:rPr>
+              <w:t xml:space="preserve">  ❦</w:t>
+            </w:r>
+          </w:p>
+          <w:p>
+            <w:pPr>
+              <w:spacing w:before="40" w:after="0"/>
               <w:ind w:left="272" w:right="272"/>
               <w:jc w:val="center"/>
               <w:pBdr>
-                <w:top w:val="single" w:sz="4" w:space="5" w:color="C7A98A"/>
-                <w:bottom w:val="single" w:sz="4" w:space="5" w:color="C7A98A"/>
+                <w:top w:val="single" w:sz="5" w:space="5" w:color="A8763B"/>
+                <w:bottom w:val="single" w:sz="5" w:space="5" w:color="A8763B"/>
               </w:pBdr>
             </w:pPr>
             <w:r>
@@ -4190,7 +4630,7 @@
           </w:p>
           <w:p>
             <w:pPr>
-              <w:spacing w:before="400" w:after="40" w:line="240" w:lineRule="auto"/>
+              <w:spacing w:before="360" w:after="40" w:line="240" w:lineRule="auto"/>
               <w:ind w:left="272" w:right="272"/>
               <w:jc w:val="center"/>
             </w:pPr>
@@ -4223,7 +4663,7 @@
           </w:p>
           <w:p>
             <w:pPr>
-              <w:spacing w:before="0" w:after="240" w:line="298" w:lineRule="auto"/>
+              <w:spacing w:before="0" w:after="220" w:line="298" w:lineRule="auto"/>
               <w:ind w:left="272" w:right="272"/>
               <w:jc w:val="center"/>
             </w:pPr>
@@ -4277,29 +4717,49 @@
           </w:tcPr>
           <w:p>
             <w:pPr>
-              <w:spacing w:before="260" w:after="20"/>
-              <w:ind w:left="272" w:right="272"/>
-              <w:jc w:val="center"/>
-            </w:pPr>
+              <w:spacing w:before="220" w:after="20"/>
+              <w:ind w:left="272" w:right="272"/>
+              <w:jc w:val="center"/>
+            </w:pPr>
+            <w:r>
+              <w:rPr>
+                <w:rFonts w:ascii="Cinzel" w:hAnsi="Cinzel"/>
+                <w:b w:val="0"/>
+                <w:i w:val="0"/>
+                <w:color w:val="C7A98A"/>
+                <w:sz w:val="22"/>
+              </w:rPr>
+              <w:t xml:space="preserve">❦  </w:t>
+            </w:r>
             <w:r>
               <w:rPr>
                 <w:rFonts w:ascii="Cinzel" w:hAnsi="Cinzel"/>
                 <w:b w:val="0"/>
                 <w:i w:val="0"/>
                 <w:color w:val="A8763B"/>
-                <w:sz w:val="24"/>
+                <w:sz w:val="26"/>
               </w:rPr>
               <w:t>❦</w:t>
             </w:r>
-          </w:p>
-          <w:p>
-            <w:pPr>
-              <w:spacing w:before="20" w:after="0"/>
+            <w:r>
+              <w:rPr>
+                <w:rFonts w:ascii="Cinzel" w:hAnsi="Cinzel"/>
+                <w:b w:val="0"/>
+                <w:i w:val="0"/>
+                <w:color w:val="C7A98A"/>
+                <w:sz w:val="22"/>
+              </w:rPr>
+              <w:t xml:space="preserve">  ❦</w:t>
+            </w:r>
+          </w:p>
+          <w:p>
+            <w:pPr>
+              <w:spacing w:before="40" w:after="0"/>
               <w:ind w:left="272" w:right="272"/>
               <w:jc w:val="center"/>
               <w:pBdr>
-                <w:top w:val="single" w:sz="4" w:space="5" w:color="C7A98A"/>
-                <w:bottom w:val="single" w:sz="4" w:space="5" w:color="C7A98A"/>
+                <w:top w:val="single" w:sz="5" w:space="5" w:color="A8763B"/>
+                <w:bottom w:val="single" w:sz="5" w:space="5" w:color="A8763B"/>
               </w:pBdr>
             </w:pPr>
             <w:r>
@@ -4317,7 +4777,7 @@
           </w:p>
           <w:p>
             <w:pPr>
-              <w:spacing w:before="400" w:after="40" w:line="240" w:lineRule="auto"/>
+              <w:spacing w:before="360" w:after="40" w:line="240" w:lineRule="auto"/>
               <w:ind w:left="272" w:right="272"/>
               <w:jc w:val="center"/>
             </w:pPr>
@@ -4350,7 +4810,7 @@
           </w:p>
           <w:p>
             <w:pPr>
-              <w:spacing w:before="0" w:after="240" w:line="298" w:lineRule="auto"/>
+              <w:spacing w:before="0" w:after="220" w:line="298" w:lineRule="auto"/>
               <w:ind w:left="272" w:right="272"/>
               <w:jc w:val="center"/>
             </w:pPr>
@@ -4410,29 +4870,49 @@
           </w:tcPr>
           <w:p>
             <w:pPr>
-              <w:spacing w:before="260" w:after="20"/>
-              <w:ind w:left="272" w:right="272"/>
-              <w:jc w:val="center"/>
-            </w:pPr>
+              <w:spacing w:before="220" w:after="20"/>
+              <w:ind w:left="272" w:right="272"/>
+              <w:jc w:val="center"/>
+            </w:pPr>
+            <w:r>
+              <w:rPr>
+                <w:rFonts w:ascii="Cinzel" w:hAnsi="Cinzel"/>
+                <w:b w:val="0"/>
+                <w:i w:val="0"/>
+                <w:color w:val="C7A98A"/>
+                <w:sz w:val="22"/>
+              </w:rPr>
+              <w:t xml:space="preserve">❦  </w:t>
+            </w:r>
             <w:r>
               <w:rPr>
                 <w:rFonts w:ascii="Cinzel" w:hAnsi="Cinzel"/>
                 <w:b w:val="0"/>
                 <w:i w:val="0"/>
                 <w:color w:val="A8763B"/>
-                <w:sz w:val="24"/>
+                <w:sz w:val="26"/>
               </w:rPr>
               <w:t>❦</w:t>
             </w:r>
-          </w:p>
-          <w:p>
-            <w:pPr>
-              <w:spacing w:before="20" w:after="0"/>
+            <w:r>
+              <w:rPr>
+                <w:rFonts w:ascii="Cinzel" w:hAnsi="Cinzel"/>
+                <w:b w:val="0"/>
+                <w:i w:val="0"/>
+                <w:color w:val="C7A98A"/>
+                <w:sz w:val="22"/>
+              </w:rPr>
+              <w:t xml:space="preserve">  ❦</w:t>
+            </w:r>
+          </w:p>
+          <w:p>
+            <w:pPr>
+              <w:spacing w:before="40" w:after="0"/>
               <w:ind w:left="272" w:right="272"/>
               <w:jc w:val="center"/>
               <w:pBdr>
-                <w:top w:val="single" w:sz="4" w:space="5" w:color="C7A98A"/>
-                <w:bottom w:val="single" w:sz="4" w:space="5" w:color="C7A98A"/>
+                <w:top w:val="single" w:sz="5" w:space="5" w:color="A8763B"/>
+                <w:bottom w:val="single" w:sz="5" w:space="5" w:color="A8763B"/>
               </w:pBdr>
             </w:pPr>
             <w:r>
@@ -4450,7 +4930,7 @@
           </w:p>
           <w:p>
             <w:pPr>
-              <w:spacing w:before="400" w:after="40" w:line="240" w:lineRule="auto"/>
+              <w:spacing w:before="360" w:after="40" w:line="240" w:lineRule="auto"/>
               <w:ind w:left="272" w:right="272"/>
               <w:jc w:val="center"/>
             </w:pPr>
@@ -4483,7 +4963,7 @@
           </w:p>
           <w:p>
             <w:pPr>
-              <w:spacing w:before="0" w:after="240" w:line="298" w:lineRule="auto"/>
+              <w:spacing w:before="0" w:after="220" w:line="298" w:lineRule="auto"/>
               <w:ind w:left="272" w:right="272"/>
               <w:jc w:val="center"/>
             </w:pPr>
@@ -4537,29 +5017,49 @@
           </w:tcPr>
           <w:p>
             <w:pPr>
-              <w:spacing w:before="260" w:after="20"/>
-              <w:ind w:left="272" w:right="272"/>
-              <w:jc w:val="center"/>
-            </w:pPr>
+              <w:spacing w:before="220" w:after="20"/>
+              <w:ind w:left="272" w:right="272"/>
+              <w:jc w:val="center"/>
+            </w:pPr>
+            <w:r>
+              <w:rPr>
+                <w:rFonts w:ascii="Cinzel" w:hAnsi="Cinzel"/>
+                <w:b w:val="0"/>
+                <w:i w:val="0"/>
+                <w:color w:val="C7A98A"/>
+                <w:sz w:val="22"/>
+              </w:rPr>
+              <w:t xml:space="preserve">❦  </w:t>
+            </w:r>
             <w:r>
               <w:rPr>
                 <w:rFonts w:ascii="Cinzel" w:hAnsi="Cinzel"/>
                 <w:b w:val="0"/>
                 <w:i w:val="0"/>
                 <w:color w:val="A8763B"/>
-                <w:sz w:val="24"/>
+                <w:sz w:val="26"/>
               </w:rPr>
               <w:t>❦</w:t>
             </w:r>
-          </w:p>
-          <w:p>
-            <w:pPr>
-              <w:spacing w:before="20" w:after="0"/>
+            <w:r>
+              <w:rPr>
+                <w:rFonts w:ascii="Cinzel" w:hAnsi="Cinzel"/>
+                <w:b w:val="0"/>
+                <w:i w:val="0"/>
+                <w:color w:val="C7A98A"/>
+                <w:sz w:val="22"/>
+              </w:rPr>
+              <w:t xml:space="preserve">  ❦</w:t>
+            </w:r>
+          </w:p>
+          <w:p>
+            <w:pPr>
+              <w:spacing w:before="40" w:after="0"/>
               <w:ind w:left="272" w:right="272"/>
               <w:jc w:val="center"/>
               <w:pBdr>
-                <w:top w:val="single" w:sz="4" w:space="5" w:color="C7A98A"/>
-                <w:bottom w:val="single" w:sz="4" w:space="5" w:color="C7A98A"/>
+                <w:top w:val="single" w:sz="5" w:space="5" w:color="A8763B"/>
+                <w:bottom w:val="single" w:sz="5" w:space="5" w:color="A8763B"/>
               </w:pBdr>
             </w:pPr>
             <w:r>
@@ -4577,7 +5077,7 @@
           </w:p>
           <w:p>
             <w:pPr>
-              <w:spacing w:before="400" w:after="40" w:line="240" w:lineRule="auto"/>
+              <w:spacing w:before="360" w:after="40" w:line="240" w:lineRule="auto"/>
               <w:ind w:left="272" w:right="272"/>
               <w:jc w:val="center"/>
             </w:pPr>
@@ -4610,7 +5110,7 @@
           </w:p>
           <w:p>
             <w:pPr>
-              <w:spacing w:before="0" w:after="240" w:line="298" w:lineRule="auto"/>
+              <w:spacing w:before="0" w:after="220" w:line="298" w:lineRule="auto"/>
               <w:ind w:left="272" w:right="272"/>
               <w:jc w:val="center"/>
             </w:pPr>
@@ -4670,29 +5170,49 @@
           </w:tcPr>
           <w:p>
             <w:pPr>
-              <w:spacing w:before="260" w:after="20"/>
-              <w:ind w:left="272" w:right="272"/>
-              <w:jc w:val="center"/>
-            </w:pPr>
+              <w:spacing w:before="220" w:after="20"/>
+              <w:ind w:left="272" w:right="272"/>
+              <w:jc w:val="center"/>
+            </w:pPr>
+            <w:r>
+              <w:rPr>
+                <w:rFonts w:ascii="Cinzel" w:hAnsi="Cinzel"/>
+                <w:b w:val="0"/>
+                <w:i w:val="0"/>
+                <w:color w:val="C7A98A"/>
+                <w:sz w:val="22"/>
+              </w:rPr>
+              <w:t xml:space="preserve">❦  </w:t>
+            </w:r>
             <w:r>
               <w:rPr>
                 <w:rFonts w:ascii="Cinzel" w:hAnsi="Cinzel"/>
                 <w:b w:val="0"/>
                 <w:i w:val="0"/>
                 <w:color w:val="A8763B"/>
-                <w:sz w:val="24"/>
+                <w:sz w:val="26"/>
               </w:rPr>
               <w:t>❦</w:t>
             </w:r>
-          </w:p>
-          <w:p>
-            <w:pPr>
-              <w:spacing w:before="20" w:after="0"/>
+            <w:r>
+              <w:rPr>
+                <w:rFonts w:ascii="Cinzel" w:hAnsi="Cinzel"/>
+                <w:b w:val="0"/>
+                <w:i w:val="0"/>
+                <w:color w:val="C7A98A"/>
+                <w:sz w:val="22"/>
+              </w:rPr>
+              <w:t xml:space="preserve">  ❦</w:t>
+            </w:r>
+          </w:p>
+          <w:p>
+            <w:pPr>
+              <w:spacing w:before="40" w:after="0"/>
               <w:ind w:left="272" w:right="272"/>
               <w:jc w:val="center"/>
               <w:pBdr>
-                <w:top w:val="single" w:sz="4" w:space="5" w:color="C7A98A"/>
-                <w:bottom w:val="single" w:sz="4" w:space="5" w:color="C7A98A"/>
+                <w:top w:val="single" w:sz="5" w:space="5" w:color="A8763B"/>
+                <w:bottom w:val="single" w:sz="5" w:space="5" w:color="A8763B"/>
               </w:pBdr>
             </w:pPr>
             <w:r>
@@ -4710,7 +5230,7 @@
           </w:p>
           <w:p>
             <w:pPr>
-              <w:spacing w:before="400" w:after="40" w:line="240" w:lineRule="auto"/>
+              <w:spacing w:before="360" w:after="40" w:line="240" w:lineRule="auto"/>
               <w:ind w:left="272" w:right="272"/>
               <w:jc w:val="center"/>
             </w:pPr>
@@ -4743,7 +5263,7 @@
           </w:p>
           <w:p>
             <w:pPr>
-              <w:spacing w:before="0" w:after="240" w:line="298" w:lineRule="auto"/>
+              <w:spacing w:before="0" w:after="220" w:line="298" w:lineRule="auto"/>
               <w:ind w:left="272" w:right="272"/>
               <w:jc w:val="center"/>
             </w:pPr>
@@ -4797,29 +5317,49 @@
           </w:tcPr>
           <w:p>
             <w:pPr>
-              <w:spacing w:before="260" w:after="20"/>
-              <w:ind w:left="272" w:right="272"/>
-              <w:jc w:val="center"/>
-            </w:pPr>
+              <w:spacing w:before="220" w:after="20"/>
+              <w:ind w:left="272" w:right="272"/>
+              <w:jc w:val="center"/>
+            </w:pPr>
+            <w:r>
+              <w:rPr>
+                <w:rFonts w:ascii="Cinzel" w:hAnsi="Cinzel"/>
+                <w:b w:val="0"/>
+                <w:i w:val="0"/>
+                <w:color w:val="C7A98A"/>
+                <w:sz w:val="22"/>
+              </w:rPr>
+              <w:t xml:space="preserve">❦  </w:t>
+            </w:r>
             <w:r>
               <w:rPr>
                 <w:rFonts w:ascii="Cinzel" w:hAnsi="Cinzel"/>
                 <w:b w:val="0"/>
                 <w:i w:val="0"/>
                 <w:color w:val="A8763B"/>
-                <w:sz w:val="24"/>
+                <w:sz w:val="26"/>
               </w:rPr>
               <w:t>❦</w:t>
             </w:r>
-          </w:p>
-          <w:p>
-            <w:pPr>
-              <w:spacing w:before="20" w:after="0"/>
+            <w:r>
+              <w:rPr>
+                <w:rFonts w:ascii="Cinzel" w:hAnsi="Cinzel"/>
+                <w:b w:val="0"/>
+                <w:i w:val="0"/>
+                <w:color w:val="C7A98A"/>
+                <w:sz w:val="22"/>
+              </w:rPr>
+              <w:t xml:space="preserve">  ❦</w:t>
+            </w:r>
+          </w:p>
+          <w:p>
+            <w:pPr>
+              <w:spacing w:before="40" w:after="0"/>
               <w:ind w:left="272" w:right="272"/>
               <w:jc w:val="center"/>
               <w:pBdr>
-                <w:top w:val="single" w:sz="4" w:space="5" w:color="C7A98A"/>
-                <w:bottom w:val="single" w:sz="4" w:space="5" w:color="C7A98A"/>
+                <w:top w:val="single" w:sz="5" w:space="5" w:color="A8763B"/>
+                <w:bottom w:val="single" w:sz="5" w:space="5" w:color="A8763B"/>
               </w:pBdr>
             </w:pPr>
             <w:r>
@@ -4837,7 +5377,7 @@
           </w:p>
           <w:p>
             <w:pPr>
-              <w:spacing w:before="400" w:after="40" w:line="240" w:lineRule="auto"/>
+              <w:spacing w:before="360" w:after="40" w:line="240" w:lineRule="auto"/>
               <w:ind w:left="272" w:right="272"/>
               <w:jc w:val="center"/>
             </w:pPr>
@@ -4870,7 +5410,7 @@
           </w:p>
           <w:p>
             <w:pPr>
-              <w:spacing w:before="0" w:after="240" w:line="298" w:lineRule="auto"/>
+              <w:spacing w:before="0" w:after="220" w:line="298" w:lineRule="auto"/>
               <w:ind w:left="272" w:right="272"/>
               <w:jc w:val="center"/>
             </w:pPr>
@@ -4963,35 +5503,35 @@
                 <w:b w:val="0"/>
                 <w:i w:val="0"/>
                 <w:color w:val="C7A98A"/>
-                <w:sz w:val="32"/>
+                <w:sz w:val="26"/>
+              </w:rPr>
+              <w:t>❦  ❦  ❦</w:t>
+            </w:r>
+          </w:p>
+          <w:p>
+            <w:pPr>
+              <w:spacing w:before="180" w:after="0"/>
+              <w:ind w:left="272" w:right="272"/>
+              <w:jc w:val="center"/>
+              <w:pBdr>
+                <w:top w:val="single" w:sz="6" w:space="6" w:color="A8763B"/>
+                <w:bottom w:val="single" w:sz="6" w:space="6" w:color="A8763B"/>
+              </w:pBdr>
+            </w:pPr>
+            <w:r>
+              <w:rPr>
+                <w:rFonts w:ascii="Cinzel" w:hAnsi="Cinzel"/>
+                <w:b w:val="0"/>
+                <w:i w:val="0"/>
+                <w:color w:val="8A5563"/>
+                <w:sz w:val="80"/>
               </w:rPr>
               <w:t>❦</w:t>
             </w:r>
           </w:p>
           <w:p>
             <w:pPr>
-              <w:spacing w:before="200" w:after="0"/>
-              <w:ind w:left="272" w:right="272"/>
-              <w:jc w:val="center"/>
-              <w:pBdr>
-                <w:top w:val="single" w:sz="4" w:space="6" w:color="C7A98A"/>
-                <w:bottom w:val="single" w:sz="4" w:space="6" w:color="C7A98A"/>
-              </w:pBdr>
-            </w:pPr>
-            <w:r>
-              <w:rPr>
-                <w:rFonts w:ascii="Cinzel" w:hAnsi="Cinzel"/>
-                <w:b w:val="0"/>
-                <w:i w:val="0"/>
-                <w:color w:val="8A5563"/>
-                <w:sz w:val="60"/>
-              </w:rPr>
-              <w:t>❦</w:t>
-            </w:r>
-          </w:p>
-          <w:p>
-            <w:pPr>
-              <w:spacing w:before="200" w:after="0"/>
+              <w:spacing w:before="180" w:after="0"/>
               <w:ind w:left="272" w:right="272"/>
               <w:jc w:val="center"/>
             </w:pPr>
@@ -5001,9 +5541,9 @@
                 <w:b w:val="0"/>
                 <w:i w:val="0"/>
                 <w:color w:val="C7A98A"/>
-                <w:sz w:val="32"/>
-              </w:rPr>
-              <w:t>❦</w:t>
+                <w:sz w:val="26"/>
+              </w:rPr>
+              <w:t>❦  ❦  ❦</w:t>
             </w:r>
           </w:p>
         </w:tc>
@@ -5037,35 +5577,35 @@
                 <w:b w:val="0"/>
                 <w:i w:val="0"/>
                 <w:color w:val="C7A98A"/>
-                <w:sz w:val="32"/>
+                <w:sz w:val="26"/>
+              </w:rPr>
+              <w:t>❦  ❦  ❦</w:t>
+            </w:r>
+          </w:p>
+          <w:p>
+            <w:pPr>
+              <w:spacing w:before="180" w:after="0"/>
+              <w:ind w:left="272" w:right="272"/>
+              <w:jc w:val="center"/>
+              <w:pBdr>
+                <w:top w:val="single" w:sz="6" w:space="6" w:color="A8763B"/>
+                <w:bottom w:val="single" w:sz="6" w:space="6" w:color="A8763B"/>
+              </w:pBdr>
+            </w:pPr>
+            <w:r>
+              <w:rPr>
+                <w:rFonts w:ascii="Cinzel" w:hAnsi="Cinzel"/>
+                <w:b w:val="0"/>
+                <w:i w:val="0"/>
+                <w:color w:val="8A5563"/>
+                <w:sz w:val="80"/>
               </w:rPr>
               <w:t>❦</w:t>
             </w:r>
           </w:p>
           <w:p>
             <w:pPr>
-              <w:spacing w:before="200" w:after="0"/>
-              <w:ind w:left="272" w:right="272"/>
-              <w:jc w:val="center"/>
-              <w:pBdr>
-                <w:top w:val="single" w:sz="4" w:space="6" w:color="C7A98A"/>
-                <w:bottom w:val="single" w:sz="4" w:space="6" w:color="C7A98A"/>
-              </w:pBdr>
-            </w:pPr>
-            <w:r>
-              <w:rPr>
-                <w:rFonts w:ascii="Cinzel" w:hAnsi="Cinzel"/>
-                <w:b w:val="0"/>
-                <w:i w:val="0"/>
-                <w:color w:val="8A5563"/>
-                <w:sz w:val="60"/>
-              </w:rPr>
-              <w:t>❦</w:t>
-            </w:r>
-          </w:p>
-          <w:p>
-            <w:pPr>
-              <w:spacing w:before="200" w:after="0"/>
+              <w:spacing w:before="180" w:after="0"/>
               <w:ind w:left="272" w:right="272"/>
               <w:jc w:val="center"/>
             </w:pPr>
@@ -5075,9 +5615,9 @@
                 <w:b w:val="0"/>
                 <w:i w:val="0"/>
                 <w:color w:val="C7A98A"/>
-                <w:sz w:val="32"/>
-              </w:rPr>
-              <w:t>❦</w:t>
+                <w:sz w:val="26"/>
+              </w:rPr>
+              <w:t>❦  ❦  ❦</w:t>
             </w:r>
           </w:p>
         </w:tc>
@@ -5117,35 +5657,35 @@
                 <w:b w:val="0"/>
                 <w:i w:val="0"/>
                 <w:color w:val="C7A98A"/>
-                <w:sz w:val="32"/>
+                <w:sz w:val="26"/>
+              </w:rPr>
+              <w:t>❦  ❦  ❦</w:t>
+            </w:r>
+          </w:p>
+          <w:p>
+            <w:pPr>
+              <w:spacing w:before="180" w:after="0"/>
+              <w:ind w:left="272" w:right="272"/>
+              <w:jc w:val="center"/>
+              <w:pBdr>
+                <w:top w:val="single" w:sz="6" w:space="6" w:color="A8763B"/>
+                <w:bottom w:val="single" w:sz="6" w:space="6" w:color="A8763B"/>
+              </w:pBdr>
+            </w:pPr>
+            <w:r>
+              <w:rPr>
+                <w:rFonts w:ascii="Cinzel" w:hAnsi="Cinzel"/>
+                <w:b w:val="0"/>
+                <w:i w:val="0"/>
+                <w:color w:val="8A5F34"/>
+                <w:sz w:val="80"/>
               </w:rPr>
               <w:t>❦</w:t>
             </w:r>
           </w:p>
           <w:p>
             <w:pPr>
-              <w:spacing w:before="200" w:after="0"/>
-              <w:ind w:left="272" w:right="272"/>
-              <w:jc w:val="center"/>
-              <w:pBdr>
-                <w:top w:val="single" w:sz="4" w:space="6" w:color="C7A98A"/>
-                <w:bottom w:val="single" w:sz="4" w:space="6" w:color="C7A98A"/>
-              </w:pBdr>
-            </w:pPr>
-            <w:r>
-              <w:rPr>
-                <w:rFonts w:ascii="Cinzel" w:hAnsi="Cinzel"/>
-                <w:b w:val="0"/>
-                <w:i w:val="0"/>
-                <w:color w:val="8A5F34"/>
-                <w:sz w:val="60"/>
-              </w:rPr>
-              <w:t>❦</w:t>
-            </w:r>
-          </w:p>
-          <w:p>
-            <w:pPr>
-              <w:spacing w:before="200" w:after="0"/>
+              <w:spacing w:before="180" w:after="0"/>
               <w:ind w:left="272" w:right="272"/>
               <w:jc w:val="center"/>
             </w:pPr>
@@ -5155,9 +5695,9 @@
                 <w:b w:val="0"/>
                 <w:i w:val="0"/>
                 <w:color w:val="C7A98A"/>
-                <w:sz w:val="32"/>
-              </w:rPr>
-              <w:t>❦</w:t>
+                <w:sz w:val="26"/>
+              </w:rPr>
+              <w:t>❦  ❦  ❦</w:t>
             </w:r>
           </w:p>
         </w:tc>
@@ -5191,35 +5731,35 @@
                 <w:b w:val="0"/>
                 <w:i w:val="0"/>
                 <w:color w:val="C7A98A"/>
-                <w:sz w:val="32"/>
+                <w:sz w:val="26"/>
+              </w:rPr>
+              <w:t>❦  ❦  ❦</w:t>
+            </w:r>
+          </w:p>
+          <w:p>
+            <w:pPr>
+              <w:spacing w:before="180" w:after="0"/>
+              <w:ind w:left="272" w:right="272"/>
+              <w:jc w:val="center"/>
+              <w:pBdr>
+                <w:top w:val="single" w:sz="6" w:space="6" w:color="A8763B"/>
+                <w:bottom w:val="single" w:sz="6" w:space="6" w:color="A8763B"/>
+              </w:pBdr>
+            </w:pPr>
+            <w:r>
+              <w:rPr>
+                <w:rFonts w:ascii="Cinzel" w:hAnsi="Cinzel"/>
+                <w:b w:val="0"/>
+                <w:i w:val="0"/>
+                <w:color w:val="8A5F34"/>
+                <w:sz w:val="80"/>
               </w:rPr>
               <w:t>❦</w:t>
             </w:r>
           </w:p>
           <w:p>
             <w:pPr>
-              <w:spacing w:before="200" w:after="0"/>
-              <w:ind w:left="272" w:right="272"/>
-              <w:jc w:val="center"/>
-              <w:pBdr>
-                <w:top w:val="single" w:sz="4" w:space="6" w:color="C7A98A"/>
-                <w:bottom w:val="single" w:sz="4" w:space="6" w:color="C7A98A"/>
-              </w:pBdr>
-            </w:pPr>
-            <w:r>
-              <w:rPr>
-                <w:rFonts w:ascii="Cinzel" w:hAnsi="Cinzel"/>
-                <w:b w:val="0"/>
-                <w:i w:val="0"/>
-                <w:color w:val="8A5F34"/>
-                <w:sz w:val="60"/>
-              </w:rPr>
-              <w:t>❦</w:t>
-            </w:r>
-          </w:p>
-          <w:p>
-            <w:pPr>
-              <w:spacing w:before="200" w:after="0"/>
+              <w:spacing w:before="180" w:after="0"/>
               <w:ind w:left="272" w:right="272"/>
               <w:jc w:val="center"/>
             </w:pPr>
@@ -5229,9 +5769,9 @@
                 <w:b w:val="0"/>
                 <w:i w:val="0"/>
                 <w:color w:val="C7A98A"/>
-                <w:sz w:val="32"/>
-              </w:rPr>
-              <w:t>❦</w:t>
+                <w:sz w:val="26"/>
+              </w:rPr>
+              <w:t>❦  ❦  ❦</w:t>
             </w:r>
           </w:p>
         </w:tc>
@@ -5271,35 +5811,35 @@
                 <w:b w:val="0"/>
                 <w:i w:val="0"/>
                 <w:color w:val="C7A98A"/>
-                <w:sz w:val="32"/>
+                <w:sz w:val="26"/>
+              </w:rPr>
+              <w:t>❦  ❦  ❦</w:t>
+            </w:r>
+          </w:p>
+          <w:p>
+            <w:pPr>
+              <w:spacing w:before="180" w:after="0"/>
+              <w:ind w:left="272" w:right="272"/>
+              <w:jc w:val="center"/>
+              <w:pBdr>
+                <w:top w:val="single" w:sz="6" w:space="6" w:color="A8763B"/>
+                <w:bottom w:val="single" w:sz="6" w:space="6" w:color="A8763B"/>
+              </w:pBdr>
+            </w:pPr>
+            <w:r>
+              <w:rPr>
+                <w:rFonts w:ascii="Cinzel" w:hAnsi="Cinzel"/>
+                <w:b w:val="0"/>
+                <w:i w:val="0"/>
+                <w:color w:val="8A5F34"/>
+                <w:sz w:val="80"/>
               </w:rPr>
               <w:t>❦</w:t>
             </w:r>
           </w:p>
           <w:p>
             <w:pPr>
-              <w:spacing w:before="200" w:after="0"/>
-              <w:ind w:left="272" w:right="272"/>
-              <w:jc w:val="center"/>
-              <w:pBdr>
-                <w:top w:val="single" w:sz="4" w:space="6" w:color="C7A98A"/>
-                <w:bottom w:val="single" w:sz="4" w:space="6" w:color="C7A98A"/>
-              </w:pBdr>
-            </w:pPr>
-            <w:r>
-              <w:rPr>
-                <w:rFonts w:ascii="Cinzel" w:hAnsi="Cinzel"/>
-                <w:b w:val="0"/>
-                <w:i w:val="0"/>
-                <w:color w:val="8A5F34"/>
-                <w:sz w:val="60"/>
-              </w:rPr>
-              <w:t>❦</w:t>
-            </w:r>
-          </w:p>
-          <w:p>
-            <w:pPr>
-              <w:spacing w:before="200" w:after="0"/>
+              <w:spacing w:before="180" w:after="0"/>
               <w:ind w:left="272" w:right="272"/>
               <w:jc w:val="center"/>
             </w:pPr>
@@ -5309,9 +5849,9 @@
                 <w:b w:val="0"/>
                 <w:i w:val="0"/>
                 <w:color w:val="C7A98A"/>
-                <w:sz w:val="32"/>
-              </w:rPr>
-              <w:t>❦</w:t>
+                <w:sz w:val="26"/>
+              </w:rPr>
+              <w:t>❦  ❦  ❦</w:t>
             </w:r>
           </w:p>
         </w:tc>
@@ -5345,35 +5885,35 @@
                 <w:b w:val="0"/>
                 <w:i w:val="0"/>
                 <w:color w:val="C7A98A"/>
-                <w:sz w:val="32"/>
+                <w:sz w:val="26"/>
+              </w:rPr>
+              <w:t>❦  ❦  ❦</w:t>
+            </w:r>
+          </w:p>
+          <w:p>
+            <w:pPr>
+              <w:spacing w:before="180" w:after="0"/>
+              <w:ind w:left="272" w:right="272"/>
+              <w:jc w:val="center"/>
+              <w:pBdr>
+                <w:top w:val="single" w:sz="6" w:space="6" w:color="A8763B"/>
+                <w:bottom w:val="single" w:sz="6" w:space="6" w:color="A8763B"/>
+              </w:pBdr>
+            </w:pPr>
+            <w:r>
+              <w:rPr>
+                <w:rFonts w:ascii="Cinzel" w:hAnsi="Cinzel"/>
+                <w:b w:val="0"/>
+                <w:i w:val="0"/>
+                <w:color w:val="8A5F34"/>
+                <w:sz w:val="80"/>
               </w:rPr>
               <w:t>❦</w:t>
             </w:r>
           </w:p>
           <w:p>
             <w:pPr>
-              <w:spacing w:before="200" w:after="0"/>
-              <w:ind w:left="272" w:right="272"/>
-              <w:jc w:val="center"/>
-              <w:pBdr>
-                <w:top w:val="single" w:sz="4" w:space="6" w:color="C7A98A"/>
-                <w:bottom w:val="single" w:sz="4" w:space="6" w:color="C7A98A"/>
-              </w:pBdr>
-            </w:pPr>
-            <w:r>
-              <w:rPr>
-                <w:rFonts w:ascii="Cinzel" w:hAnsi="Cinzel"/>
-                <w:b w:val="0"/>
-                <w:i w:val="0"/>
-                <w:color w:val="8A5F34"/>
-                <w:sz w:val="60"/>
-              </w:rPr>
-              <w:t>❦</w:t>
-            </w:r>
-          </w:p>
-          <w:p>
-            <w:pPr>
-              <w:spacing w:before="200" w:after="0"/>
+              <w:spacing w:before="180" w:after="0"/>
               <w:ind w:left="272" w:right="272"/>
               <w:jc w:val="center"/>
             </w:pPr>
@@ -5383,9 +5923,9 @@
                 <w:b w:val="0"/>
                 <w:i w:val="0"/>
                 <w:color w:val="C7A98A"/>
-                <w:sz w:val="32"/>
-              </w:rPr>
-              <w:t>❦</w:t>
+                <w:sz w:val="26"/>
+              </w:rPr>
+              <w:t>❦  ❦  ❦</w:t>
             </w:r>
           </w:p>
         </w:tc>
@@ -5438,29 +5978,49 @@
           </w:tcPr>
           <w:p>
             <w:pPr>
-              <w:spacing w:before="260" w:after="20"/>
-              <w:ind w:left="272" w:right="272"/>
-              <w:jc w:val="center"/>
-            </w:pPr>
+              <w:spacing w:before="220" w:after="20"/>
+              <w:ind w:left="272" w:right="272"/>
+              <w:jc w:val="center"/>
+            </w:pPr>
+            <w:r>
+              <w:rPr>
+                <w:rFonts w:ascii="Cinzel" w:hAnsi="Cinzel"/>
+                <w:b w:val="0"/>
+                <w:i w:val="0"/>
+                <w:color w:val="C7A98A"/>
+                <w:sz w:val="22"/>
+              </w:rPr>
+              <w:t xml:space="preserve">❦  </w:t>
+            </w:r>
             <w:r>
               <w:rPr>
                 <w:rFonts w:ascii="Cinzel" w:hAnsi="Cinzel"/>
                 <w:b w:val="0"/>
                 <w:i w:val="0"/>
                 <w:color w:val="A8763B"/>
-                <w:sz w:val="24"/>
+                <w:sz w:val="26"/>
               </w:rPr>
               <w:t>❦</w:t>
             </w:r>
-          </w:p>
-          <w:p>
-            <w:pPr>
-              <w:spacing w:before="20" w:after="0"/>
+            <w:r>
+              <w:rPr>
+                <w:rFonts w:ascii="Cinzel" w:hAnsi="Cinzel"/>
+                <w:b w:val="0"/>
+                <w:i w:val="0"/>
+                <w:color w:val="C7A98A"/>
+                <w:sz w:val="22"/>
+              </w:rPr>
+              <w:t xml:space="preserve">  ❦</w:t>
+            </w:r>
+          </w:p>
+          <w:p>
+            <w:pPr>
+              <w:spacing w:before="40" w:after="0"/>
               <w:ind w:left="272" w:right="272"/>
               <w:jc w:val="center"/>
               <w:pBdr>
-                <w:top w:val="single" w:sz="4" w:space="5" w:color="C7A98A"/>
-                <w:bottom w:val="single" w:sz="4" w:space="5" w:color="C7A98A"/>
+                <w:top w:val="single" w:sz="5" w:space="5" w:color="A8763B"/>
+                <w:bottom w:val="single" w:sz="5" w:space="5" w:color="A8763B"/>
               </w:pBdr>
             </w:pPr>
             <w:r>
@@ -5478,7 +6038,7 @@
           </w:p>
           <w:p>
             <w:pPr>
-              <w:spacing w:before="400" w:after="40" w:line="240" w:lineRule="auto"/>
+              <w:spacing w:before="360" w:after="40" w:line="240" w:lineRule="auto"/>
               <w:ind w:left="272" w:right="272"/>
               <w:jc w:val="center"/>
             </w:pPr>
@@ -5511,7 +6071,7 @@
           </w:p>
           <w:p>
             <w:pPr>
-              <w:spacing w:before="0" w:after="240" w:line="298" w:lineRule="auto"/>
+              <w:spacing w:before="0" w:after="220" w:line="298" w:lineRule="auto"/>
               <w:ind w:left="272" w:right="272"/>
               <w:jc w:val="center"/>
             </w:pPr>
@@ -5565,29 +6125,49 @@
           </w:tcPr>
           <w:p>
             <w:pPr>
-              <w:spacing w:before="260" w:after="20"/>
-              <w:ind w:left="272" w:right="272"/>
-              <w:jc w:val="center"/>
-            </w:pPr>
+              <w:spacing w:before="220" w:after="20"/>
+              <w:ind w:left="272" w:right="272"/>
+              <w:jc w:val="center"/>
+            </w:pPr>
+            <w:r>
+              <w:rPr>
+                <w:rFonts w:ascii="Cinzel" w:hAnsi="Cinzel"/>
+                <w:b w:val="0"/>
+                <w:i w:val="0"/>
+                <w:color w:val="C7A98A"/>
+                <w:sz w:val="22"/>
+              </w:rPr>
+              <w:t xml:space="preserve">❦  </w:t>
+            </w:r>
             <w:r>
               <w:rPr>
                 <w:rFonts w:ascii="Cinzel" w:hAnsi="Cinzel"/>
                 <w:b w:val="0"/>
                 <w:i w:val="0"/>
                 <w:color w:val="A8763B"/>
-                <w:sz w:val="24"/>
+                <w:sz w:val="26"/>
               </w:rPr>
               <w:t>❦</w:t>
             </w:r>
-          </w:p>
-          <w:p>
-            <w:pPr>
-              <w:spacing w:before="20" w:after="0"/>
+            <w:r>
+              <w:rPr>
+                <w:rFonts w:ascii="Cinzel" w:hAnsi="Cinzel"/>
+                <w:b w:val="0"/>
+                <w:i w:val="0"/>
+                <w:color w:val="C7A98A"/>
+                <w:sz w:val="22"/>
+              </w:rPr>
+              <w:t xml:space="preserve">  ❦</w:t>
+            </w:r>
+          </w:p>
+          <w:p>
+            <w:pPr>
+              <w:spacing w:before="40" w:after="0"/>
               <w:ind w:left="272" w:right="272"/>
               <w:jc w:val="center"/>
               <w:pBdr>
-                <w:top w:val="single" w:sz="4" w:space="5" w:color="C7A98A"/>
-                <w:bottom w:val="single" w:sz="4" w:space="5" w:color="C7A98A"/>
+                <w:top w:val="single" w:sz="5" w:space="5" w:color="A8763B"/>
+                <w:bottom w:val="single" w:sz="5" w:space="5" w:color="A8763B"/>
               </w:pBdr>
             </w:pPr>
             <w:r>
@@ -5605,7 +6185,7 @@
           </w:p>
           <w:p>
             <w:pPr>
-              <w:spacing w:before="400" w:after="40" w:line="240" w:lineRule="auto"/>
+              <w:spacing w:before="360" w:after="40" w:line="240" w:lineRule="auto"/>
               <w:ind w:left="272" w:right="272"/>
               <w:jc w:val="center"/>
             </w:pPr>
@@ -5638,7 +6218,7 @@
           </w:p>
           <w:p>
             <w:pPr>
-              <w:spacing w:before="0" w:after="240" w:line="298" w:lineRule="auto"/>
+              <w:spacing w:before="0" w:after="220" w:line="298" w:lineRule="auto"/>
               <w:ind w:left="272" w:right="272"/>
               <w:jc w:val="center"/>
             </w:pPr>
@@ -5698,29 +6278,49 @@
           </w:tcPr>
           <w:p>
             <w:pPr>
-              <w:spacing w:before="260" w:after="20"/>
-              <w:ind w:left="272" w:right="272"/>
-              <w:jc w:val="center"/>
-            </w:pPr>
+              <w:spacing w:before="220" w:after="20"/>
+              <w:ind w:left="272" w:right="272"/>
+              <w:jc w:val="center"/>
+            </w:pPr>
+            <w:r>
+              <w:rPr>
+                <w:rFonts w:ascii="Cinzel" w:hAnsi="Cinzel"/>
+                <w:b w:val="0"/>
+                <w:i w:val="0"/>
+                <w:color w:val="C7A98A"/>
+                <w:sz w:val="22"/>
+              </w:rPr>
+              <w:t xml:space="preserve">❦  </w:t>
+            </w:r>
             <w:r>
               <w:rPr>
                 <w:rFonts w:ascii="Cinzel" w:hAnsi="Cinzel"/>
                 <w:b w:val="0"/>
                 <w:i w:val="0"/>
                 <w:color w:val="A8763B"/>
-                <w:sz w:val="24"/>
+                <w:sz w:val="26"/>
               </w:rPr>
               <w:t>❦</w:t>
             </w:r>
-          </w:p>
-          <w:p>
-            <w:pPr>
-              <w:spacing w:before="20" w:after="0"/>
+            <w:r>
+              <w:rPr>
+                <w:rFonts w:ascii="Cinzel" w:hAnsi="Cinzel"/>
+                <w:b w:val="0"/>
+                <w:i w:val="0"/>
+                <w:color w:val="C7A98A"/>
+                <w:sz w:val="22"/>
+              </w:rPr>
+              <w:t xml:space="preserve">  ❦</w:t>
+            </w:r>
+          </w:p>
+          <w:p>
+            <w:pPr>
+              <w:spacing w:before="40" w:after="0"/>
               <w:ind w:left="272" w:right="272"/>
               <w:jc w:val="center"/>
               <w:pBdr>
-                <w:top w:val="single" w:sz="4" w:space="5" w:color="C7A98A"/>
-                <w:bottom w:val="single" w:sz="4" w:space="5" w:color="C7A98A"/>
+                <w:top w:val="single" w:sz="5" w:space="5" w:color="A8763B"/>
+                <w:bottom w:val="single" w:sz="5" w:space="5" w:color="A8763B"/>
               </w:pBdr>
             </w:pPr>
             <w:r>
@@ -5738,7 +6338,7 @@
           </w:p>
           <w:p>
             <w:pPr>
-              <w:spacing w:before="400" w:after="40" w:line="240" w:lineRule="auto"/>
+              <w:spacing w:before="360" w:after="40" w:line="240" w:lineRule="auto"/>
               <w:ind w:left="272" w:right="272"/>
               <w:jc w:val="center"/>
             </w:pPr>
@@ -5771,7 +6371,7 @@
           </w:p>
           <w:p>
             <w:pPr>
-              <w:spacing w:before="0" w:after="240" w:line="298" w:lineRule="auto"/>
+              <w:spacing w:before="0" w:after="220" w:line="298" w:lineRule="auto"/>
               <w:ind w:left="272" w:right="272"/>
               <w:jc w:val="center"/>
             </w:pPr>
@@ -5825,29 +6425,49 @@
           </w:tcPr>
           <w:p>
             <w:pPr>
-              <w:spacing w:before="260" w:after="20"/>
-              <w:ind w:left="272" w:right="272"/>
-              <w:jc w:val="center"/>
-            </w:pPr>
+              <w:spacing w:before="220" w:after="20"/>
+              <w:ind w:left="272" w:right="272"/>
+              <w:jc w:val="center"/>
+            </w:pPr>
+            <w:r>
+              <w:rPr>
+                <w:rFonts w:ascii="Cinzel" w:hAnsi="Cinzel"/>
+                <w:b w:val="0"/>
+                <w:i w:val="0"/>
+                <w:color w:val="C7A98A"/>
+                <w:sz w:val="22"/>
+              </w:rPr>
+              <w:t xml:space="preserve">❦  </w:t>
+            </w:r>
             <w:r>
               <w:rPr>
                 <w:rFonts w:ascii="Cinzel" w:hAnsi="Cinzel"/>
                 <w:b w:val="0"/>
                 <w:i w:val="0"/>
                 <w:color w:val="A8763B"/>
-                <w:sz w:val="24"/>
+                <w:sz w:val="26"/>
               </w:rPr>
               <w:t>❦</w:t>
             </w:r>
-          </w:p>
-          <w:p>
-            <w:pPr>
-              <w:spacing w:before="20" w:after="0"/>
+            <w:r>
+              <w:rPr>
+                <w:rFonts w:ascii="Cinzel" w:hAnsi="Cinzel"/>
+                <w:b w:val="0"/>
+                <w:i w:val="0"/>
+                <w:color w:val="C7A98A"/>
+                <w:sz w:val="22"/>
+              </w:rPr>
+              <w:t xml:space="preserve">  ❦</w:t>
+            </w:r>
+          </w:p>
+          <w:p>
+            <w:pPr>
+              <w:spacing w:before="40" w:after="0"/>
               <w:ind w:left="272" w:right="272"/>
               <w:jc w:val="center"/>
               <w:pBdr>
-                <w:top w:val="single" w:sz="4" w:space="5" w:color="C7A98A"/>
-                <w:bottom w:val="single" w:sz="4" w:space="5" w:color="C7A98A"/>
+                <w:top w:val="single" w:sz="5" w:space="5" w:color="A8763B"/>
+                <w:bottom w:val="single" w:sz="5" w:space="5" w:color="A8763B"/>
               </w:pBdr>
             </w:pPr>
             <w:r>
@@ -5865,7 +6485,7 @@
           </w:p>
           <w:p>
             <w:pPr>
-              <w:spacing w:before="400" w:after="40" w:line="240" w:lineRule="auto"/>
+              <w:spacing w:before="360" w:after="40" w:line="240" w:lineRule="auto"/>
               <w:ind w:left="272" w:right="272"/>
               <w:jc w:val="center"/>
             </w:pPr>
@@ -5898,7 +6518,7 @@
           </w:p>
           <w:p>
             <w:pPr>
-              <w:spacing w:before="0" w:after="240" w:line="298" w:lineRule="auto"/>
+              <w:spacing w:before="0" w:after="220" w:line="298" w:lineRule="auto"/>
               <w:ind w:left="272" w:right="272"/>
               <w:jc w:val="center"/>
             </w:pPr>
@@ -5958,29 +6578,49 @@
           </w:tcPr>
           <w:p>
             <w:pPr>
-              <w:spacing w:before="260" w:after="20"/>
-              <w:ind w:left="272" w:right="272"/>
-              <w:jc w:val="center"/>
-            </w:pPr>
+              <w:spacing w:before="220" w:after="20"/>
+              <w:ind w:left="272" w:right="272"/>
+              <w:jc w:val="center"/>
+            </w:pPr>
+            <w:r>
+              <w:rPr>
+                <w:rFonts w:ascii="Cinzel" w:hAnsi="Cinzel"/>
+                <w:b w:val="0"/>
+                <w:i w:val="0"/>
+                <w:color w:val="C7A98A"/>
+                <w:sz w:val="22"/>
+              </w:rPr>
+              <w:t xml:space="preserve">❦  </w:t>
+            </w:r>
             <w:r>
               <w:rPr>
                 <w:rFonts w:ascii="Cinzel" w:hAnsi="Cinzel"/>
                 <w:b w:val="0"/>
                 <w:i w:val="0"/>
                 <w:color w:val="A8763B"/>
-                <w:sz w:val="24"/>
+                <w:sz w:val="26"/>
               </w:rPr>
               <w:t>❦</w:t>
             </w:r>
-          </w:p>
-          <w:p>
-            <w:pPr>
-              <w:spacing w:before="20" w:after="0"/>
+            <w:r>
+              <w:rPr>
+                <w:rFonts w:ascii="Cinzel" w:hAnsi="Cinzel"/>
+                <w:b w:val="0"/>
+                <w:i w:val="0"/>
+                <w:color w:val="C7A98A"/>
+                <w:sz w:val="22"/>
+              </w:rPr>
+              <w:t xml:space="preserve">  ❦</w:t>
+            </w:r>
+          </w:p>
+          <w:p>
+            <w:pPr>
+              <w:spacing w:before="40" w:after="0"/>
               <w:ind w:left="272" w:right="272"/>
               <w:jc w:val="center"/>
               <w:pBdr>
-                <w:top w:val="single" w:sz="4" w:space="5" w:color="C7A98A"/>
-                <w:bottom w:val="single" w:sz="4" w:space="5" w:color="C7A98A"/>
+                <w:top w:val="single" w:sz="5" w:space="5" w:color="A8763B"/>
+                <w:bottom w:val="single" w:sz="5" w:space="5" w:color="A8763B"/>
               </w:pBdr>
             </w:pPr>
             <w:r>
@@ -5998,7 +6638,7 @@
           </w:p>
           <w:p>
             <w:pPr>
-              <w:spacing w:before="400" w:after="40" w:line="240" w:lineRule="auto"/>
+              <w:spacing w:before="360" w:after="40" w:line="240" w:lineRule="auto"/>
               <w:ind w:left="272" w:right="272"/>
               <w:jc w:val="center"/>
             </w:pPr>
@@ -6031,7 +6671,7 @@
           </w:p>
           <w:p>
             <w:pPr>
-              <w:spacing w:before="0" w:after="240" w:line="298" w:lineRule="auto"/>
+              <w:spacing w:before="0" w:after="220" w:line="298" w:lineRule="auto"/>
               <w:ind w:left="272" w:right="272"/>
               <w:jc w:val="center"/>
             </w:pPr>
@@ -6085,29 +6725,49 @@
           </w:tcPr>
           <w:p>
             <w:pPr>
-              <w:spacing w:before="260" w:after="20"/>
-              <w:ind w:left="272" w:right="272"/>
-              <w:jc w:val="center"/>
-            </w:pPr>
+              <w:spacing w:before="220" w:after="20"/>
+              <w:ind w:left="272" w:right="272"/>
+              <w:jc w:val="center"/>
+            </w:pPr>
+            <w:r>
+              <w:rPr>
+                <w:rFonts w:ascii="Cinzel" w:hAnsi="Cinzel"/>
+                <w:b w:val="0"/>
+                <w:i w:val="0"/>
+                <w:color w:val="C7A98A"/>
+                <w:sz w:val="22"/>
+              </w:rPr>
+              <w:t xml:space="preserve">❦  </w:t>
+            </w:r>
             <w:r>
               <w:rPr>
                 <w:rFonts w:ascii="Cinzel" w:hAnsi="Cinzel"/>
                 <w:b w:val="0"/>
                 <w:i w:val="0"/>
                 <w:color w:val="A8763B"/>
-                <w:sz w:val="24"/>
+                <w:sz w:val="26"/>
               </w:rPr>
               <w:t>❦</w:t>
             </w:r>
-          </w:p>
-          <w:p>
-            <w:pPr>
-              <w:spacing w:before="20" w:after="0"/>
+            <w:r>
+              <w:rPr>
+                <w:rFonts w:ascii="Cinzel" w:hAnsi="Cinzel"/>
+                <w:b w:val="0"/>
+                <w:i w:val="0"/>
+                <w:color w:val="C7A98A"/>
+                <w:sz w:val="22"/>
+              </w:rPr>
+              <w:t xml:space="preserve">  ❦</w:t>
+            </w:r>
+          </w:p>
+          <w:p>
+            <w:pPr>
+              <w:spacing w:before="40" w:after="0"/>
               <w:ind w:left="272" w:right="272"/>
               <w:jc w:val="center"/>
               <w:pBdr>
-                <w:top w:val="single" w:sz="4" w:space="5" w:color="C7A98A"/>
-                <w:bottom w:val="single" w:sz="4" w:space="5" w:color="C7A98A"/>
+                <w:top w:val="single" w:sz="5" w:space="5" w:color="A8763B"/>
+                <w:bottom w:val="single" w:sz="5" w:space="5" w:color="A8763B"/>
               </w:pBdr>
             </w:pPr>
             <w:r>
@@ -6125,7 +6785,7 @@
           </w:p>
           <w:p>
             <w:pPr>
-              <w:spacing w:before="400" w:after="40" w:line="240" w:lineRule="auto"/>
+              <w:spacing w:before="360" w:after="40" w:line="240" w:lineRule="auto"/>
               <w:ind w:left="272" w:right="272"/>
               <w:jc w:val="center"/>
             </w:pPr>
@@ -6158,7 +6818,7 @@
           </w:p>
           <w:p>
             <w:pPr>
-              <w:spacing w:before="0" w:after="240" w:line="298" w:lineRule="auto"/>
+              <w:spacing w:before="0" w:after="220" w:line="298" w:lineRule="auto"/>
               <w:ind w:left="272" w:right="272"/>
               <w:jc w:val="center"/>
             </w:pPr>
@@ -6251,35 +6911,35 @@
                 <w:b w:val="0"/>
                 <w:i w:val="0"/>
                 <w:color w:val="C7A98A"/>
-                <w:sz w:val="32"/>
+                <w:sz w:val="26"/>
+              </w:rPr>
+              <w:t>❦  ❦  ❦</w:t>
+            </w:r>
+          </w:p>
+          <w:p>
+            <w:pPr>
+              <w:spacing w:before="180" w:after="0"/>
+              <w:ind w:left="272" w:right="272"/>
+              <w:jc w:val="center"/>
+              <w:pBdr>
+                <w:top w:val="single" w:sz="6" w:space="6" w:color="A8763B"/>
+                <w:bottom w:val="single" w:sz="6" w:space="6" w:color="A8763B"/>
+              </w:pBdr>
+            </w:pPr>
+            <w:r>
+              <w:rPr>
+                <w:rFonts w:ascii="Cinzel" w:hAnsi="Cinzel"/>
+                <w:b w:val="0"/>
+                <w:i w:val="0"/>
+                <w:color w:val="8A5F34"/>
+                <w:sz w:val="80"/>
               </w:rPr>
               <w:t>❦</w:t>
             </w:r>
           </w:p>
           <w:p>
             <w:pPr>
-              <w:spacing w:before="200" w:after="0"/>
-              <w:ind w:left="272" w:right="272"/>
-              <w:jc w:val="center"/>
-              <w:pBdr>
-                <w:top w:val="single" w:sz="4" w:space="6" w:color="C7A98A"/>
-                <w:bottom w:val="single" w:sz="4" w:space="6" w:color="C7A98A"/>
-              </w:pBdr>
-            </w:pPr>
-            <w:r>
-              <w:rPr>
-                <w:rFonts w:ascii="Cinzel" w:hAnsi="Cinzel"/>
-                <w:b w:val="0"/>
-                <w:i w:val="0"/>
-                <w:color w:val="8A5F34"/>
-                <w:sz w:val="60"/>
-              </w:rPr>
-              <w:t>❦</w:t>
-            </w:r>
-          </w:p>
-          <w:p>
-            <w:pPr>
-              <w:spacing w:before="200" w:after="0"/>
+              <w:spacing w:before="180" w:after="0"/>
               <w:ind w:left="272" w:right="272"/>
               <w:jc w:val="center"/>
             </w:pPr>
@@ -6289,9 +6949,9 @@
                 <w:b w:val="0"/>
                 <w:i w:val="0"/>
                 <w:color w:val="C7A98A"/>
-                <w:sz w:val="32"/>
-              </w:rPr>
-              <w:t>❦</w:t>
+                <w:sz w:val="26"/>
+              </w:rPr>
+              <w:t>❦  ❦  ❦</w:t>
             </w:r>
           </w:p>
         </w:tc>
@@ -6325,35 +6985,35 @@
                 <w:b w:val="0"/>
                 <w:i w:val="0"/>
                 <w:color w:val="C7A98A"/>
-                <w:sz w:val="32"/>
+                <w:sz w:val="26"/>
+              </w:rPr>
+              <w:t>❦  ❦  ❦</w:t>
+            </w:r>
+          </w:p>
+          <w:p>
+            <w:pPr>
+              <w:spacing w:before="180" w:after="0"/>
+              <w:ind w:left="272" w:right="272"/>
+              <w:jc w:val="center"/>
+              <w:pBdr>
+                <w:top w:val="single" w:sz="6" w:space="6" w:color="A8763B"/>
+                <w:bottom w:val="single" w:sz="6" w:space="6" w:color="A8763B"/>
+              </w:pBdr>
+            </w:pPr>
+            <w:r>
+              <w:rPr>
+                <w:rFonts w:ascii="Cinzel" w:hAnsi="Cinzel"/>
+                <w:b w:val="0"/>
+                <w:i w:val="0"/>
+                <w:color w:val="8A5F34"/>
+                <w:sz w:val="80"/>
               </w:rPr>
               <w:t>❦</w:t>
             </w:r>
           </w:p>
           <w:p>
             <w:pPr>
-              <w:spacing w:before="200" w:after="0"/>
-              <w:ind w:left="272" w:right="272"/>
-              <w:jc w:val="center"/>
-              <w:pBdr>
-                <w:top w:val="single" w:sz="4" w:space="6" w:color="C7A98A"/>
-                <w:bottom w:val="single" w:sz="4" w:space="6" w:color="C7A98A"/>
-              </w:pBdr>
-            </w:pPr>
-            <w:r>
-              <w:rPr>
-                <w:rFonts w:ascii="Cinzel" w:hAnsi="Cinzel"/>
-                <w:b w:val="0"/>
-                <w:i w:val="0"/>
-                <w:color w:val="8A5F34"/>
-                <w:sz w:val="60"/>
-              </w:rPr>
-              <w:t>❦</w:t>
-            </w:r>
-          </w:p>
-          <w:p>
-            <w:pPr>
-              <w:spacing w:before="200" w:after="0"/>
+              <w:spacing w:before="180" w:after="0"/>
               <w:ind w:left="272" w:right="272"/>
               <w:jc w:val="center"/>
             </w:pPr>
@@ -6363,9 +7023,9 @@
                 <w:b w:val="0"/>
                 <w:i w:val="0"/>
                 <w:color w:val="C7A98A"/>
-                <w:sz w:val="32"/>
-              </w:rPr>
-              <w:t>❦</w:t>
+                <w:sz w:val="26"/>
+              </w:rPr>
+              <w:t>❦  ❦  ❦</w:t>
             </w:r>
           </w:p>
         </w:tc>
@@ -6405,35 +7065,35 @@
                 <w:b w:val="0"/>
                 <w:i w:val="0"/>
                 <w:color w:val="C7A98A"/>
-                <w:sz w:val="32"/>
+                <w:sz w:val="26"/>
+              </w:rPr>
+              <w:t>❦  ❦  ❦</w:t>
+            </w:r>
+          </w:p>
+          <w:p>
+            <w:pPr>
+              <w:spacing w:before="180" w:after="0"/>
+              <w:ind w:left="272" w:right="272"/>
+              <w:jc w:val="center"/>
+              <w:pBdr>
+                <w:top w:val="single" w:sz="6" w:space="6" w:color="A8763B"/>
+                <w:bottom w:val="single" w:sz="6" w:space="6" w:color="A8763B"/>
+              </w:pBdr>
+            </w:pPr>
+            <w:r>
+              <w:rPr>
+                <w:rFonts w:ascii="Cinzel" w:hAnsi="Cinzel"/>
+                <w:b w:val="0"/>
+                <w:i w:val="0"/>
+                <w:color w:val="8A5F34"/>
+                <w:sz w:val="80"/>
               </w:rPr>
               <w:t>❦</w:t>
             </w:r>
           </w:p>
           <w:p>
             <w:pPr>
-              <w:spacing w:before="200" w:after="0"/>
-              <w:ind w:left="272" w:right="272"/>
-              <w:jc w:val="center"/>
-              <w:pBdr>
-                <w:top w:val="single" w:sz="4" w:space="6" w:color="C7A98A"/>
-                <w:bottom w:val="single" w:sz="4" w:space="6" w:color="C7A98A"/>
-              </w:pBdr>
-            </w:pPr>
-            <w:r>
-              <w:rPr>
-                <w:rFonts w:ascii="Cinzel" w:hAnsi="Cinzel"/>
-                <w:b w:val="0"/>
-                <w:i w:val="0"/>
-                <w:color w:val="8A5F34"/>
-                <w:sz w:val="60"/>
-              </w:rPr>
-              <w:t>❦</w:t>
-            </w:r>
-          </w:p>
-          <w:p>
-            <w:pPr>
-              <w:spacing w:before="200" w:after="0"/>
+              <w:spacing w:before="180" w:after="0"/>
               <w:ind w:left="272" w:right="272"/>
               <w:jc w:val="center"/>
             </w:pPr>
@@ -6443,9 +7103,9 @@
                 <w:b w:val="0"/>
                 <w:i w:val="0"/>
                 <w:color w:val="C7A98A"/>
-                <w:sz w:val="32"/>
-              </w:rPr>
-              <w:t>❦</w:t>
+                <w:sz w:val="26"/>
+              </w:rPr>
+              <w:t>❦  ❦  ❦</w:t>
             </w:r>
           </w:p>
         </w:tc>
@@ -6479,35 +7139,35 @@
                 <w:b w:val="0"/>
                 <w:i w:val="0"/>
                 <w:color w:val="C7A98A"/>
-                <w:sz w:val="32"/>
+                <w:sz w:val="26"/>
+              </w:rPr>
+              <w:t>❦  ❦  ❦</w:t>
+            </w:r>
+          </w:p>
+          <w:p>
+            <w:pPr>
+              <w:spacing w:before="180" w:after="0"/>
+              <w:ind w:left="272" w:right="272"/>
+              <w:jc w:val="center"/>
+              <w:pBdr>
+                <w:top w:val="single" w:sz="6" w:space="6" w:color="A8763B"/>
+                <w:bottom w:val="single" w:sz="6" w:space="6" w:color="A8763B"/>
+              </w:pBdr>
+            </w:pPr>
+            <w:r>
+              <w:rPr>
+                <w:rFonts w:ascii="Cinzel" w:hAnsi="Cinzel"/>
+                <w:b w:val="0"/>
+                <w:i w:val="0"/>
+                <w:color w:val="8A5F34"/>
+                <w:sz w:val="80"/>
               </w:rPr>
               <w:t>❦</w:t>
             </w:r>
           </w:p>
           <w:p>
             <w:pPr>
-              <w:spacing w:before="200" w:after="0"/>
-              <w:ind w:left="272" w:right="272"/>
-              <w:jc w:val="center"/>
-              <w:pBdr>
-                <w:top w:val="single" w:sz="4" w:space="6" w:color="C7A98A"/>
-                <w:bottom w:val="single" w:sz="4" w:space="6" w:color="C7A98A"/>
-              </w:pBdr>
-            </w:pPr>
-            <w:r>
-              <w:rPr>
-                <w:rFonts w:ascii="Cinzel" w:hAnsi="Cinzel"/>
-                <w:b w:val="0"/>
-                <w:i w:val="0"/>
-                <w:color w:val="8A5F34"/>
-                <w:sz w:val="60"/>
-              </w:rPr>
-              <w:t>❦</w:t>
-            </w:r>
-          </w:p>
-          <w:p>
-            <w:pPr>
-              <w:spacing w:before="200" w:after="0"/>
+              <w:spacing w:before="180" w:after="0"/>
               <w:ind w:left="272" w:right="272"/>
               <w:jc w:val="center"/>
             </w:pPr>
@@ -6517,9 +7177,9 @@
                 <w:b w:val="0"/>
                 <w:i w:val="0"/>
                 <w:color w:val="C7A98A"/>
-                <w:sz w:val="32"/>
-              </w:rPr>
-              <w:t>❦</w:t>
+                <w:sz w:val="26"/>
+              </w:rPr>
+              <w:t>❦  ❦  ❦</w:t>
             </w:r>
           </w:p>
         </w:tc>
@@ -6559,35 +7219,35 @@
                 <w:b w:val="0"/>
                 <w:i w:val="0"/>
                 <w:color w:val="C7A98A"/>
-                <w:sz w:val="32"/>
+                <w:sz w:val="26"/>
+              </w:rPr>
+              <w:t>❦  ❦  ❦</w:t>
+            </w:r>
+          </w:p>
+          <w:p>
+            <w:pPr>
+              <w:spacing w:before="180" w:after="0"/>
+              <w:ind w:left="272" w:right="272"/>
+              <w:jc w:val="center"/>
+              <w:pBdr>
+                <w:top w:val="single" w:sz="6" w:space="6" w:color="A8763B"/>
+                <w:bottom w:val="single" w:sz="6" w:space="6" w:color="A8763B"/>
+              </w:pBdr>
+            </w:pPr>
+            <w:r>
+              <w:rPr>
+                <w:rFonts w:ascii="Cinzel" w:hAnsi="Cinzel"/>
+                <w:b w:val="0"/>
+                <w:i w:val="0"/>
+                <w:color w:val="8A5F34"/>
+                <w:sz w:val="80"/>
               </w:rPr>
               <w:t>❦</w:t>
             </w:r>
           </w:p>
           <w:p>
             <w:pPr>
-              <w:spacing w:before="200" w:after="0"/>
-              <w:ind w:left="272" w:right="272"/>
-              <w:jc w:val="center"/>
-              <w:pBdr>
-                <w:top w:val="single" w:sz="4" w:space="6" w:color="C7A98A"/>
-                <w:bottom w:val="single" w:sz="4" w:space="6" w:color="C7A98A"/>
-              </w:pBdr>
-            </w:pPr>
-            <w:r>
-              <w:rPr>
-                <w:rFonts w:ascii="Cinzel" w:hAnsi="Cinzel"/>
-                <w:b w:val="0"/>
-                <w:i w:val="0"/>
-                <w:color w:val="8A5F34"/>
-                <w:sz w:val="60"/>
-              </w:rPr>
-              <w:t>❦</w:t>
-            </w:r>
-          </w:p>
-          <w:p>
-            <w:pPr>
-              <w:spacing w:before="200" w:after="0"/>
+              <w:spacing w:before="180" w:after="0"/>
               <w:ind w:left="272" w:right="272"/>
               <w:jc w:val="center"/>
             </w:pPr>
@@ -6597,9 +7257,9 @@
                 <w:b w:val="0"/>
                 <w:i w:val="0"/>
                 <w:color w:val="C7A98A"/>
-                <w:sz w:val="32"/>
-              </w:rPr>
-              <w:t>❦</w:t>
+                <w:sz w:val="26"/>
+              </w:rPr>
+              <w:t>❦  ❦  ❦</w:t>
             </w:r>
           </w:p>
         </w:tc>
@@ -6633,35 +7293,35 @@
                 <w:b w:val="0"/>
                 <w:i w:val="0"/>
                 <w:color w:val="C7A98A"/>
-                <w:sz w:val="32"/>
+                <w:sz w:val="26"/>
+              </w:rPr>
+              <w:t>❦  ❦  ❦</w:t>
+            </w:r>
+          </w:p>
+          <w:p>
+            <w:pPr>
+              <w:spacing w:before="180" w:after="0"/>
+              <w:ind w:left="272" w:right="272"/>
+              <w:jc w:val="center"/>
+              <w:pBdr>
+                <w:top w:val="single" w:sz="6" w:space="6" w:color="A8763B"/>
+                <w:bottom w:val="single" w:sz="6" w:space="6" w:color="A8763B"/>
+              </w:pBdr>
+            </w:pPr>
+            <w:r>
+              <w:rPr>
+                <w:rFonts w:ascii="Cinzel" w:hAnsi="Cinzel"/>
+                <w:b w:val="0"/>
+                <w:i w:val="0"/>
+                <w:color w:val="8A5F34"/>
+                <w:sz w:val="80"/>
               </w:rPr>
               <w:t>❦</w:t>
             </w:r>
           </w:p>
           <w:p>
             <w:pPr>
-              <w:spacing w:before="200" w:after="0"/>
-              <w:ind w:left="272" w:right="272"/>
-              <w:jc w:val="center"/>
-              <w:pBdr>
-                <w:top w:val="single" w:sz="4" w:space="6" w:color="C7A98A"/>
-                <w:bottom w:val="single" w:sz="4" w:space="6" w:color="C7A98A"/>
-              </w:pBdr>
-            </w:pPr>
-            <w:r>
-              <w:rPr>
-                <w:rFonts w:ascii="Cinzel" w:hAnsi="Cinzel"/>
-                <w:b w:val="0"/>
-                <w:i w:val="0"/>
-                <w:color w:val="8A5F34"/>
-                <w:sz w:val="60"/>
-              </w:rPr>
-              <w:t>❦</w:t>
-            </w:r>
-          </w:p>
-          <w:p>
-            <w:pPr>
-              <w:spacing w:before="200" w:after="0"/>
+              <w:spacing w:before="180" w:after="0"/>
               <w:ind w:left="272" w:right="272"/>
               <w:jc w:val="center"/>
             </w:pPr>
@@ -6671,9 +7331,9 @@
                 <w:b w:val="0"/>
                 <w:i w:val="0"/>
                 <w:color w:val="C7A98A"/>
-                <w:sz w:val="32"/>
-              </w:rPr>
-              <w:t>❦</w:t>
+                <w:sz w:val="26"/>
+              </w:rPr>
+              <w:t>❦  ❦  ❦</w:t>
             </w:r>
           </w:p>
         </w:tc>
@@ -6726,29 +7386,49 @@
           </w:tcPr>
           <w:p>
             <w:pPr>
-              <w:spacing w:before="260" w:after="20"/>
-              <w:ind w:left="272" w:right="272"/>
-              <w:jc w:val="center"/>
-            </w:pPr>
+              <w:spacing w:before="220" w:after="20"/>
+              <w:ind w:left="272" w:right="272"/>
+              <w:jc w:val="center"/>
+            </w:pPr>
+            <w:r>
+              <w:rPr>
+                <w:rFonts w:ascii="Cinzel" w:hAnsi="Cinzel"/>
+                <w:b w:val="0"/>
+                <w:i w:val="0"/>
+                <w:color w:val="C7A98A"/>
+                <w:sz w:val="22"/>
+              </w:rPr>
+              <w:t xml:space="preserve">❦  </w:t>
+            </w:r>
             <w:r>
               <w:rPr>
                 <w:rFonts w:ascii="Cinzel" w:hAnsi="Cinzel"/>
                 <w:b w:val="0"/>
                 <w:i w:val="0"/>
                 <w:color w:val="A8763B"/>
-                <w:sz w:val="24"/>
+                <w:sz w:val="26"/>
               </w:rPr>
               <w:t>❦</w:t>
             </w:r>
-          </w:p>
-          <w:p>
-            <w:pPr>
-              <w:spacing w:before="20" w:after="0"/>
+            <w:r>
+              <w:rPr>
+                <w:rFonts w:ascii="Cinzel" w:hAnsi="Cinzel"/>
+                <w:b w:val="0"/>
+                <w:i w:val="0"/>
+                <w:color w:val="C7A98A"/>
+                <w:sz w:val="22"/>
+              </w:rPr>
+              <w:t xml:space="preserve">  ❦</w:t>
+            </w:r>
+          </w:p>
+          <w:p>
+            <w:pPr>
+              <w:spacing w:before="40" w:after="0"/>
               <w:ind w:left="272" w:right="272"/>
               <w:jc w:val="center"/>
               <w:pBdr>
-                <w:top w:val="single" w:sz="4" w:space="5" w:color="C7A98A"/>
-                <w:bottom w:val="single" w:sz="4" w:space="5" w:color="C7A98A"/>
+                <w:top w:val="single" w:sz="5" w:space="5" w:color="A8763B"/>
+                <w:bottom w:val="single" w:sz="5" w:space="5" w:color="A8763B"/>
               </w:pBdr>
             </w:pPr>
             <w:r>
@@ -6766,7 +7446,7 @@
           </w:p>
           <w:p>
             <w:pPr>
-              <w:spacing w:before="400" w:after="40" w:line="240" w:lineRule="auto"/>
+              <w:spacing w:before="360" w:after="40" w:line="240" w:lineRule="auto"/>
               <w:ind w:left="272" w:right="272"/>
               <w:jc w:val="center"/>
             </w:pPr>
@@ -6799,7 +7479,7 @@
           </w:p>
           <w:p>
             <w:pPr>
-              <w:spacing w:before="0" w:after="240" w:line="298" w:lineRule="auto"/>
+              <w:spacing w:before="0" w:after="220" w:line="298" w:lineRule="auto"/>
               <w:ind w:left="272" w:right="272"/>
               <w:jc w:val="center"/>
             </w:pPr>
@@ -6853,29 +7533,49 @@
           </w:tcPr>
           <w:p>
             <w:pPr>
-              <w:spacing w:before="260" w:after="20"/>
-              <w:ind w:left="272" w:right="272"/>
-              <w:jc w:val="center"/>
-            </w:pPr>
+              <w:spacing w:before="220" w:after="20"/>
+              <w:ind w:left="272" w:right="272"/>
+              <w:jc w:val="center"/>
+            </w:pPr>
+            <w:r>
+              <w:rPr>
+                <w:rFonts w:ascii="Cinzel" w:hAnsi="Cinzel"/>
+                <w:b w:val="0"/>
+                <w:i w:val="0"/>
+                <w:color w:val="C7A98A"/>
+                <w:sz w:val="22"/>
+              </w:rPr>
+              <w:t xml:space="preserve">❦  </w:t>
+            </w:r>
             <w:r>
               <w:rPr>
                 <w:rFonts w:ascii="Cinzel" w:hAnsi="Cinzel"/>
                 <w:b w:val="0"/>
                 <w:i w:val="0"/>
                 <w:color w:val="A8763B"/>
-                <w:sz w:val="24"/>
+                <w:sz w:val="26"/>
               </w:rPr>
               <w:t>❦</w:t>
             </w:r>
-          </w:p>
-          <w:p>
-            <w:pPr>
-              <w:spacing w:before="20" w:after="0"/>
+            <w:r>
+              <w:rPr>
+                <w:rFonts w:ascii="Cinzel" w:hAnsi="Cinzel"/>
+                <w:b w:val="0"/>
+                <w:i w:val="0"/>
+                <w:color w:val="C7A98A"/>
+                <w:sz w:val="22"/>
+              </w:rPr>
+              <w:t xml:space="preserve">  ❦</w:t>
+            </w:r>
+          </w:p>
+          <w:p>
+            <w:pPr>
+              <w:spacing w:before="40" w:after="0"/>
               <w:ind w:left="272" w:right="272"/>
               <w:jc w:val="center"/>
               <w:pBdr>
-                <w:top w:val="single" w:sz="4" w:space="5" w:color="C7A98A"/>
-                <w:bottom w:val="single" w:sz="4" w:space="5" w:color="C7A98A"/>
+                <w:top w:val="single" w:sz="5" w:space="5" w:color="A8763B"/>
+                <w:bottom w:val="single" w:sz="5" w:space="5" w:color="A8763B"/>
               </w:pBdr>
             </w:pPr>
             <w:r>
@@ -6893,7 +7593,7 @@
           </w:p>
           <w:p>
             <w:pPr>
-              <w:spacing w:before="400" w:after="40" w:line="240" w:lineRule="auto"/>
+              <w:spacing w:before="360" w:after="40" w:line="240" w:lineRule="auto"/>
               <w:ind w:left="272" w:right="272"/>
               <w:jc w:val="center"/>
             </w:pPr>
@@ -6926,7 +7626,7 @@
           </w:p>
           <w:p>
             <w:pPr>
-              <w:spacing w:before="0" w:after="240" w:line="298" w:lineRule="auto"/>
+              <w:spacing w:before="0" w:after="220" w:line="298" w:lineRule="auto"/>
               <w:ind w:left="272" w:right="272"/>
               <w:jc w:val="center"/>
             </w:pPr>
@@ -6986,29 +7686,49 @@
           </w:tcPr>
           <w:p>
             <w:pPr>
-              <w:spacing w:before="260" w:after="20"/>
-              <w:ind w:left="272" w:right="272"/>
-              <w:jc w:val="center"/>
-            </w:pPr>
+              <w:spacing w:before="220" w:after="20"/>
+              <w:ind w:left="272" w:right="272"/>
+              <w:jc w:val="center"/>
+            </w:pPr>
+            <w:r>
+              <w:rPr>
+                <w:rFonts w:ascii="Cinzel" w:hAnsi="Cinzel"/>
+                <w:b w:val="0"/>
+                <w:i w:val="0"/>
+                <w:color w:val="C7A98A"/>
+                <w:sz w:val="22"/>
+              </w:rPr>
+              <w:t xml:space="preserve">❦  </w:t>
+            </w:r>
             <w:r>
               <w:rPr>
                 <w:rFonts w:ascii="Cinzel" w:hAnsi="Cinzel"/>
                 <w:b w:val="0"/>
                 <w:i w:val="0"/>
                 <w:color w:val="A8763B"/>
-                <w:sz w:val="24"/>
+                <w:sz w:val="26"/>
               </w:rPr>
               <w:t>❦</w:t>
             </w:r>
-          </w:p>
-          <w:p>
-            <w:pPr>
-              <w:spacing w:before="20" w:after="0"/>
+            <w:r>
+              <w:rPr>
+                <w:rFonts w:ascii="Cinzel" w:hAnsi="Cinzel"/>
+                <w:b w:val="0"/>
+                <w:i w:val="0"/>
+                <w:color w:val="C7A98A"/>
+                <w:sz w:val="22"/>
+              </w:rPr>
+              <w:t xml:space="preserve">  ❦</w:t>
+            </w:r>
+          </w:p>
+          <w:p>
+            <w:pPr>
+              <w:spacing w:before="40" w:after="0"/>
               <w:ind w:left="272" w:right="272"/>
               <w:jc w:val="center"/>
               <w:pBdr>
-                <w:top w:val="single" w:sz="4" w:space="5" w:color="C7A98A"/>
-                <w:bottom w:val="single" w:sz="4" w:space="5" w:color="C7A98A"/>
+                <w:top w:val="single" w:sz="5" w:space="5" w:color="A8763B"/>
+                <w:bottom w:val="single" w:sz="5" w:space="5" w:color="A8763B"/>
               </w:pBdr>
             </w:pPr>
             <w:r>
@@ -7026,7 +7746,7 @@
           </w:p>
           <w:p>
             <w:pPr>
-              <w:spacing w:before="400" w:after="40" w:line="240" w:lineRule="auto"/>
+              <w:spacing w:before="360" w:after="40" w:line="240" w:lineRule="auto"/>
               <w:ind w:left="272" w:right="272"/>
               <w:jc w:val="center"/>
             </w:pPr>
@@ -7059,7 +7779,7 @@
           </w:p>
           <w:p>
             <w:pPr>
-              <w:spacing w:before="0" w:after="240" w:line="298" w:lineRule="auto"/>
+              <w:spacing w:before="0" w:after="220" w:line="298" w:lineRule="auto"/>
               <w:ind w:left="272" w:right="272"/>
               <w:jc w:val="center"/>
             </w:pPr>
@@ -7113,29 +7833,49 @@
           </w:tcPr>
           <w:p>
             <w:pPr>
-              <w:spacing w:before="260" w:after="20"/>
-              <w:ind w:left="272" w:right="272"/>
-              <w:jc w:val="center"/>
-            </w:pPr>
+              <w:spacing w:before="220" w:after="20"/>
+              <w:ind w:left="272" w:right="272"/>
+              <w:jc w:val="center"/>
+            </w:pPr>
+            <w:r>
+              <w:rPr>
+                <w:rFonts w:ascii="Cinzel" w:hAnsi="Cinzel"/>
+                <w:b w:val="0"/>
+                <w:i w:val="0"/>
+                <w:color w:val="C7A98A"/>
+                <w:sz w:val="22"/>
+              </w:rPr>
+              <w:t xml:space="preserve">❦  </w:t>
+            </w:r>
             <w:r>
               <w:rPr>
                 <w:rFonts w:ascii="Cinzel" w:hAnsi="Cinzel"/>
                 <w:b w:val="0"/>
                 <w:i w:val="0"/>
                 <w:color w:val="A8763B"/>
-                <w:sz w:val="24"/>
+                <w:sz w:val="26"/>
               </w:rPr>
               <w:t>❦</w:t>
             </w:r>
-          </w:p>
-          <w:p>
-            <w:pPr>
-              <w:spacing w:before="20" w:after="0"/>
+            <w:r>
+              <w:rPr>
+                <w:rFonts w:ascii="Cinzel" w:hAnsi="Cinzel"/>
+                <w:b w:val="0"/>
+                <w:i w:val="0"/>
+                <w:color w:val="C7A98A"/>
+                <w:sz w:val="22"/>
+              </w:rPr>
+              <w:t xml:space="preserve">  ❦</w:t>
+            </w:r>
+          </w:p>
+          <w:p>
+            <w:pPr>
+              <w:spacing w:before="40" w:after="0"/>
               <w:ind w:left="272" w:right="272"/>
               <w:jc w:val="center"/>
               <w:pBdr>
-                <w:top w:val="single" w:sz="4" w:space="5" w:color="C7A98A"/>
-                <w:bottom w:val="single" w:sz="4" w:space="5" w:color="C7A98A"/>
+                <w:top w:val="single" w:sz="5" w:space="5" w:color="A8763B"/>
+                <w:bottom w:val="single" w:sz="5" w:space="5" w:color="A8763B"/>
               </w:pBdr>
             </w:pPr>
             <w:r>
@@ -7153,7 +7893,7 @@
           </w:p>
           <w:p>
             <w:pPr>
-              <w:spacing w:before="400" w:after="40" w:line="240" w:lineRule="auto"/>
+              <w:spacing w:before="360" w:after="40" w:line="240" w:lineRule="auto"/>
               <w:ind w:left="272" w:right="272"/>
               <w:jc w:val="center"/>
             </w:pPr>
@@ -7186,7 +7926,7 @@
           </w:p>
           <w:p>
             <w:pPr>
-              <w:spacing w:before="0" w:after="240" w:line="298" w:lineRule="auto"/>
+              <w:spacing w:before="0" w:after="220" w:line="298" w:lineRule="auto"/>
               <w:ind w:left="272" w:right="272"/>
               <w:jc w:val="center"/>
             </w:pPr>
@@ -7246,29 +7986,49 @@
           </w:tcPr>
           <w:p>
             <w:pPr>
-              <w:spacing w:before="260" w:after="20"/>
-              <w:ind w:left="272" w:right="272"/>
-              <w:jc w:val="center"/>
-            </w:pPr>
+              <w:spacing w:before="220" w:after="20"/>
+              <w:ind w:left="272" w:right="272"/>
+              <w:jc w:val="center"/>
+            </w:pPr>
+            <w:r>
+              <w:rPr>
+                <w:rFonts w:ascii="Cinzel" w:hAnsi="Cinzel"/>
+                <w:b w:val="0"/>
+                <w:i w:val="0"/>
+                <w:color w:val="C7A98A"/>
+                <w:sz w:val="22"/>
+              </w:rPr>
+              <w:t xml:space="preserve">❦  </w:t>
+            </w:r>
             <w:r>
               <w:rPr>
                 <w:rFonts w:ascii="Cinzel" w:hAnsi="Cinzel"/>
                 <w:b w:val="0"/>
                 <w:i w:val="0"/>
                 <w:color w:val="A8763B"/>
-                <w:sz w:val="24"/>
+                <w:sz w:val="26"/>
               </w:rPr>
               <w:t>❦</w:t>
             </w:r>
-          </w:p>
-          <w:p>
-            <w:pPr>
-              <w:spacing w:before="20" w:after="0"/>
+            <w:r>
+              <w:rPr>
+                <w:rFonts w:ascii="Cinzel" w:hAnsi="Cinzel"/>
+                <w:b w:val="0"/>
+                <w:i w:val="0"/>
+                <w:color w:val="C7A98A"/>
+                <w:sz w:val="22"/>
+              </w:rPr>
+              <w:t xml:space="preserve">  ❦</w:t>
+            </w:r>
+          </w:p>
+          <w:p>
+            <w:pPr>
+              <w:spacing w:before="40" w:after="0"/>
               <w:ind w:left="272" w:right="272"/>
               <w:jc w:val="center"/>
               <w:pBdr>
-                <w:top w:val="single" w:sz="4" w:space="5" w:color="C7A98A"/>
-                <w:bottom w:val="single" w:sz="4" w:space="5" w:color="C7A98A"/>
+                <w:top w:val="single" w:sz="5" w:space="5" w:color="A8763B"/>
+                <w:bottom w:val="single" w:sz="5" w:space="5" w:color="A8763B"/>
               </w:pBdr>
             </w:pPr>
             <w:r>
@@ -7286,7 +8046,7 @@
           </w:p>
           <w:p>
             <w:pPr>
-              <w:spacing w:before="400" w:after="40" w:line="240" w:lineRule="auto"/>
+              <w:spacing w:before="360" w:after="40" w:line="240" w:lineRule="auto"/>
               <w:ind w:left="272" w:right="272"/>
               <w:jc w:val="center"/>
             </w:pPr>
@@ -7319,7 +8079,7 @@
           </w:p>
           <w:p>
             <w:pPr>
-              <w:spacing w:before="0" w:after="240" w:line="298" w:lineRule="auto"/>
+              <w:spacing w:before="0" w:after="220" w:line="298" w:lineRule="auto"/>
               <w:ind w:left="272" w:right="272"/>
               <w:jc w:val="center"/>
             </w:pPr>
@@ -7373,29 +8133,49 @@
           </w:tcPr>
           <w:p>
             <w:pPr>
-              <w:spacing w:before="260" w:after="20"/>
-              <w:ind w:left="272" w:right="272"/>
-              <w:jc w:val="center"/>
-            </w:pPr>
+              <w:spacing w:before="220" w:after="20"/>
+              <w:ind w:left="272" w:right="272"/>
+              <w:jc w:val="center"/>
+            </w:pPr>
+            <w:r>
+              <w:rPr>
+                <w:rFonts w:ascii="Cinzel" w:hAnsi="Cinzel"/>
+                <w:b w:val="0"/>
+                <w:i w:val="0"/>
+                <w:color w:val="C7A98A"/>
+                <w:sz w:val="22"/>
+              </w:rPr>
+              <w:t xml:space="preserve">❦  </w:t>
+            </w:r>
             <w:r>
               <w:rPr>
                 <w:rFonts w:ascii="Cinzel" w:hAnsi="Cinzel"/>
                 <w:b w:val="0"/>
                 <w:i w:val="0"/>
                 <w:color w:val="A8763B"/>
-                <w:sz w:val="24"/>
+                <w:sz w:val="26"/>
               </w:rPr>
               <w:t>❦</w:t>
             </w:r>
-          </w:p>
-          <w:p>
-            <w:pPr>
-              <w:spacing w:before="20" w:after="0"/>
+            <w:r>
+              <w:rPr>
+                <w:rFonts w:ascii="Cinzel" w:hAnsi="Cinzel"/>
+                <w:b w:val="0"/>
+                <w:i w:val="0"/>
+                <w:color w:val="C7A98A"/>
+                <w:sz w:val="22"/>
+              </w:rPr>
+              <w:t xml:space="preserve">  ❦</w:t>
+            </w:r>
+          </w:p>
+          <w:p>
+            <w:pPr>
+              <w:spacing w:before="40" w:after="0"/>
               <w:ind w:left="272" w:right="272"/>
               <w:jc w:val="center"/>
               <w:pBdr>
-                <w:top w:val="single" w:sz="4" w:space="5" w:color="C7A98A"/>
-                <w:bottom w:val="single" w:sz="4" w:space="5" w:color="C7A98A"/>
+                <w:top w:val="single" w:sz="5" w:space="5" w:color="A8763B"/>
+                <w:bottom w:val="single" w:sz="5" w:space="5" w:color="A8763B"/>
               </w:pBdr>
             </w:pPr>
             <w:r>
@@ -7413,7 +8193,7 @@
           </w:p>
           <w:p>
             <w:pPr>
-              <w:spacing w:before="400" w:after="40" w:line="240" w:lineRule="auto"/>
+              <w:spacing w:before="360" w:after="40" w:line="240" w:lineRule="auto"/>
               <w:ind w:left="272" w:right="272"/>
               <w:jc w:val="center"/>
             </w:pPr>
@@ -7446,7 +8226,7 @@
           </w:p>
           <w:p>
             <w:pPr>
-              <w:spacing w:before="0" w:after="240" w:line="298" w:lineRule="auto"/>
+              <w:spacing w:before="0" w:after="220" w:line="298" w:lineRule="auto"/>
               <w:ind w:left="272" w:right="272"/>
               <w:jc w:val="center"/>
             </w:pPr>
@@ -7539,35 +8319,35 @@
                 <w:b w:val="0"/>
                 <w:i w:val="0"/>
                 <w:color w:val="C7A98A"/>
-                <w:sz w:val="32"/>
+                <w:sz w:val="26"/>
+              </w:rPr>
+              <w:t>❦  ❦  ❦</w:t>
+            </w:r>
+          </w:p>
+          <w:p>
+            <w:pPr>
+              <w:spacing w:before="180" w:after="0"/>
+              <w:ind w:left="272" w:right="272"/>
+              <w:jc w:val="center"/>
+              <w:pBdr>
+                <w:top w:val="single" w:sz="6" w:space="6" w:color="A8763B"/>
+                <w:bottom w:val="single" w:sz="6" w:space="6" w:color="A8763B"/>
+              </w:pBdr>
+            </w:pPr>
+            <w:r>
+              <w:rPr>
+                <w:rFonts w:ascii="Cinzel" w:hAnsi="Cinzel"/>
+                <w:b w:val="0"/>
+                <w:i w:val="0"/>
+                <w:color w:val="8A5F34"/>
+                <w:sz w:val="80"/>
               </w:rPr>
               <w:t>❦</w:t>
             </w:r>
           </w:p>
           <w:p>
             <w:pPr>
-              <w:spacing w:before="200" w:after="0"/>
-              <w:ind w:left="272" w:right="272"/>
-              <w:jc w:val="center"/>
-              <w:pBdr>
-                <w:top w:val="single" w:sz="4" w:space="6" w:color="C7A98A"/>
-                <w:bottom w:val="single" w:sz="4" w:space="6" w:color="C7A98A"/>
-              </w:pBdr>
-            </w:pPr>
-            <w:r>
-              <w:rPr>
-                <w:rFonts w:ascii="Cinzel" w:hAnsi="Cinzel"/>
-                <w:b w:val="0"/>
-                <w:i w:val="0"/>
-                <w:color w:val="8A5F34"/>
-                <w:sz w:val="60"/>
-              </w:rPr>
-              <w:t>❦</w:t>
-            </w:r>
-          </w:p>
-          <w:p>
-            <w:pPr>
-              <w:spacing w:before="200" w:after="0"/>
+              <w:spacing w:before="180" w:after="0"/>
               <w:ind w:left="272" w:right="272"/>
               <w:jc w:val="center"/>
             </w:pPr>
@@ -7577,9 +8357,9 @@
                 <w:b w:val="0"/>
                 <w:i w:val="0"/>
                 <w:color w:val="C7A98A"/>
-                <w:sz w:val="32"/>
-              </w:rPr>
-              <w:t>❦</w:t>
+                <w:sz w:val="26"/>
+              </w:rPr>
+              <w:t>❦  ❦  ❦</w:t>
             </w:r>
           </w:p>
         </w:tc>
@@ -7613,35 +8393,35 @@
                 <w:b w:val="0"/>
                 <w:i w:val="0"/>
                 <w:color w:val="C7A98A"/>
-                <w:sz w:val="32"/>
+                <w:sz w:val="26"/>
+              </w:rPr>
+              <w:t>❦  ❦  ❦</w:t>
+            </w:r>
+          </w:p>
+          <w:p>
+            <w:pPr>
+              <w:spacing w:before="180" w:after="0"/>
+              <w:ind w:left="272" w:right="272"/>
+              <w:jc w:val="center"/>
+              <w:pBdr>
+                <w:top w:val="single" w:sz="6" w:space="6" w:color="A8763B"/>
+                <w:bottom w:val="single" w:sz="6" w:space="6" w:color="A8763B"/>
+              </w:pBdr>
+            </w:pPr>
+            <w:r>
+              <w:rPr>
+                <w:rFonts w:ascii="Cinzel" w:hAnsi="Cinzel"/>
+                <w:b w:val="0"/>
+                <w:i w:val="0"/>
+                <w:color w:val="8A5F34"/>
+                <w:sz w:val="80"/>
               </w:rPr>
               <w:t>❦</w:t>
             </w:r>
           </w:p>
           <w:p>
             <w:pPr>
-              <w:spacing w:before="200" w:after="0"/>
-              <w:ind w:left="272" w:right="272"/>
-              <w:jc w:val="center"/>
-              <w:pBdr>
-                <w:top w:val="single" w:sz="4" w:space="6" w:color="C7A98A"/>
-                <w:bottom w:val="single" w:sz="4" w:space="6" w:color="C7A98A"/>
-              </w:pBdr>
-            </w:pPr>
-            <w:r>
-              <w:rPr>
-                <w:rFonts w:ascii="Cinzel" w:hAnsi="Cinzel"/>
-                <w:b w:val="0"/>
-                <w:i w:val="0"/>
-                <w:color w:val="8A5F34"/>
-                <w:sz w:val="60"/>
-              </w:rPr>
-              <w:t>❦</w:t>
-            </w:r>
-          </w:p>
-          <w:p>
-            <w:pPr>
-              <w:spacing w:before="200" w:after="0"/>
+              <w:spacing w:before="180" w:after="0"/>
               <w:ind w:left="272" w:right="272"/>
               <w:jc w:val="center"/>
             </w:pPr>
@@ -7651,9 +8431,9 @@
                 <w:b w:val="0"/>
                 <w:i w:val="0"/>
                 <w:color w:val="C7A98A"/>
-                <w:sz w:val="32"/>
-              </w:rPr>
-              <w:t>❦</w:t>
+                <w:sz w:val="26"/>
+              </w:rPr>
+              <w:t>❦  ❦  ❦</w:t>
             </w:r>
           </w:p>
         </w:tc>
@@ -7693,35 +8473,35 @@
                 <w:b w:val="0"/>
                 <w:i w:val="0"/>
                 <w:color w:val="C7A98A"/>
-                <w:sz w:val="32"/>
+                <w:sz w:val="26"/>
+              </w:rPr>
+              <w:t>❦  ❦  ❦</w:t>
+            </w:r>
+          </w:p>
+          <w:p>
+            <w:pPr>
+              <w:spacing w:before="180" w:after="0"/>
+              <w:ind w:left="272" w:right="272"/>
+              <w:jc w:val="center"/>
+              <w:pBdr>
+                <w:top w:val="single" w:sz="6" w:space="6" w:color="A8763B"/>
+                <w:bottom w:val="single" w:sz="6" w:space="6" w:color="A8763B"/>
+              </w:pBdr>
+            </w:pPr>
+            <w:r>
+              <w:rPr>
+                <w:rFonts w:ascii="Cinzel" w:hAnsi="Cinzel"/>
+                <w:b w:val="0"/>
+                <w:i w:val="0"/>
+                <w:color w:val="8A5F34"/>
+                <w:sz w:val="80"/>
               </w:rPr>
               <w:t>❦</w:t>
             </w:r>
           </w:p>
           <w:p>
             <w:pPr>
-              <w:spacing w:before="200" w:after="0"/>
-              <w:ind w:left="272" w:right="272"/>
-              <w:jc w:val="center"/>
-              <w:pBdr>
-                <w:top w:val="single" w:sz="4" w:space="6" w:color="C7A98A"/>
-                <w:bottom w:val="single" w:sz="4" w:space="6" w:color="C7A98A"/>
-              </w:pBdr>
-            </w:pPr>
-            <w:r>
-              <w:rPr>
-                <w:rFonts w:ascii="Cinzel" w:hAnsi="Cinzel"/>
-                <w:b w:val="0"/>
-                <w:i w:val="0"/>
-                <w:color w:val="8A5F34"/>
-                <w:sz w:val="60"/>
-              </w:rPr>
-              <w:t>❦</w:t>
-            </w:r>
-          </w:p>
-          <w:p>
-            <w:pPr>
-              <w:spacing w:before="200" w:after="0"/>
+              <w:spacing w:before="180" w:after="0"/>
               <w:ind w:left="272" w:right="272"/>
               <w:jc w:val="center"/>
             </w:pPr>
@@ -7731,9 +8511,9 @@
                 <w:b w:val="0"/>
                 <w:i w:val="0"/>
                 <w:color w:val="C7A98A"/>
-                <w:sz w:val="32"/>
-              </w:rPr>
-              <w:t>❦</w:t>
+                <w:sz w:val="26"/>
+              </w:rPr>
+              <w:t>❦  ❦  ❦</w:t>
             </w:r>
           </w:p>
         </w:tc>
@@ -7767,35 +8547,35 @@
                 <w:b w:val="0"/>
                 <w:i w:val="0"/>
                 <w:color w:val="C7A98A"/>
-                <w:sz w:val="32"/>
+                <w:sz w:val="26"/>
+              </w:rPr>
+              <w:t>❦  ❦  ❦</w:t>
+            </w:r>
+          </w:p>
+          <w:p>
+            <w:pPr>
+              <w:spacing w:before="180" w:after="0"/>
+              <w:ind w:left="272" w:right="272"/>
+              <w:jc w:val="center"/>
+              <w:pBdr>
+                <w:top w:val="single" w:sz="6" w:space="6" w:color="A8763B"/>
+                <w:bottom w:val="single" w:sz="6" w:space="6" w:color="A8763B"/>
+              </w:pBdr>
+            </w:pPr>
+            <w:r>
+              <w:rPr>
+                <w:rFonts w:ascii="Cinzel" w:hAnsi="Cinzel"/>
+                <w:b w:val="0"/>
+                <w:i w:val="0"/>
+                <w:color w:val="8A5F34"/>
+                <w:sz w:val="80"/>
               </w:rPr>
               <w:t>❦</w:t>
             </w:r>
           </w:p>
           <w:p>
             <w:pPr>
-              <w:spacing w:before="200" w:after="0"/>
-              <w:ind w:left="272" w:right="272"/>
-              <w:jc w:val="center"/>
-              <w:pBdr>
-                <w:top w:val="single" w:sz="4" w:space="6" w:color="C7A98A"/>
-                <w:bottom w:val="single" w:sz="4" w:space="6" w:color="C7A98A"/>
-              </w:pBdr>
-            </w:pPr>
-            <w:r>
-              <w:rPr>
-                <w:rFonts w:ascii="Cinzel" w:hAnsi="Cinzel"/>
-                <w:b w:val="0"/>
-                <w:i w:val="0"/>
-                <w:color w:val="8A5F34"/>
-                <w:sz w:val="60"/>
-              </w:rPr>
-              <w:t>❦</w:t>
-            </w:r>
-          </w:p>
-          <w:p>
-            <w:pPr>
-              <w:spacing w:before="200" w:after="0"/>
+              <w:spacing w:before="180" w:after="0"/>
               <w:ind w:left="272" w:right="272"/>
               <w:jc w:val="center"/>
             </w:pPr>
@@ -7805,9 +8585,9 @@
                 <w:b w:val="0"/>
                 <w:i w:val="0"/>
                 <w:color w:val="C7A98A"/>
-                <w:sz w:val="32"/>
-              </w:rPr>
-              <w:t>❦</w:t>
+                <w:sz w:val="26"/>
+              </w:rPr>
+              <w:t>❦  ❦  ❦</w:t>
             </w:r>
           </w:p>
         </w:tc>
@@ -7847,35 +8627,35 @@
                 <w:b w:val="0"/>
                 <w:i w:val="0"/>
                 <w:color w:val="C7A98A"/>
-                <w:sz w:val="32"/>
+                <w:sz w:val="26"/>
+              </w:rPr>
+              <w:t>❦  ❦  ❦</w:t>
+            </w:r>
+          </w:p>
+          <w:p>
+            <w:pPr>
+              <w:spacing w:before="180" w:after="0"/>
+              <w:ind w:left="272" w:right="272"/>
+              <w:jc w:val="center"/>
+              <w:pBdr>
+                <w:top w:val="single" w:sz="6" w:space="6" w:color="A8763B"/>
+                <w:bottom w:val="single" w:sz="6" w:space="6" w:color="A8763B"/>
+              </w:pBdr>
+            </w:pPr>
+            <w:r>
+              <w:rPr>
+                <w:rFonts w:ascii="Cinzel" w:hAnsi="Cinzel"/>
+                <w:b w:val="0"/>
+                <w:i w:val="0"/>
+                <w:color w:val="8A5F34"/>
+                <w:sz w:val="80"/>
               </w:rPr>
               <w:t>❦</w:t>
             </w:r>
           </w:p>
           <w:p>
             <w:pPr>
-              <w:spacing w:before="200" w:after="0"/>
-              <w:ind w:left="272" w:right="272"/>
-              <w:jc w:val="center"/>
-              <w:pBdr>
-                <w:top w:val="single" w:sz="4" w:space="6" w:color="C7A98A"/>
-                <w:bottom w:val="single" w:sz="4" w:space="6" w:color="C7A98A"/>
-              </w:pBdr>
-            </w:pPr>
-            <w:r>
-              <w:rPr>
-                <w:rFonts w:ascii="Cinzel" w:hAnsi="Cinzel"/>
-                <w:b w:val="0"/>
-                <w:i w:val="0"/>
-                <w:color w:val="8A5F34"/>
-                <w:sz w:val="60"/>
-              </w:rPr>
-              <w:t>❦</w:t>
-            </w:r>
-          </w:p>
-          <w:p>
-            <w:pPr>
-              <w:spacing w:before="200" w:after="0"/>
+              <w:spacing w:before="180" w:after="0"/>
               <w:ind w:left="272" w:right="272"/>
               <w:jc w:val="center"/>
             </w:pPr>
@@ -7885,9 +8665,9 @@
                 <w:b w:val="0"/>
                 <w:i w:val="0"/>
                 <w:color w:val="C7A98A"/>
-                <w:sz w:val="32"/>
-              </w:rPr>
-              <w:t>❦</w:t>
+                <w:sz w:val="26"/>
+              </w:rPr>
+              <w:t>❦  ❦  ❦</w:t>
             </w:r>
           </w:p>
         </w:tc>
@@ -7921,35 +8701,35 @@
                 <w:b w:val="0"/>
                 <w:i w:val="0"/>
                 <w:color w:val="C7A98A"/>
-                <w:sz w:val="32"/>
+                <w:sz w:val="26"/>
+              </w:rPr>
+              <w:t>❦  ❦  ❦</w:t>
+            </w:r>
+          </w:p>
+          <w:p>
+            <w:pPr>
+              <w:spacing w:before="180" w:after="0"/>
+              <w:ind w:left="272" w:right="272"/>
+              <w:jc w:val="center"/>
+              <w:pBdr>
+                <w:top w:val="single" w:sz="6" w:space="6" w:color="A8763B"/>
+                <w:bottom w:val="single" w:sz="6" w:space="6" w:color="A8763B"/>
+              </w:pBdr>
+            </w:pPr>
+            <w:r>
+              <w:rPr>
+                <w:rFonts w:ascii="Cinzel" w:hAnsi="Cinzel"/>
+                <w:b w:val="0"/>
+                <w:i w:val="0"/>
+                <w:color w:val="8A5F34"/>
+                <w:sz w:val="80"/>
               </w:rPr>
               <w:t>❦</w:t>
             </w:r>
           </w:p>
           <w:p>
             <w:pPr>
-              <w:spacing w:before="200" w:after="0"/>
-              <w:ind w:left="272" w:right="272"/>
-              <w:jc w:val="center"/>
-              <w:pBdr>
-                <w:top w:val="single" w:sz="4" w:space="6" w:color="C7A98A"/>
-                <w:bottom w:val="single" w:sz="4" w:space="6" w:color="C7A98A"/>
-              </w:pBdr>
-            </w:pPr>
-            <w:r>
-              <w:rPr>
-                <w:rFonts w:ascii="Cinzel" w:hAnsi="Cinzel"/>
-                <w:b w:val="0"/>
-                <w:i w:val="0"/>
-                <w:color w:val="8A5F34"/>
-                <w:sz w:val="60"/>
-              </w:rPr>
-              <w:t>❦</w:t>
-            </w:r>
-          </w:p>
-          <w:p>
-            <w:pPr>
-              <w:spacing w:before="200" w:after="0"/>
+              <w:spacing w:before="180" w:after="0"/>
               <w:ind w:left="272" w:right="272"/>
               <w:jc w:val="center"/>
             </w:pPr>
@@ -7959,9 +8739,9 @@
                 <w:b w:val="0"/>
                 <w:i w:val="0"/>
                 <w:color w:val="C7A98A"/>
-                <w:sz w:val="32"/>
-              </w:rPr>
-              <w:t>❦</w:t>
+                <w:sz w:val="26"/>
+              </w:rPr>
+              <w:t>❦  ❦  ❦</w:t>
             </w:r>
           </w:p>
         </w:tc>
@@ -8014,29 +8794,49 @@
           </w:tcPr>
           <w:p>
             <w:pPr>
-              <w:spacing w:before="260" w:after="20"/>
-              <w:ind w:left="272" w:right="272"/>
-              <w:jc w:val="center"/>
-            </w:pPr>
+              <w:spacing w:before="220" w:after="20"/>
+              <w:ind w:left="272" w:right="272"/>
+              <w:jc w:val="center"/>
+            </w:pPr>
+            <w:r>
+              <w:rPr>
+                <w:rFonts w:ascii="Cinzel" w:hAnsi="Cinzel"/>
+                <w:b w:val="0"/>
+                <w:i w:val="0"/>
+                <w:color w:val="C7A98A"/>
+                <w:sz w:val="22"/>
+              </w:rPr>
+              <w:t xml:space="preserve">❦  </w:t>
+            </w:r>
             <w:r>
               <w:rPr>
                 <w:rFonts w:ascii="Cinzel" w:hAnsi="Cinzel"/>
                 <w:b w:val="0"/>
                 <w:i w:val="0"/>
                 <w:color w:val="A8763B"/>
-                <w:sz w:val="24"/>
+                <w:sz w:val="26"/>
               </w:rPr>
               <w:t>❦</w:t>
             </w:r>
-          </w:p>
-          <w:p>
-            <w:pPr>
-              <w:spacing w:before="20" w:after="0"/>
+            <w:r>
+              <w:rPr>
+                <w:rFonts w:ascii="Cinzel" w:hAnsi="Cinzel"/>
+                <w:b w:val="0"/>
+                <w:i w:val="0"/>
+                <w:color w:val="C7A98A"/>
+                <w:sz w:val="22"/>
+              </w:rPr>
+              <w:t xml:space="preserve">  ❦</w:t>
+            </w:r>
+          </w:p>
+          <w:p>
+            <w:pPr>
+              <w:spacing w:before="40" w:after="0"/>
               <w:ind w:left="272" w:right="272"/>
               <w:jc w:val="center"/>
               <w:pBdr>
-                <w:top w:val="single" w:sz="4" w:space="5" w:color="C7A98A"/>
-                <w:bottom w:val="single" w:sz="4" w:space="5" w:color="C7A98A"/>
+                <w:top w:val="single" w:sz="5" w:space="5" w:color="A8763B"/>
+                <w:bottom w:val="single" w:sz="5" w:space="5" w:color="A8763B"/>
               </w:pBdr>
             </w:pPr>
             <w:r>
@@ -8054,7 +8854,7 @@
           </w:p>
           <w:p>
             <w:pPr>
-              <w:spacing w:before="400" w:after="40" w:line="240" w:lineRule="auto"/>
+              <w:spacing w:before="360" w:after="40" w:line="240" w:lineRule="auto"/>
               <w:ind w:left="272" w:right="272"/>
               <w:jc w:val="center"/>
             </w:pPr>
@@ -8087,7 +8887,7 @@
           </w:p>
           <w:p>
             <w:pPr>
-              <w:spacing w:before="0" w:after="240" w:line="298" w:lineRule="auto"/>
+              <w:spacing w:before="0" w:after="220" w:line="298" w:lineRule="auto"/>
               <w:ind w:left="272" w:right="272"/>
               <w:jc w:val="center"/>
             </w:pPr>
@@ -8141,29 +8941,49 @@
           </w:tcPr>
           <w:p>
             <w:pPr>
-              <w:spacing w:before="260" w:after="20"/>
-              <w:ind w:left="272" w:right="272"/>
-              <w:jc w:val="center"/>
-            </w:pPr>
+              <w:spacing w:before="220" w:after="20"/>
+              <w:ind w:left="272" w:right="272"/>
+              <w:jc w:val="center"/>
+            </w:pPr>
+            <w:r>
+              <w:rPr>
+                <w:rFonts w:ascii="Cinzel" w:hAnsi="Cinzel"/>
+                <w:b w:val="0"/>
+                <w:i w:val="0"/>
+                <w:color w:val="C7A98A"/>
+                <w:sz w:val="22"/>
+              </w:rPr>
+              <w:t xml:space="preserve">❦  </w:t>
+            </w:r>
             <w:r>
               <w:rPr>
                 <w:rFonts w:ascii="Cinzel" w:hAnsi="Cinzel"/>
                 <w:b w:val="0"/>
                 <w:i w:val="0"/>
                 <w:color w:val="A8763B"/>
-                <w:sz w:val="24"/>
+                <w:sz w:val="26"/>
               </w:rPr>
               <w:t>❦</w:t>
             </w:r>
-          </w:p>
-          <w:p>
-            <w:pPr>
-              <w:spacing w:before="20" w:after="0"/>
+            <w:r>
+              <w:rPr>
+                <w:rFonts w:ascii="Cinzel" w:hAnsi="Cinzel"/>
+                <w:b w:val="0"/>
+                <w:i w:val="0"/>
+                <w:color w:val="C7A98A"/>
+                <w:sz w:val="22"/>
+              </w:rPr>
+              <w:t xml:space="preserve">  ❦</w:t>
+            </w:r>
+          </w:p>
+          <w:p>
+            <w:pPr>
+              <w:spacing w:before="40" w:after="0"/>
               <w:ind w:left="272" w:right="272"/>
               <w:jc w:val="center"/>
               <w:pBdr>
-                <w:top w:val="single" w:sz="4" w:space="5" w:color="C7A98A"/>
-                <w:bottom w:val="single" w:sz="4" w:space="5" w:color="C7A98A"/>
+                <w:top w:val="single" w:sz="5" w:space="5" w:color="A8763B"/>
+                <w:bottom w:val="single" w:sz="5" w:space="5" w:color="A8763B"/>
               </w:pBdr>
             </w:pPr>
             <w:r>
@@ -8181,7 +9001,7 @@
           </w:p>
           <w:p>
             <w:pPr>
-              <w:spacing w:before="400" w:after="40" w:line="240" w:lineRule="auto"/>
+              <w:spacing w:before="360" w:after="40" w:line="240" w:lineRule="auto"/>
               <w:ind w:left="272" w:right="272"/>
               <w:jc w:val="center"/>
             </w:pPr>
@@ -8214,7 +9034,7 @@
           </w:p>
           <w:p>
             <w:pPr>
-              <w:spacing w:before="0" w:after="240" w:line="298" w:lineRule="auto"/>
+              <w:spacing w:before="0" w:after="220" w:line="298" w:lineRule="auto"/>
               <w:ind w:left="272" w:right="272"/>
               <w:jc w:val="center"/>
             </w:pPr>
@@ -8274,29 +9094,49 @@
           </w:tcPr>
           <w:p>
             <w:pPr>
-              <w:spacing w:before="260" w:after="20"/>
-              <w:ind w:left="272" w:right="272"/>
-              <w:jc w:val="center"/>
-            </w:pPr>
+              <w:spacing w:before="220" w:after="20"/>
+              <w:ind w:left="272" w:right="272"/>
+              <w:jc w:val="center"/>
+            </w:pPr>
+            <w:r>
+              <w:rPr>
+                <w:rFonts w:ascii="Cinzel" w:hAnsi="Cinzel"/>
+                <w:b w:val="0"/>
+                <w:i w:val="0"/>
+                <w:color w:val="C7A98A"/>
+                <w:sz w:val="22"/>
+              </w:rPr>
+              <w:t xml:space="preserve">❦  </w:t>
+            </w:r>
             <w:r>
               <w:rPr>
                 <w:rFonts w:ascii="Cinzel" w:hAnsi="Cinzel"/>
                 <w:b w:val="0"/>
                 <w:i w:val="0"/>
                 <w:color w:val="A8763B"/>
-                <w:sz w:val="24"/>
+                <w:sz w:val="26"/>
               </w:rPr>
               <w:t>❦</w:t>
             </w:r>
-          </w:p>
-          <w:p>
-            <w:pPr>
-              <w:spacing w:before="20" w:after="0"/>
+            <w:r>
+              <w:rPr>
+                <w:rFonts w:ascii="Cinzel" w:hAnsi="Cinzel"/>
+                <w:b w:val="0"/>
+                <w:i w:val="0"/>
+                <w:color w:val="C7A98A"/>
+                <w:sz w:val="22"/>
+              </w:rPr>
+              <w:t xml:space="preserve">  ❦</w:t>
+            </w:r>
+          </w:p>
+          <w:p>
+            <w:pPr>
+              <w:spacing w:before="40" w:after="0"/>
               <w:ind w:left="272" w:right="272"/>
               <w:jc w:val="center"/>
               <w:pBdr>
-                <w:top w:val="single" w:sz="4" w:space="5" w:color="C7A98A"/>
-                <w:bottom w:val="single" w:sz="4" w:space="5" w:color="C7A98A"/>
+                <w:top w:val="single" w:sz="5" w:space="5" w:color="A8763B"/>
+                <w:bottom w:val="single" w:sz="5" w:space="5" w:color="A8763B"/>
               </w:pBdr>
             </w:pPr>
             <w:r>
@@ -8314,7 +9154,7 @@
           </w:p>
           <w:p>
             <w:pPr>
-              <w:spacing w:before="400" w:after="40" w:line="240" w:lineRule="auto"/>
+              <w:spacing w:before="360" w:after="40" w:line="240" w:lineRule="auto"/>
               <w:ind w:left="272" w:right="272"/>
               <w:jc w:val="center"/>
             </w:pPr>
@@ -8347,7 +9187,7 @@
           </w:p>
           <w:p>
             <w:pPr>
-              <w:spacing w:before="0" w:after="240" w:line="298" w:lineRule="auto"/>
+              <w:spacing w:before="0" w:after="220" w:line="298" w:lineRule="auto"/>
               <w:ind w:left="272" w:right="272"/>
               <w:jc w:val="center"/>
             </w:pPr>
@@ -8401,29 +9241,49 @@
           </w:tcPr>
           <w:p>
             <w:pPr>
-              <w:spacing w:before="260" w:after="20"/>
-              <w:ind w:left="272" w:right="272"/>
-              <w:jc w:val="center"/>
-            </w:pPr>
+              <w:spacing w:before="220" w:after="20"/>
+              <w:ind w:left="272" w:right="272"/>
+              <w:jc w:val="center"/>
+            </w:pPr>
+            <w:r>
+              <w:rPr>
+                <w:rFonts w:ascii="Cinzel" w:hAnsi="Cinzel"/>
+                <w:b w:val="0"/>
+                <w:i w:val="0"/>
+                <w:color w:val="C7A98A"/>
+                <w:sz w:val="22"/>
+              </w:rPr>
+              <w:t xml:space="preserve">❦  </w:t>
+            </w:r>
             <w:r>
               <w:rPr>
                 <w:rFonts w:ascii="Cinzel" w:hAnsi="Cinzel"/>
                 <w:b w:val="0"/>
                 <w:i w:val="0"/>
                 <w:color w:val="A8763B"/>
-                <w:sz w:val="24"/>
+                <w:sz w:val="26"/>
               </w:rPr>
               <w:t>❦</w:t>
             </w:r>
-          </w:p>
-          <w:p>
-            <w:pPr>
-              <w:spacing w:before="20" w:after="0"/>
+            <w:r>
+              <w:rPr>
+                <w:rFonts w:ascii="Cinzel" w:hAnsi="Cinzel"/>
+                <w:b w:val="0"/>
+                <w:i w:val="0"/>
+                <w:color w:val="C7A98A"/>
+                <w:sz w:val="22"/>
+              </w:rPr>
+              <w:t xml:space="preserve">  ❦</w:t>
+            </w:r>
+          </w:p>
+          <w:p>
+            <w:pPr>
+              <w:spacing w:before="40" w:after="0"/>
               <w:ind w:left="272" w:right="272"/>
               <w:jc w:val="center"/>
               <w:pBdr>
-                <w:top w:val="single" w:sz="4" w:space="5" w:color="C7A98A"/>
-                <w:bottom w:val="single" w:sz="4" w:space="5" w:color="C7A98A"/>
+                <w:top w:val="single" w:sz="5" w:space="5" w:color="A8763B"/>
+                <w:bottom w:val="single" w:sz="5" w:space="5" w:color="A8763B"/>
               </w:pBdr>
             </w:pPr>
             <w:r>
@@ -8441,7 +9301,7 @@
           </w:p>
           <w:p>
             <w:pPr>
-              <w:spacing w:before="400" w:after="40" w:line="240" w:lineRule="auto"/>
+              <w:spacing w:before="360" w:after="40" w:line="240" w:lineRule="auto"/>
               <w:ind w:left="272" w:right="272"/>
               <w:jc w:val="center"/>
             </w:pPr>
@@ -8474,7 +9334,7 @@
           </w:p>
           <w:p>
             <w:pPr>
-              <w:spacing w:before="0" w:after="240" w:line="298" w:lineRule="auto"/>
+              <w:spacing w:before="0" w:after="220" w:line="298" w:lineRule="auto"/>
               <w:ind w:left="272" w:right="272"/>
               <w:jc w:val="center"/>
             </w:pPr>
@@ -8534,29 +9394,49 @@
           </w:tcPr>
           <w:p>
             <w:pPr>
-              <w:spacing w:before="260" w:after="20"/>
-              <w:ind w:left="272" w:right="272"/>
-              <w:jc w:val="center"/>
-            </w:pPr>
+              <w:spacing w:before="220" w:after="20"/>
+              <w:ind w:left="272" w:right="272"/>
+              <w:jc w:val="center"/>
+            </w:pPr>
+            <w:r>
+              <w:rPr>
+                <w:rFonts w:ascii="Cinzel" w:hAnsi="Cinzel"/>
+                <w:b w:val="0"/>
+                <w:i w:val="0"/>
+                <w:color w:val="C7A98A"/>
+                <w:sz w:val="22"/>
+              </w:rPr>
+              <w:t xml:space="preserve">❦  </w:t>
+            </w:r>
             <w:r>
               <w:rPr>
                 <w:rFonts w:ascii="Cinzel" w:hAnsi="Cinzel"/>
                 <w:b w:val="0"/>
                 <w:i w:val="0"/>
                 <w:color w:val="A8763B"/>
-                <w:sz w:val="24"/>
+                <w:sz w:val="26"/>
               </w:rPr>
               <w:t>❦</w:t>
             </w:r>
-          </w:p>
-          <w:p>
-            <w:pPr>
-              <w:spacing w:before="20" w:after="0"/>
+            <w:r>
+              <w:rPr>
+                <w:rFonts w:ascii="Cinzel" w:hAnsi="Cinzel"/>
+                <w:b w:val="0"/>
+                <w:i w:val="0"/>
+                <w:color w:val="C7A98A"/>
+                <w:sz w:val="22"/>
+              </w:rPr>
+              <w:t xml:space="preserve">  ❦</w:t>
+            </w:r>
+          </w:p>
+          <w:p>
+            <w:pPr>
+              <w:spacing w:before="40" w:after="0"/>
               <w:ind w:left="272" w:right="272"/>
               <w:jc w:val="center"/>
               <w:pBdr>
-                <w:top w:val="single" w:sz="4" w:space="5" w:color="C7A98A"/>
-                <w:bottom w:val="single" w:sz="4" w:space="5" w:color="C7A98A"/>
+                <w:top w:val="single" w:sz="5" w:space="5" w:color="A8763B"/>
+                <w:bottom w:val="single" w:sz="5" w:space="5" w:color="A8763B"/>
               </w:pBdr>
             </w:pPr>
             <w:r>
@@ -8574,7 +9454,7 @@
           </w:p>
           <w:p>
             <w:pPr>
-              <w:spacing w:before="400" w:after="40" w:line="240" w:lineRule="auto"/>
+              <w:spacing w:before="360" w:after="40" w:line="240" w:lineRule="auto"/>
               <w:ind w:left="272" w:right="272"/>
               <w:jc w:val="center"/>
             </w:pPr>
@@ -8607,7 +9487,7 @@
           </w:p>
           <w:p>
             <w:pPr>
-              <w:spacing w:before="0" w:after="240" w:line="298" w:lineRule="auto"/>
+              <w:spacing w:before="0" w:after="220" w:line="298" w:lineRule="auto"/>
               <w:ind w:left="272" w:right="272"/>
               <w:jc w:val="center"/>
             </w:pPr>
@@ -8661,29 +9541,49 @@
           </w:tcPr>
           <w:p>
             <w:pPr>
-              <w:spacing w:before="260" w:after="20"/>
-              <w:ind w:left="272" w:right="272"/>
-              <w:jc w:val="center"/>
-            </w:pPr>
+              <w:spacing w:before="220" w:after="20"/>
+              <w:ind w:left="272" w:right="272"/>
+              <w:jc w:val="center"/>
+            </w:pPr>
+            <w:r>
+              <w:rPr>
+                <w:rFonts w:ascii="Cinzel" w:hAnsi="Cinzel"/>
+                <w:b w:val="0"/>
+                <w:i w:val="0"/>
+                <w:color w:val="C7A98A"/>
+                <w:sz w:val="22"/>
+              </w:rPr>
+              <w:t xml:space="preserve">❦  </w:t>
+            </w:r>
             <w:r>
               <w:rPr>
                 <w:rFonts w:ascii="Cinzel" w:hAnsi="Cinzel"/>
                 <w:b w:val="0"/>
                 <w:i w:val="0"/>
                 <w:color w:val="A8763B"/>
-                <w:sz w:val="24"/>
+                <w:sz w:val="26"/>
               </w:rPr>
               <w:t>❦</w:t>
             </w:r>
-          </w:p>
-          <w:p>
-            <w:pPr>
-              <w:spacing w:before="20" w:after="0"/>
+            <w:r>
+              <w:rPr>
+                <w:rFonts w:ascii="Cinzel" w:hAnsi="Cinzel"/>
+                <w:b w:val="0"/>
+                <w:i w:val="0"/>
+                <w:color w:val="C7A98A"/>
+                <w:sz w:val="22"/>
+              </w:rPr>
+              <w:t xml:space="preserve">  ❦</w:t>
+            </w:r>
+          </w:p>
+          <w:p>
+            <w:pPr>
+              <w:spacing w:before="40" w:after="0"/>
               <w:ind w:left="272" w:right="272"/>
               <w:jc w:val="center"/>
               <w:pBdr>
-                <w:top w:val="single" w:sz="4" w:space="5" w:color="C7A98A"/>
-                <w:bottom w:val="single" w:sz="4" w:space="5" w:color="C7A98A"/>
+                <w:top w:val="single" w:sz="5" w:space="5" w:color="A8763B"/>
+                <w:bottom w:val="single" w:sz="5" w:space="5" w:color="A8763B"/>
               </w:pBdr>
             </w:pPr>
             <w:r>
@@ -8701,7 +9601,7 @@
           </w:p>
           <w:p>
             <w:pPr>
-              <w:spacing w:before="400" w:after="40" w:line="240" w:lineRule="auto"/>
+              <w:spacing w:before="360" w:after="40" w:line="240" w:lineRule="auto"/>
               <w:ind w:left="272" w:right="272"/>
               <w:jc w:val="center"/>
             </w:pPr>
@@ -8734,7 +9634,7 @@
           </w:p>
           <w:p>
             <w:pPr>
-              <w:spacing w:before="0" w:after="240" w:line="298" w:lineRule="auto"/>
+              <w:spacing w:before="0" w:after="220" w:line="298" w:lineRule="auto"/>
               <w:ind w:left="272" w:right="272"/>
               <w:jc w:val="center"/>
             </w:pPr>
@@ -8827,35 +9727,35 @@
                 <w:b w:val="0"/>
                 <w:i w:val="0"/>
                 <w:color w:val="C7A98A"/>
-                <w:sz w:val="32"/>
+                <w:sz w:val="26"/>
+              </w:rPr>
+              <w:t>❦  ❦  ❦</w:t>
+            </w:r>
+          </w:p>
+          <w:p>
+            <w:pPr>
+              <w:spacing w:before="180" w:after="0"/>
+              <w:ind w:left="272" w:right="272"/>
+              <w:jc w:val="center"/>
+              <w:pBdr>
+                <w:top w:val="single" w:sz="6" w:space="6" w:color="A8763B"/>
+                <w:bottom w:val="single" w:sz="6" w:space="6" w:color="A8763B"/>
+              </w:pBdr>
+            </w:pPr>
+            <w:r>
+              <w:rPr>
+                <w:rFonts w:ascii="Cinzel" w:hAnsi="Cinzel"/>
+                <w:b w:val="0"/>
+                <w:i w:val="0"/>
+                <w:color w:val="8A5F34"/>
+                <w:sz w:val="80"/>
               </w:rPr>
               <w:t>❦</w:t>
             </w:r>
           </w:p>
           <w:p>
             <w:pPr>
-              <w:spacing w:before="200" w:after="0"/>
-              <w:ind w:left="272" w:right="272"/>
-              <w:jc w:val="center"/>
-              <w:pBdr>
-                <w:top w:val="single" w:sz="4" w:space="6" w:color="C7A98A"/>
-                <w:bottom w:val="single" w:sz="4" w:space="6" w:color="C7A98A"/>
-              </w:pBdr>
-            </w:pPr>
-            <w:r>
-              <w:rPr>
-                <w:rFonts w:ascii="Cinzel" w:hAnsi="Cinzel"/>
-                <w:b w:val="0"/>
-                <w:i w:val="0"/>
-                <w:color w:val="8A5F34"/>
-                <w:sz w:val="60"/>
-              </w:rPr>
-              <w:t>❦</w:t>
-            </w:r>
-          </w:p>
-          <w:p>
-            <w:pPr>
-              <w:spacing w:before="200" w:after="0"/>
+              <w:spacing w:before="180" w:after="0"/>
               <w:ind w:left="272" w:right="272"/>
               <w:jc w:val="center"/>
             </w:pPr>
@@ -8865,9 +9765,9 @@
                 <w:b w:val="0"/>
                 <w:i w:val="0"/>
                 <w:color w:val="C7A98A"/>
-                <w:sz w:val="32"/>
-              </w:rPr>
-              <w:t>❦</w:t>
+                <w:sz w:val="26"/>
+              </w:rPr>
+              <w:t>❦  ❦  ❦</w:t>
             </w:r>
           </w:p>
         </w:tc>
@@ -8901,35 +9801,35 @@
                 <w:b w:val="0"/>
                 <w:i w:val="0"/>
                 <w:color w:val="C7A98A"/>
-                <w:sz w:val="32"/>
+                <w:sz w:val="26"/>
+              </w:rPr>
+              <w:t>❦  ❦  ❦</w:t>
+            </w:r>
+          </w:p>
+          <w:p>
+            <w:pPr>
+              <w:spacing w:before="180" w:after="0"/>
+              <w:ind w:left="272" w:right="272"/>
+              <w:jc w:val="center"/>
+              <w:pBdr>
+                <w:top w:val="single" w:sz="6" w:space="6" w:color="A8763B"/>
+                <w:bottom w:val="single" w:sz="6" w:space="6" w:color="A8763B"/>
+              </w:pBdr>
+            </w:pPr>
+            <w:r>
+              <w:rPr>
+                <w:rFonts w:ascii="Cinzel" w:hAnsi="Cinzel"/>
+                <w:b w:val="0"/>
+                <w:i w:val="0"/>
+                <w:color w:val="8A5F34"/>
+                <w:sz w:val="80"/>
               </w:rPr>
               <w:t>❦</w:t>
             </w:r>
           </w:p>
           <w:p>
             <w:pPr>
-              <w:spacing w:before="200" w:after="0"/>
-              <w:ind w:left="272" w:right="272"/>
-              <w:jc w:val="center"/>
-              <w:pBdr>
-                <w:top w:val="single" w:sz="4" w:space="6" w:color="C7A98A"/>
-                <w:bottom w:val="single" w:sz="4" w:space="6" w:color="C7A98A"/>
-              </w:pBdr>
-            </w:pPr>
-            <w:r>
-              <w:rPr>
-                <w:rFonts w:ascii="Cinzel" w:hAnsi="Cinzel"/>
-                <w:b w:val="0"/>
-                <w:i w:val="0"/>
-                <w:color w:val="8A5F34"/>
-                <w:sz w:val="60"/>
-              </w:rPr>
-              <w:t>❦</w:t>
-            </w:r>
-          </w:p>
-          <w:p>
-            <w:pPr>
-              <w:spacing w:before="200" w:after="0"/>
+              <w:spacing w:before="180" w:after="0"/>
               <w:ind w:left="272" w:right="272"/>
               <w:jc w:val="center"/>
             </w:pPr>
@@ -8939,9 +9839,9 @@
                 <w:b w:val="0"/>
                 <w:i w:val="0"/>
                 <w:color w:val="C7A98A"/>
-                <w:sz w:val="32"/>
-              </w:rPr>
-              <w:t>❦</w:t>
+                <w:sz w:val="26"/>
+              </w:rPr>
+              <w:t>❦  ❦  ❦</w:t>
             </w:r>
           </w:p>
         </w:tc>
@@ -8981,35 +9881,35 @@
                 <w:b w:val="0"/>
                 <w:i w:val="0"/>
                 <w:color w:val="C7A98A"/>
-                <w:sz w:val="32"/>
+                <w:sz w:val="26"/>
+              </w:rPr>
+              <w:t>❦  ❦  ❦</w:t>
+            </w:r>
+          </w:p>
+          <w:p>
+            <w:pPr>
+              <w:spacing w:before="180" w:after="0"/>
+              <w:ind w:left="272" w:right="272"/>
+              <w:jc w:val="center"/>
+              <w:pBdr>
+                <w:top w:val="single" w:sz="6" w:space="6" w:color="A8763B"/>
+                <w:bottom w:val="single" w:sz="6" w:space="6" w:color="A8763B"/>
+              </w:pBdr>
+            </w:pPr>
+            <w:r>
+              <w:rPr>
+                <w:rFonts w:ascii="Cinzel" w:hAnsi="Cinzel"/>
+                <w:b w:val="0"/>
+                <w:i w:val="0"/>
+                <w:color w:val="8A5F34"/>
+                <w:sz w:val="80"/>
               </w:rPr>
               <w:t>❦</w:t>
             </w:r>
           </w:p>
           <w:p>
             <w:pPr>
-              <w:spacing w:before="200" w:after="0"/>
-              <w:ind w:left="272" w:right="272"/>
-              <w:jc w:val="center"/>
-              <w:pBdr>
-                <w:top w:val="single" w:sz="4" w:space="6" w:color="C7A98A"/>
-                <w:bottom w:val="single" w:sz="4" w:space="6" w:color="C7A98A"/>
-              </w:pBdr>
-            </w:pPr>
-            <w:r>
-              <w:rPr>
-                <w:rFonts w:ascii="Cinzel" w:hAnsi="Cinzel"/>
-                <w:b w:val="0"/>
-                <w:i w:val="0"/>
-                <w:color w:val="8A5F34"/>
-                <w:sz w:val="60"/>
-              </w:rPr>
-              <w:t>❦</w:t>
-            </w:r>
-          </w:p>
-          <w:p>
-            <w:pPr>
-              <w:spacing w:before="200" w:after="0"/>
+              <w:spacing w:before="180" w:after="0"/>
               <w:ind w:left="272" w:right="272"/>
               <w:jc w:val="center"/>
             </w:pPr>
@@ -9019,9 +9919,9 @@
                 <w:b w:val="0"/>
                 <w:i w:val="0"/>
                 <w:color w:val="C7A98A"/>
-                <w:sz w:val="32"/>
-              </w:rPr>
-              <w:t>❦</w:t>
+                <w:sz w:val="26"/>
+              </w:rPr>
+              <w:t>❦  ❦  ❦</w:t>
             </w:r>
           </w:p>
         </w:tc>
@@ -9055,35 +9955,35 @@
                 <w:b w:val="0"/>
                 <w:i w:val="0"/>
                 <w:color w:val="C7A98A"/>
-                <w:sz w:val="32"/>
+                <w:sz w:val="26"/>
+              </w:rPr>
+              <w:t>❦  ❦  ❦</w:t>
+            </w:r>
+          </w:p>
+          <w:p>
+            <w:pPr>
+              <w:spacing w:before="180" w:after="0"/>
+              <w:ind w:left="272" w:right="272"/>
+              <w:jc w:val="center"/>
+              <w:pBdr>
+                <w:top w:val="single" w:sz="6" w:space="6" w:color="A8763B"/>
+                <w:bottom w:val="single" w:sz="6" w:space="6" w:color="A8763B"/>
+              </w:pBdr>
+            </w:pPr>
+            <w:r>
+              <w:rPr>
+                <w:rFonts w:ascii="Cinzel" w:hAnsi="Cinzel"/>
+                <w:b w:val="0"/>
+                <w:i w:val="0"/>
+                <w:color w:val="8A5F34"/>
+                <w:sz w:val="80"/>
               </w:rPr>
               <w:t>❦</w:t>
             </w:r>
           </w:p>
           <w:p>
             <w:pPr>
-              <w:spacing w:before="200" w:after="0"/>
-              <w:ind w:left="272" w:right="272"/>
-              <w:jc w:val="center"/>
-              <w:pBdr>
-                <w:top w:val="single" w:sz="4" w:space="6" w:color="C7A98A"/>
-                <w:bottom w:val="single" w:sz="4" w:space="6" w:color="C7A98A"/>
-              </w:pBdr>
-            </w:pPr>
-            <w:r>
-              <w:rPr>
-                <w:rFonts w:ascii="Cinzel" w:hAnsi="Cinzel"/>
-                <w:b w:val="0"/>
-                <w:i w:val="0"/>
-                <w:color w:val="8A5F34"/>
-                <w:sz w:val="60"/>
-              </w:rPr>
-              <w:t>❦</w:t>
-            </w:r>
-          </w:p>
-          <w:p>
-            <w:pPr>
-              <w:spacing w:before="200" w:after="0"/>
+              <w:spacing w:before="180" w:after="0"/>
               <w:ind w:left="272" w:right="272"/>
               <w:jc w:val="center"/>
             </w:pPr>
@@ -9093,9 +9993,9 @@
                 <w:b w:val="0"/>
                 <w:i w:val="0"/>
                 <w:color w:val="C7A98A"/>
-                <w:sz w:val="32"/>
-              </w:rPr>
-              <w:t>❦</w:t>
+                <w:sz w:val="26"/>
+              </w:rPr>
+              <w:t>❦  ❦  ❦</w:t>
             </w:r>
           </w:p>
         </w:tc>
@@ -9135,35 +10035,35 @@
                 <w:b w:val="0"/>
                 <w:i w:val="0"/>
                 <w:color w:val="C7A98A"/>
-                <w:sz w:val="32"/>
+                <w:sz w:val="26"/>
+              </w:rPr>
+              <w:t>❦  ❦  ❦</w:t>
+            </w:r>
+          </w:p>
+          <w:p>
+            <w:pPr>
+              <w:spacing w:before="180" w:after="0"/>
+              <w:ind w:left="272" w:right="272"/>
+              <w:jc w:val="center"/>
+              <w:pBdr>
+                <w:top w:val="single" w:sz="6" w:space="6" w:color="A8763B"/>
+                <w:bottom w:val="single" w:sz="6" w:space="6" w:color="A8763B"/>
+              </w:pBdr>
+            </w:pPr>
+            <w:r>
+              <w:rPr>
+                <w:rFonts w:ascii="Cinzel" w:hAnsi="Cinzel"/>
+                <w:b w:val="0"/>
+                <w:i w:val="0"/>
+                <w:color w:val="8A2E3C"/>
+                <w:sz w:val="80"/>
               </w:rPr>
               <w:t>❦</w:t>
             </w:r>
           </w:p>
           <w:p>
             <w:pPr>
-              <w:spacing w:before="200" w:after="0"/>
-              <w:ind w:left="272" w:right="272"/>
-              <w:jc w:val="center"/>
-              <w:pBdr>
-                <w:top w:val="single" w:sz="4" w:space="6" w:color="C7A98A"/>
-                <w:bottom w:val="single" w:sz="4" w:space="6" w:color="C7A98A"/>
-              </w:pBdr>
-            </w:pPr>
-            <w:r>
-              <w:rPr>
-                <w:rFonts w:ascii="Cinzel" w:hAnsi="Cinzel"/>
-                <w:b w:val="0"/>
-                <w:i w:val="0"/>
-                <w:color w:val="8A2E3C"/>
-                <w:sz w:val="60"/>
-              </w:rPr>
-              <w:t>❦</w:t>
-            </w:r>
-          </w:p>
-          <w:p>
-            <w:pPr>
-              <w:spacing w:before="200" w:after="0"/>
+              <w:spacing w:before="180" w:after="0"/>
               <w:ind w:left="272" w:right="272"/>
               <w:jc w:val="center"/>
             </w:pPr>
@@ -9173,9 +10073,9 @@
                 <w:b w:val="0"/>
                 <w:i w:val="0"/>
                 <w:color w:val="C7A98A"/>
-                <w:sz w:val="32"/>
-              </w:rPr>
-              <w:t>❦</w:t>
+                <w:sz w:val="26"/>
+              </w:rPr>
+              <w:t>❦  ❦  ❦</w:t>
             </w:r>
           </w:p>
         </w:tc>
@@ -9209,35 +10109,35 @@
                 <w:b w:val="0"/>
                 <w:i w:val="0"/>
                 <w:color w:val="C7A98A"/>
-                <w:sz w:val="32"/>
+                <w:sz w:val="26"/>
+              </w:rPr>
+              <w:t>❦  ❦  ❦</w:t>
+            </w:r>
+          </w:p>
+          <w:p>
+            <w:pPr>
+              <w:spacing w:before="180" w:after="0"/>
+              <w:ind w:left="272" w:right="272"/>
+              <w:jc w:val="center"/>
+              <w:pBdr>
+                <w:top w:val="single" w:sz="6" w:space="6" w:color="A8763B"/>
+                <w:bottom w:val="single" w:sz="6" w:space="6" w:color="A8763B"/>
+              </w:pBdr>
+            </w:pPr>
+            <w:r>
+              <w:rPr>
+                <w:rFonts w:ascii="Cinzel" w:hAnsi="Cinzel"/>
+                <w:b w:val="0"/>
+                <w:i w:val="0"/>
+                <w:color w:val="8A2E3C"/>
+                <w:sz w:val="80"/>
               </w:rPr>
               <w:t>❦</w:t>
             </w:r>
           </w:p>
           <w:p>
             <w:pPr>
-              <w:spacing w:before="200" w:after="0"/>
-              <w:ind w:left="272" w:right="272"/>
-              <w:jc w:val="center"/>
-              <w:pBdr>
-                <w:top w:val="single" w:sz="4" w:space="6" w:color="C7A98A"/>
-                <w:bottom w:val="single" w:sz="4" w:space="6" w:color="C7A98A"/>
-              </w:pBdr>
-            </w:pPr>
-            <w:r>
-              <w:rPr>
-                <w:rFonts w:ascii="Cinzel" w:hAnsi="Cinzel"/>
-                <w:b w:val="0"/>
-                <w:i w:val="0"/>
-                <w:color w:val="8A2E3C"/>
-                <w:sz w:val="60"/>
-              </w:rPr>
-              <w:t>❦</w:t>
-            </w:r>
-          </w:p>
-          <w:p>
-            <w:pPr>
-              <w:spacing w:before="200" w:after="0"/>
+              <w:spacing w:before="180" w:after="0"/>
               <w:ind w:left="272" w:right="272"/>
               <w:jc w:val="center"/>
             </w:pPr>
@@ -9247,9 +10147,9 @@
                 <w:b w:val="0"/>
                 <w:i w:val="0"/>
                 <w:color w:val="C7A98A"/>
-                <w:sz w:val="32"/>
-              </w:rPr>
-              <w:t>❦</w:t>
+                <w:sz w:val="26"/>
+              </w:rPr>
+              <w:t>❦  ❦  ❦</w:t>
             </w:r>
           </w:p>
         </w:tc>
@@ -9302,29 +10202,49 @@
           </w:tcPr>
           <w:p>
             <w:pPr>
-              <w:spacing w:before="260" w:after="20"/>
-              <w:ind w:left="272" w:right="272"/>
-              <w:jc w:val="center"/>
-            </w:pPr>
+              <w:spacing w:before="220" w:after="20"/>
+              <w:ind w:left="272" w:right="272"/>
+              <w:jc w:val="center"/>
+            </w:pPr>
+            <w:r>
+              <w:rPr>
+                <w:rFonts w:ascii="Cinzel" w:hAnsi="Cinzel"/>
+                <w:b w:val="0"/>
+                <w:i w:val="0"/>
+                <w:color w:val="C7A98A"/>
+                <w:sz w:val="22"/>
+              </w:rPr>
+              <w:t xml:space="preserve">❦  </w:t>
+            </w:r>
             <w:r>
               <w:rPr>
                 <w:rFonts w:ascii="Cinzel" w:hAnsi="Cinzel"/>
                 <w:b w:val="0"/>
                 <w:i w:val="0"/>
                 <w:color w:val="A8763B"/>
-                <w:sz w:val="24"/>
+                <w:sz w:val="26"/>
               </w:rPr>
               <w:t>❦</w:t>
             </w:r>
-          </w:p>
-          <w:p>
-            <w:pPr>
-              <w:spacing w:before="20" w:after="0"/>
+            <w:r>
+              <w:rPr>
+                <w:rFonts w:ascii="Cinzel" w:hAnsi="Cinzel"/>
+                <w:b w:val="0"/>
+                <w:i w:val="0"/>
+                <w:color w:val="C7A98A"/>
+                <w:sz w:val="22"/>
+              </w:rPr>
+              <w:t xml:space="preserve">  ❦</w:t>
+            </w:r>
+          </w:p>
+          <w:p>
+            <w:pPr>
+              <w:spacing w:before="40" w:after="0"/>
               <w:ind w:left="272" w:right="272"/>
               <w:jc w:val="center"/>
               <w:pBdr>
-                <w:top w:val="single" w:sz="4" w:space="5" w:color="C7A98A"/>
-                <w:bottom w:val="single" w:sz="4" w:space="5" w:color="C7A98A"/>
+                <w:top w:val="single" w:sz="5" w:space="5" w:color="A8763B"/>
+                <w:bottom w:val="single" w:sz="5" w:space="5" w:color="A8763B"/>
               </w:pBdr>
             </w:pPr>
             <w:r>
@@ -9342,7 +10262,7 @@
           </w:p>
           <w:p>
             <w:pPr>
-              <w:spacing w:before="400" w:after="40" w:line="240" w:lineRule="auto"/>
+              <w:spacing w:before="360" w:after="40" w:line="240" w:lineRule="auto"/>
               <w:ind w:left="272" w:right="272"/>
               <w:jc w:val="center"/>
             </w:pPr>
@@ -9375,7 +10295,7 @@
           </w:p>
           <w:p>
             <w:pPr>
-              <w:spacing w:before="0" w:after="240" w:line="298" w:lineRule="auto"/>
+              <w:spacing w:before="0" w:after="220" w:line="298" w:lineRule="auto"/>
               <w:ind w:left="272" w:right="272"/>
               <w:jc w:val="center"/>
             </w:pPr>
@@ -9429,29 +10349,49 @@
           </w:tcPr>
           <w:p>
             <w:pPr>
-              <w:spacing w:before="260" w:after="20"/>
-              <w:ind w:left="272" w:right="272"/>
-              <w:jc w:val="center"/>
-            </w:pPr>
+              <w:spacing w:before="220" w:after="20"/>
+              <w:ind w:left="272" w:right="272"/>
+              <w:jc w:val="center"/>
+            </w:pPr>
+            <w:r>
+              <w:rPr>
+                <w:rFonts w:ascii="Cinzel" w:hAnsi="Cinzel"/>
+                <w:b w:val="0"/>
+                <w:i w:val="0"/>
+                <w:color w:val="C7A98A"/>
+                <w:sz w:val="22"/>
+              </w:rPr>
+              <w:t xml:space="preserve">❦  </w:t>
+            </w:r>
             <w:r>
               <w:rPr>
                 <w:rFonts w:ascii="Cinzel" w:hAnsi="Cinzel"/>
                 <w:b w:val="0"/>
                 <w:i w:val="0"/>
                 <w:color w:val="A8763B"/>
-                <w:sz w:val="24"/>
+                <w:sz w:val="26"/>
               </w:rPr>
               <w:t>❦</w:t>
             </w:r>
-          </w:p>
-          <w:p>
-            <w:pPr>
-              <w:spacing w:before="20" w:after="0"/>
+            <w:r>
+              <w:rPr>
+                <w:rFonts w:ascii="Cinzel" w:hAnsi="Cinzel"/>
+                <w:b w:val="0"/>
+                <w:i w:val="0"/>
+                <w:color w:val="C7A98A"/>
+                <w:sz w:val="22"/>
+              </w:rPr>
+              <w:t xml:space="preserve">  ❦</w:t>
+            </w:r>
+          </w:p>
+          <w:p>
+            <w:pPr>
+              <w:spacing w:before="40" w:after="0"/>
               <w:ind w:left="272" w:right="272"/>
               <w:jc w:val="center"/>
               <w:pBdr>
-                <w:top w:val="single" w:sz="4" w:space="5" w:color="C7A98A"/>
-                <w:bottom w:val="single" w:sz="4" w:space="5" w:color="C7A98A"/>
+                <w:top w:val="single" w:sz="5" w:space="5" w:color="A8763B"/>
+                <w:bottom w:val="single" w:sz="5" w:space="5" w:color="A8763B"/>
               </w:pBdr>
             </w:pPr>
             <w:r>
@@ -9469,7 +10409,7 @@
           </w:p>
           <w:p>
             <w:pPr>
-              <w:spacing w:before="400" w:after="40" w:line="240" w:lineRule="auto"/>
+              <w:spacing w:before="360" w:after="40" w:line="240" w:lineRule="auto"/>
               <w:ind w:left="272" w:right="272"/>
               <w:jc w:val="center"/>
             </w:pPr>
@@ -9502,7 +10442,7 @@
           </w:p>
           <w:p>
             <w:pPr>
-              <w:spacing w:before="0" w:after="240" w:line="298" w:lineRule="auto"/>
+              <w:spacing w:before="0" w:after="220" w:line="298" w:lineRule="auto"/>
               <w:ind w:left="272" w:right="272"/>
               <w:jc w:val="center"/>
             </w:pPr>
@@ -9562,29 +10502,49 @@
           </w:tcPr>
           <w:p>
             <w:pPr>
-              <w:spacing w:before="260" w:after="20"/>
-              <w:ind w:left="272" w:right="272"/>
-              <w:jc w:val="center"/>
-            </w:pPr>
+              <w:spacing w:before="220" w:after="20"/>
+              <w:ind w:left="272" w:right="272"/>
+              <w:jc w:val="center"/>
+            </w:pPr>
+            <w:r>
+              <w:rPr>
+                <w:rFonts w:ascii="Cinzel" w:hAnsi="Cinzel"/>
+                <w:b w:val="0"/>
+                <w:i w:val="0"/>
+                <w:color w:val="C7A98A"/>
+                <w:sz w:val="22"/>
+              </w:rPr>
+              <w:t xml:space="preserve">❦  </w:t>
+            </w:r>
             <w:r>
               <w:rPr>
                 <w:rFonts w:ascii="Cinzel" w:hAnsi="Cinzel"/>
                 <w:b w:val="0"/>
                 <w:i w:val="0"/>
                 <w:color w:val="A8763B"/>
-                <w:sz w:val="24"/>
+                <w:sz w:val="26"/>
               </w:rPr>
               <w:t>❦</w:t>
             </w:r>
-          </w:p>
-          <w:p>
-            <w:pPr>
-              <w:spacing w:before="20" w:after="0"/>
+            <w:r>
+              <w:rPr>
+                <w:rFonts w:ascii="Cinzel" w:hAnsi="Cinzel"/>
+                <w:b w:val="0"/>
+                <w:i w:val="0"/>
+                <w:color w:val="C7A98A"/>
+                <w:sz w:val="22"/>
+              </w:rPr>
+              <w:t xml:space="preserve">  ❦</w:t>
+            </w:r>
+          </w:p>
+          <w:p>
+            <w:pPr>
+              <w:spacing w:before="40" w:after="0"/>
               <w:ind w:left="272" w:right="272"/>
               <w:jc w:val="center"/>
               <w:pBdr>
-                <w:top w:val="single" w:sz="4" w:space="5" w:color="C7A98A"/>
-                <w:bottom w:val="single" w:sz="4" w:space="5" w:color="C7A98A"/>
+                <w:top w:val="single" w:sz="5" w:space="5" w:color="A8763B"/>
+                <w:bottom w:val="single" w:sz="5" w:space="5" w:color="A8763B"/>
               </w:pBdr>
             </w:pPr>
             <w:r>
@@ -9602,7 +10562,7 @@
           </w:p>
           <w:p>
             <w:pPr>
-              <w:spacing w:before="400" w:after="40" w:line="240" w:lineRule="auto"/>
+              <w:spacing w:before="360" w:after="40" w:line="240" w:lineRule="auto"/>
               <w:ind w:left="272" w:right="272"/>
               <w:jc w:val="center"/>
             </w:pPr>
@@ -9635,7 +10595,7 @@
           </w:p>
           <w:p>
             <w:pPr>
-              <w:spacing w:before="0" w:after="240" w:line="298" w:lineRule="auto"/>
+              <w:spacing w:before="0" w:after="220" w:line="298" w:lineRule="auto"/>
               <w:ind w:left="272" w:right="272"/>
               <w:jc w:val="center"/>
             </w:pPr>
@@ -9689,29 +10649,49 @@
           </w:tcPr>
           <w:p>
             <w:pPr>
-              <w:spacing w:before="260" w:after="20"/>
-              <w:ind w:left="272" w:right="272"/>
-              <w:jc w:val="center"/>
-            </w:pPr>
+              <w:spacing w:before="220" w:after="20"/>
+              <w:ind w:left="272" w:right="272"/>
+              <w:jc w:val="center"/>
+            </w:pPr>
+            <w:r>
+              <w:rPr>
+                <w:rFonts w:ascii="Cinzel" w:hAnsi="Cinzel"/>
+                <w:b w:val="0"/>
+                <w:i w:val="0"/>
+                <w:color w:val="C7A98A"/>
+                <w:sz w:val="22"/>
+              </w:rPr>
+              <w:t xml:space="preserve">❦  </w:t>
+            </w:r>
             <w:r>
               <w:rPr>
                 <w:rFonts w:ascii="Cinzel" w:hAnsi="Cinzel"/>
                 <w:b w:val="0"/>
                 <w:i w:val="0"/>
                 <w:color w:val="A8763B"/>
-                <w:sz w:val="24"/>
+                <w:sz w:val="26"/>
               </w:rPr>
               <w:t>❦</w:t>
             </w:r>
-          </w:p>
-          <w:p>
-            <w:pPr>
-              <w:spacing w:before="20" w:after="0"/>
+            <w:r>
+              <w:rPr>
+                <w:rFonts w:ascii="Cinzel" w:hAnsi="Cinzel"/>
+                <w:b w:val="0"/>
+                <w:i w:val="0"/>
+                <w:color w:val="C7A98A"/>
+                <w:sz w:val="22"/>
+              </w:rPr>
+              <w:t xml:space="preserve">  ❦</w:t>
+            </w:r>
+          </w:p>
+          <w:p>
+            <w:pPr>
+              <w:spacing w:before="40" w:after="0"/>
               <w:ind w:left="272" w:right="272"/>
               <w:jc w:val="center"/>
               <w:pBdr>
-                <w:top w:val="single" w:sz="4" w:space="5" w:color="C7A98A"/>
-                <w:bottom w:val="single" w:sz="4" w:space="5" w:color="C7A98A"/>
+                <w:top w:val="single" w:sz="5" w:space="5" w:color="A8763B"/>
+                <w:bottom w:val="single" w:sz="5" w:space="5" w:color="A8763B"/>
               </w:pBdr>
             </w:pPr>
             <w:r>
@@ -9729,7 +10709,7 @@
           </w:p>
           <w:p>
             <w:pPr>
-              <w:spacing w:before="400" w:after="40" w:line="240" w:lineRule="auto"/>
+              <w:spacing w:before="360" w:after="40" w:line="240" w:lineRule="auto"/>
               <w:ind w:left="272" w:right="272"/>
               <w:jc w:val="center"/>
             </w:pPr>
@@ -9762,7 +10742,7 @@
           </w:p>
           <w:p>
             <w:pPr>
-              <w:spacing w:before="0" w:after="240" w:line="298" w:lineRule="auto"/>
+              <w:spacing w:before="0" w:after="220" w:line="298" w:lineRule="auto"/>
               <w:ind w:left="272" w:right="272"/>
               <w:jc w:val="center"/>
             </w:pPr>
@@ -9822,29 +10802,49 @@
           </w:tcPr>
           <w:p>
             <w:pPr>
-              <w:spacing w:before="260" w:after="20"/>
-              <w:ind w:left="272" w:right="272"/>
-              <w:jc w:val="center"/>
-            </w:pPr>
+              <w:spacing w:before="220" w:after="20"/>
+              <w:ind w:left="272" w:right="272"/>
+              <w:jc w:val="center"/>
+            </w:pPr>
+            <w:r>
+              <w:rPr>
+                <w:rFonts w:ascii="Cinzel" w:hAnsi="Cinzel"/>
+                <w:b w:val="0"/>
+                <w:i w:val="0"/>
+                <w:color w:val="C7A98A"/>
+                <w:sz w:val="22"/>
+              </w:rPr>
+              <w:t xml:space="preserve">❦  </w:t>
+            </w:r>
             <w:r>
               <w:rPr>
                 <w:rFonts w:ascii="Cinzel" w:hAnsi="Cinzel"/>
                 <w:b w:val="0"/>
                 <w:i w:val="0"/>
                 <w:color w:val="A8763B"/>
-                <w:sz w:val="24"/>
+                <w:sz w:val="26"/>
               </w:rPr>
               <w:t>❦</w:t>
             </w:r>
-          </w:p>
-          <w:p>
-            <w:pPr>
-              <w:spacing w:before="20" w:after="0"/>
+            <w:r>
+              <w:rPr>
+                <w:rFonts w:ascii="Cinzel" w:hAnsi="Cinzel"/>
+                <w:b w:val="0"/>
+                <w:i w:val="0"/>
+                <w:color w:val="C7A98A"/>
+                <w:sz w:val="22"/>
+              </w:rPr>
+              <w:t xml:space="preserve">  ❦</w:t>
+            </w:r>
+          </w:p>
+          <w:p>
+            <w:pPr>
+              <w:spacing w:before="40" w:after="0"/>
               <w:ind w:left="272" w:right="272"/>
               <w:jc w:val="center"/>
               <w:pBdr>
-                <w:top w:val="single" w:sz="4" w:space="5" w:color="C7A98A"/>
-                <w:bottom w:val="single" w:sz="4" w:space="5" w:color="C7A98A"/>
+                <w:top w:val="single" w:sz="5" w:space="5" w:color="A8763B"/>
+                <w:bottom w:val="single" w:sz="5" w:space="5" w:color="A8763B"/>
               </w:pBdr>
             </w:pPr>
             <w:r>
@@ -9862,7 +10862,7 @@
           </w:p>
           <w:p>
             <w:pPr>
-              <w:spacing w:before="400" w:after="40" w:line="240" w:lineRule="auto"/>
+              <w:spacing w:before="360" w:after="40" w:line="240" w:lineRule="auto"/>
               <w:ind w:left="272" w:right="272"/>
               <w:jc w:val="center"/>
             </w:pPr>
@@ -9895,7 +10895,7 @@
           </w:p>
           <w:p>
             <w:pPr>
-              <w:spacing w:before="0" w:after="240" w:line="298" w:lineRule="auto"/>
+              <w:spacing w:before="0" w:after="220" w:line="298" w:lineRule="auto"/>
               <w:ind w:left="272" w:right="272"/>
               <w:jc w:val="center"/>
             </w:pPr>
@@ -9949,29 +10949,49 @@
           </w:tcPr>
           <w:p>
             <w:pPr>
-              <w:spacing w:before="260" w:after="20"/>
-              <w:ind w:left="272" w:right="272"/>
-              <w:jc w:val="center"/>
-            </w:pPr>
+              <w:spacing w:before="220" w:after="20"/>
+              <w:ind w:left="272" w:right="272"/>
+              <w:jc w:val="center"/>
+            </w:pPr>
+            <w:r>
+              <w:rPr>
+                <w:rFonts w:ascii="Cinzel" w:hAnsi="Cinzel"/>
+                <w:b w:val="0"/>
+                <w:i w:val="0"/>
+                <w:color w:val="C7A98A"/>
+                <w:sz w:val="22"/>
+              </w:rPr>
+              <w:t xml:space="preserve">❦  </w:t>
+            </w:r>
             <w:r>
               <w:rPr>
                 <w:rFonts w:ascii="Cinzel" w:hAnsi="Cinzel"/>
                 <w:b w:val="0"/>
                 <w:i w:val="0"/>
                 <w:color w:val="A8763B"/>
-                <w:sz w:val="24"/>
+                <w:sz w:val="26"/>
               </w:rPr>
               <w:t>❦</w:t>
             </w:r>
-          </w:p>
-          <w:p>
-            <w:pPr>
-              <w:spacing w:before="20" w:after="0"/>
+            <w:r>
+              <w:rPr>
+                <w:rFonts w:ascii="Cinzel" w:hAnsi="Cinzel"/>
+                <w:b w:val="0"/>
+                <w:i w:val="0"/>
+                <w:color w:val="C7A98A"/>
+                <w:sz w:val="22"/>
+              </w:rPr>
+              <w:t xml:space="preserve">  ❦</w:t>
+            </w:r>
+          </w:p>
+          <w:p>
+            <w:pPr>
+              <w:spacing w:before="40" w:after="0"/>
               <w:ind w:left="272" w:right="272"/>
               <w:jc w:val="center"/>
               <w:pBdr>
-                <w:top w:val="single" w:sz="4" w:space="5" w:color="C7A98A"/>
-                <w:bottom w:val="single" w:sz="4" w:space="5" w:color="C7A98A"/>
+                <w:top w:val="single" w:sz="5" w:space="5" w:color="A8763B"/>
+                <w:bottom w:val="single" w:sz="5" w:space="5" w:color="A8763B"/>
               </w:pBdr>
             </w:pPr>
             <w:r>
@@ -9989,7 +11009,7 @@
           </w:p>
           <w:p>
             <w:pPr>
-              <w:spacing w:before="400" w:after="40" w:line="240" w:lineRule="auto"/>
+              <w:spacing w:before="360" w:after="40" w:line="240" w:lineRule="auto"/>
               <w:ind w:left="272" w:right="272"/>
               <w:jc w:val="center"/>
             </w:pPr>
@@ -10022,7 +11042,7 @@
           </w:p>
           <w:p>
             <w:pPr>
-              <w:spacing w:before="0" w:after="240" w:line="298" w:lineRule="auto"/>
+              <w:spacing w:before="0" w:after="220" w:line="298" w:lineRule="auto"/>
               <w:ind w:left="272" w:right="272"/>
               <w:jc w:val="center"/>
             </w:pPr>
@@ -10115,35 +11135,35 @@
                 <w:b w:val="0"/>
                 <w:i w:val="0"/>
                 <w:color w:val="C7A98A"/>
-                <w:sz w:val="32"/>
+                <w:sz w:val="26"/>
+              </w:rPr>
+              <w:t>❦  ❦  ❦</w:t>
+            </w:r>
+          </w:p>
+          <w:p>
+            <w:pPr>
+              <w:spacing w:before="180" w:after="0"/>
+              <w:ind w:left="272" w:right="272"/>
+              <w:jc w:val="center"/>
+              <w:pBdr>
+                <w:top w:val="single" w:sz="6" w:space="6" w:color="A8763B"/>
+                <w:bottom w:val="single" w:sz="6" w:space="6" w:color="A8763B"/>
+              </w:pBdr>
+            </w:pPr>
+            <w:r>
+              <w:rPr>
+                <w:rFonts w:ascii="Cinzel" w:hAnsi="Cinzel"/>
+                <w:b w:val="0"/>
+                <w:i w:val="0"/>
+                <w:color w:val="8A2E3C"/>
+                <w:sz w:val="80"/>
               </w:rPr>
               <w:t>❦</w:t>
             </w:r>
           </w:p>
           <w:p>
             <w:pPr>
-              <w:spacing w:before="200" w:after="0"/>
-              <w:ind w:left="272" w:right="272"/>
-              <w:jc w:val="center"/>
-              <w:pBdr>
-                <w:top w:val="single" w:sz="4" w:space="6" w:color="C7A98A"/>
-                <w:bottom w:val="single" w:sz="4" w:space="6" w:color="C7A98A"/>
-              </w:pBdr>
-            </w:pPr>
-            <w:r>
-              <w:rPr>
-                <w:rFonts w:ascii="Cinzel" w:hAnsi="Cinzel"/>
-                <w:b w:val="0"/>
-                <w:i w:val="0"/>
-                <w:color w:val="8A2E3C"/>
-                <w:sz w:val="60"/>
-              </w:rPr>
-              <w:t>❦</w:t>
-            </w:r>
-          </w:p>
-          <w:p>
-            <w:pPr>
-              <w:spacing w:before="200" w:after="0"/>
+              <w:spacing w:before="180" w:after="0"/>
               <w:ind w:left="272" w:right="272"/>
               <w:jc w:val="center"/>
             </w:pPr>
@@ -10153,9 +11173,9 @@
                 <w:b w:val="0"/>
                 <w:i w:val="0"/>
                 <w:color w:val="C7A98A"/>
-                <w:sz w:val="32"/>
-              </w:rPr>
-              <w:t>❦</w:t>
+                <w:sz w:val="26"/>
+              </w:rPr>
+              <w:t>❦  ❦  ❦</w:t>
             </w:r>
           </w:p>
         </w:tc>
@@ -10189,35 +11209,35 @@
                 <w:b w:val="0"/>
                 <w:i w:val="0"/>
                 <w:color w:val="C7A98A"/>
-                <w:sz w:val="32"/>
+                <w:sz w:val="26"/>
+              </w:rPr>
+              <w:t>❦  ❦  ❦</w:t>
+            </w:r>
+          </w:p>
+          <w:p>
+            <w:pPr>
+              <w:spacing w:before="180" w:after="0"/>
+              <w:ind w:left="272" w:right="272"/>
+              <w:jc w:val="center"/>
+              <w:pBdr>
+                <w:top w:val="single" w:sz="6" w:space="6" w:color="A8763B"/>
+                <w:bottom w:val="single" w:sz="6" w:space="6" w:color="A8763B"/>
+              </w:pBdr>
+            </w:pPr>
+            <w:r>
+              <w:rPr>
+                <w:rFonts w:ascii="Cinzel" w:hAnsi="Cinzel"/>
+                <w:b w:val="0"/>
+                <w:i w:val="0"/>
+                <w:color w:val="8A2E3C"/>
+                <w:sz w:val="80"/>
               </w:rPr>
               <w:t>❦</w:t>
             </w:r>
           </w:p>
           <w:p>
             <w:pPr>
-              <w:spacing w:before="200" w:after="0"/>
-              <w:ind w:left="272" w:right="272"/>
-              <w:jc w:val="center"/>
-              <w:pBdr>
-                <w:top w:val="single" w:sz="4" w:space="6" w:color="C7A98A"/>
-                <w:bottom w:val="single" w:sz="4" w:space="6" w:color="C7A98A"/>
-              </w:pBdr>
-            </w:pPr>
-            <w:r>
-              <w:rPr>
-                <w:rFonts w:ascii="Cinzel" w:hAnsi="Cinzel"/>
-                <w:b w:val="0"/>
-                <w:i w:val="0"/>
-                <w:color w:val="8A2E3C"/>
-                <w:sz w:val="60"/>
-              </w:rPr>
-              <w:t>❦</w:t>
-            </w:r>
-          </w:p>
-          <w:p>
-            <w:pPr>
-              <w:spacing w:before="200" w:after="0"/>
+              <w:spacing w:before="180" w:after="0"/>
               <w:ind w:left="272" w:right="272"/>
               <w:jc w:val="center"/>
             </w:pPr>
@@ -10227,9 +11247,9 @@
                 <w:b w:val="0"/>
                 <w:i w:val="0"/>
                 <w:color w:val="C7A98A"/>
-                <w:sz w:val="32"/>
-              </w:rPr>
-              <w:t>❦</w:t>
+                <w:sz w:val="26"/>
+              </w:rPr>
+              <w:t>❦  ❦  ❦</w:t>
             </w:r>
           </w:p>
         </w:tc>
@@ -10269,35 +11289,35 @@
                 <w:b w:val="0"/>
                 <w:i w:val="0"/>
                 <w:color w:val="C7A98A"/>
-                <w:sz w:val="32"/>
+                <w:sz w:val="26"/>
+              </w:rPr>
+              <w:t>❦  ❦  ❦</w:t>
+            </w:r>
+          </w:p>
+          <w:p>
+            <w:pPr>
+              <w:spacing w:before="180" w:after="0"/>
+              <w:ind w:left="272" w:right="272"/>
+              <w:jc w:val="center"/>
+              <w:pBdr>
+                <w:top w:val="single" w:sz="6" w:space="6" w:color="A8763B"/>
+                <w:bottom w:val="single" w:sz="6" w:space="6" w:color="A8763B"/>
+              </w:pBdr>
+            </w:pPr>
+            <w:r>
+              <w:rPr>
+                <w:rFonts w:ascii="Cinzel" w:hAnsi="Cinzel"/>
+                <w:b w:val="0"/>
+                <w:i w:val="0"/>
+                <w:color w:val="8A2E3C"/>
+                <w:sz w:val="80"/>
               </w:rPr>
               <w:t>❦</w:t>
             </w:r>
           </w:p>
           <w:p>
             <w:pPr>
-              <w:spacing w:before="200" w:after="0"/>
-              <w:ind w:left="272" w:right="272"/>
-              <w:jc w:val="center"/>
-              <w:pBdr>
-                <w:top w:val="single" w:sz="4" w:space="6" w:color="C7A98A"/>
-                <w:bottom w:val="single" w:sz="4" w:space="6" w:color="C7A98A"/>
-              </w:pBdr>
-            </w:pPr>
-            <w:r>
-              <w:rPr>
-                <w:rFonts w:ascii="Cinzel" w:hAnsi="Cinzel"/>
-                <w:b w:val="0"/>
-                <w:i w:val="0"/>
-                <w:color w:val="8A2E3C"/>
-                <w:sz w:val="60"/>
-              </w:rPr>
-              <w:t>❦</w:t>
-            </w:r>
-          </w:p>
-          <w:p>
-            <w:pPr>
-              <w:spacing w:before="200" w:after="0"/>
+              <w:spacing w:before="180" w:after="0"/>
               <w:ind w:left="272" w:right="272"/>
               <w:jc w:val="center"/>
             </w:pPr>
@@ -10307,9 +11327,9 @@
                 <w:b w:val="0"/>
                 <w:i w:val="0"/>
                 <w:color w:val="C7A98A"/>
-                <w:sz w:val="32"/>
-              </w:rPr>
-              <w:t>❦</w:t>
+                <w:sz w:val="26"/>
+              </w:rPr>
+              <w:t>❦  ❦  ❦</w:t>
             </w:r>
           </w:p>
         </w:tc>
@@ -10343,35 +11363,35 @@
                 <w:b w:val="0"/>
                 <w:i w:val="0"/>
                 <w:color w:val="C7A98A"/>
-                <w:sz w:val="32"/>
+                <w:sz w:val="26"/>
+              </w:rPr>
+              <w:t>❦  ❦  ❦</w:t>
+            </w:r>
+          </w:p>
+          <w:p>
+            <w:pPr>
+              <w:spacing w:before="180" w:after="0"/>
+              <w:ind w:left="272" w:right="272"/>
+              <w:jc w:val="center"/>
+              <w:pBdr>
+                <w:top w:val="single" w:sz="6" w:space="6" w:color="A8763B"/>
+                <w:bottom w:val="single" w:sz="6" w:space="6" w:color="A8763B"/>
+              </w:pBdr>
+            </w:pPr>
+            <w:r>
+              <w:rPr>
+                <w:rFonts w:ascii="Cinzel" w:hAnsi="Cinzel"/>
+                <w:b w:val="0"/>
+                <w:i w:val="0"/>
+                <w:color w:val="8A2E3C"/>
+                <w:sz w:val="80"/>
               </w:rPr>
               <w:t>❦</w:t>
             </w:r>
           </w:p>
           <w:p>
             <w:pPr>
-              <w:spacing w:before="200" w:after="0"/>
-              <w:ind w:left="272" w:right="272"/>
-              <w:jc w:val="center"/>
-              <w:pBdr>
-                <w:top w:val="single" w:sz="4" w:space="6" w:color="C7A98A"/>
-                <w:bottom w:val="single" w:sz="4" w:space="6" w:color="C7A98A"/>
-              </w:pBdr>
-            </w:pPr>
-            <w:r>
-              <w:rPr>
-                <w:rFonts w:ascii="Cinzel" w:hAnsi="Cinzel"/>
-                <w:b w:val="0"/>
-                <w:i w:val="0"/>
-                <w:color w:val="8A2E3C"/>
-                <w:sz w:val="60"/>
-              </w:rPr>
-              <w:t>❦</w:t>
-            </w:r>
-          </w:p>
-          <w:p>
-            <w:pPr>
-              <w:spacing w:before="200" w:after="0"/>
+              <w:spacing w:before="180" w:after="0"/>
               <w:ind w:left="272" w:right="272"/>
               <w:jc w:val="center"/>
             </w:pPr>
@@ -10381,9 +11401,9 @@
                 <w:b w:val="0"/>
                 <w:i w:val="0"/>
                 <w:color w:val="C7A98A"/>
-                <w:sz w:val="32"/>
-              </w:rPr>
-              <w:t>❦</w:t>
+                <w:sz w:val="26"/>
+              </w:rPr>
+              <w:t>❦  ❦  ❦</w:t>
             </w:r>
           </w:p>
         </w:tc>
@@ -10423,35 +11443,35 @@
                 <w:b w:val="0"/>
                 <w:i w:val="0"/>
                 <w:color w:val="C7A98A"/>
-                <w:sz w:val="32"/>
+                <w:sz w:val="26"/>
+              </w:rPr>
+              <w:t>❦  ❦  ❦</w:t>
+            </w:r>
+          </w:p>
+          <w:p>
+            <w:pPr>
+              <w:spacing w:before="180" w:after="0"/>
+              <w:ind w:left="272" w:right="272"/>
+              <w:jc w:val="center"/>
+              <w:pBdr>
+                <w:top w:val="single" w:sz="6" w:space="6" w:color="A8763B"/>
+                <w:bottom w:val="single" w:sz="6" w:space="6" w:color="A8763B"/>
+              </w:pBdr>
+            </w:pPr>
+            <w:r>
+              <w:rPr>
+                <w:rFonts w:ascii="Cinzel" w:hAnsi="Cinzel"/>
+                <w:b w:val="0"/>
+                <w:i w:val="0"/>
+                <w:color w:val="8A2E3C"/>
+                <w:sz w:val="80"/>
               </w:rPr>
               <w:t>❦</w:t>
             </w:r>
           </w:p>
           <w:p>
             <w:pPr>
-              <w:spacing w:before="200" w:after="0"/>
-              <w:ind w:left="272" w:right="272"/>
-              <w:jc w:val="center"/>
-              <w:pBdr>
-                <w:top w:val="single" w:sz="4" w:space="6" w:color="C7A98A"/>
-                <w:bottom w:val="single" w:sz="4" w:space="6" w:color="C7A98A"/>
-              </w:pBdr>
-            </w:pPr>
-            <w:r>
-              <w:rPr>
-                <w:rFonts w:ascii="Cinzel" w:hAnsi="Cinzel"/>
-                <w:b w:val="0"/>
-                <w:i w:val="0"/>
-                <w:color w:val="8A2E3C"/>
-                <w:sz w:val="60"/>
-              </w:rPr>
-              <w:t>❦</w:t>
-            </w:r>
-          </w:p>
-          <w:p>
-            <w:pPr>
-              <w:spacing w:before="200" w:after="0"/>
+              <w:spacing w:before="180" w:after="0"/>
               <w:ind w:left="272" w:right="272"/>
               <w:jc w:val="center"/>
             </w:pPr>
@@ -10461,9 +11481,9 @@
                 <w:b w:val="0"/>
                 <w:i w:val="0"/>
                 <w:color w:val="C7A98A"/>
-                <w:sz w:val="32"/>
-              </w:rPr>
-              <w:t>❦</w:t>
+                <w:sz w:val="26"/>
+              </w:rPr>
+              <w:t>❦  ❦  ❦</w:t>
             </w:r>
           </w:p>
         </w:tc>
@@ -10497,35 +11517,35 @@
                 <w:b w:val="0"/>
                 <w:i w:val="0"/>
                 <w:color w:val="C7A98A"/>
-                <w:sz w:val="32"/>
+                <w:sz w:val="26"/>
+              </w:rPr>
+              <w:t>❦  ❦  ❦</w:t>
+            </w:r>
+          </w:p>
+          <w:p>
+            <w:pPr>
+              <w:spacing w:before="180" w:after="0"/>
+              <w:ind w:left="272" w:right="272"/>
+              <w:jc w:val="center"/>
+              <w:pBdr>
+                <w:top w:val="single" w:sz="6" w:space="6" w:color="A8763B"/>
+                <w:bottom w:val="single" w:sz="6" w:space="6" w:color="A8763B"/>
+              </w:pBdr>
+            </w:pPr>
+            <w:r>
+              <w:rPr>
+                <w:rFonts w:ascii="Cinzel" w:hAnsi="Cinzel"/>
+                <w:b w:val="0"/>
+                <w:i w:val="0"/>
+                <w:color w:val="8A2E3C"/>
+                <w:sz w:val="80"/>
               </w:rPr>
               <w:t>❦</w:t>
             </w:r>
           </w:p>
           <w:p>
             <w:pPr>
-              <w:spacing w:before="200" w:after="0"/>
-              <w:ind w:left="272" w:right="272"/>
-              <w:jc w:val="center"/>
-              <w:pBdr>
-                <w:top w:val="single" w:sz="4" w:space="6" w:color="C7A98A"/>
-                <w:bottom w:val="single" w:sz="4" w:space="6" w:color="C7A98A"/>
-              </w:pBdr>
-            </w:pPr>
-            <w:r>
-              <w:rPr>
-                <w:rFonts w:ascii="Cinzel" w:hAnsi="Cinzel"/>
-                <w:b w:val="0"/>
-                <w:i w:val="0"/>
-                <w:color w:val="8A2E3C"/>
-                <w:sz w:val="60"/>
-              </w:rPr>
-              <w:t>❦</w:t>
-            </w:r>
-          </w:p>
-          <w:p>
-            <w:pPr>
-              <w:spacing w:before="200" w:after="0"/>
+              <w:spacing w:before="180" w:after="0"/>
               <w:ind w:left="272" w:right="272"/>
               <w:jc w:val="center"/>
             </w:pPr>
@@ -10535,9 +11555,9 @@
                 <w:b w:val="0"/>
                 <w:i w:val="0"/>
                 <w:color w:val="C7A98A"/>
-                <w:sz w:val="32"/>
-              </w:rPr>
-              <w:t>❦</w:t>
+                <w:sz w:val="26"/>
+              </w:rPr>
+              <w:t>❦  ❦  ❦</w:t>
             </w:r>
           </w:p>
         </w:tc>
@@ -10590,29 +11610,49 @@
           </w:tcPr>
           <w:p>
             <w:pPr>
-              <w:spacing w:before="260" w:after="20"/>
-              <w:ind w:left="272" w:right="272"/>
-              <w:jc w:val="center"/>
-            </w:pPr>
+              <w:spacing w:before="220" w:after="20"/>
+              <w:ind w:left="272" w:right="272"/>
+              <w:jc w:val="center"/>
+            </w:pPr>
+            <w:r>
+              <w:rPr>
+                <w:rFonts w:ascii="Cinzel" w:hAnsi="Cinzel"/>
+                <w:b w:val="0"/>
+                <w:i w:val="0"/>
+                <w:color w:val="C7A98A"/>
+                <w:sz w:val="22"/>
+              </w:rPr>
+              <w:t xml:space="preserve">❦  </w:t>
+            </w:r>
             <w:r>
               <w:rPr>
                 <w:rFonts w:ascii="Cinzel" w:hAnsi="Cinzel"/>
                 <w:b w:val="0"/>
                 <w:i w:val="0"/>
                 <w:color w:val="A8763B"/>
-                <w:sz w:val="24"/>
+                <w:sz w:val="26"/>
               </w:rPr>
               <w:t>❦</w:t>
             </w:r>
-          </w:p>
-          <w:p>
-            <w:pPr>
-              <w:spacing w:before="20" w:after="0"/>
+            <w:r>
+              <w:rPr>
+                <w:rFonts w:ascii="Cinzel" w:hAnsi="Cinzel"/>
+                <w:b w:val="0"/>
+                <w:i w:val="0"/>
+                <w:color w:val="C7A98A"/>
+                <w:sz w:val="22"/>
+              </w:rPr>
+              <w:t xml:space="preserve">  ❦</w:t>
+            </w:r>
+          </w:p>
+          <w:p>
+            <w:pPr>
+              <w:spacing w:before="40" w:after="0"/>
               <w:ind w:left="272" w:right="272"/>
               <w:jc w:val="center"/>
               <w:pBdr>
-                <w:top w:val="single" w:sz="4" w:space="5" w:color="C7A98A"/>
-                <w:bottom w:val="single" w:sz="4" w:space="5" w:color="C7A98A"/>
+                <w:top w:val="single" w:sz="5" w:space="5" w:color="A8763B"/>
+                <w:bottom w:val="single" w:sz="5" w:space="5" w:color="A8763B"/>
               </w:pBdr>
             </w:pPr>
             <w:r>
@@ -10630,7 +11670,7 @@
           </w:p>
           <w:p>
             <w:pPr>
-              <w:spacing w:before="400" w:after="40" w:line="240" w:lineRule="auto"/>
+              <w:spacing w:before="360" w:after="40" w:line="240" w:lineRule="auto"/>
               <w:ind w:left="272" w:right="272"/>
               <w:jc w:val="center"/>
             </w:pPr>
@@ -10663,7 +11703,7 @@
           </w:p>
           <w:p>
             <w:pPr>
-              <w:spacing w:before="0" w:after="240" w:line="298" w:lineRule="auto"/>
+              <w:spacing w:before="0" w:after="220" w:line="298" w:lineRule="auto"/>
               <w:ind w:left="272" w:right="272"/>
               <w:jc w:val="center"/>
             </w:pPr>
@@ -10717,29 +11757,49 @@
           </w:tcPr>
           <w:p>
             <w:pPr>
-              <w:spacing w:before="260" w:after="20"/>
-              <w:ind w:left="272" w:right="272"/>
-              <w:jc w:val="center"/>
-            </w:pPr>
+              <w:spacing w:before="220" w:after="20"/>
+              <w:ind w:left="272" w:right="272"/>
+              <w:jc w:val="center"/>
+            </w:pPr>
+            <w:r>
+              <w:rPr>
+                <w:rFonts w:ascii="Cinzel" w:hAnsi="Cinzel"/>
+                <w:b w:val="0"/>
+                <w:i w:val="0"/>
+                <w:color w:val="C7A98A"/>
+                <w:sz w:val="22"/>
+              </w:rPr>
+              <w:t xml:space="preserve">❦  </w:t>
+            </w:r>
             <w:r>
               <w:rPr>
                 <w:rFonts w:ascii="Cinzel" w:hAnsi="Cinzel"/>
                 <w:b w:val="0"/>
                 <w:i w:val="0"/>
                 <w:color w:val="A8763B"/>
-                <w:sz w:val="24"/>
+                <w:sz w:val="26"/>
               </w:rPr>
               <w:t>❦</w:t>
             </w:r>
-          </w:p>
-          <w:p>
-            <w:pPr>
-              <w:spacing w:before="20" w:after="0"/>
+            <w:r>
+              <w:rPr>
+                <w:rFonts w:ascii="Cinzel" w:hAnsi="Cinzel"/>
+                <w:b w:val="0"/>
+                <w:i w:val="0"/>
+                <w:color w:val="C7A98A"/>
+                <w:sz w:val="22"/>
+              </w:rPr>
+              <w:t xml:space="preserve">  ❦</w:t>
+            </w:r>
+          </w:p>
+          <w:p>
+            <w:pPr>
+              <w:spacing w:before="40" w:after="0"/>
               <w:ind w:left="272" w:right="272"/>
               <w:jc w:val="center"/>
               <w:pBdr>
-                <w:top w:val="single" w:sz="4" w:space="5" w:color="C7A98A"/>
-                <w:bottom w:val="single" w:sz="4" w:space="5" w:color="C7A98A"/>
+                <w:top w:val="single" w:sz="5" w:space="5" w:color="A8763B"/>
+                <w:bottom w:val="single" w:sz="5" w:space="5" w:color="A8763B"/>
               </w:pBdr>
             </w:pPr>
             <w:r>
@@ -10757,7 +11817,7 @@
           </w:p>
           <w:p>
             <w:pPr>
-              <w:spacing w:before="400" w:after="40" w:line="240" w:lineRule="auto"/>
+              <w:spacing w:before="360" w:after="40" w:line="240" w:lineRule="auto"/>
               <w:ind w:left="272" w:right="272"/>
               <w:jc w:val="center"/>
             </w:pPr>
@@ -10790,7 +11850,7 @@
           </w:p>
           <w:p>
             <w:pPr>
-              <w:spacing w:before="0" w:after="240" w:line="298" w:lineRule="auto"/>
+              <w:spacing w:before="0" w:after="220" w:line="298" w:lineRule="auto"/>
               <w:ind w:left="272" w:right="272"/>
               <w:jc w:val="center"/>
             </w:pPr>
@@ -10850,29 +11910,49 @@
           </w:tcPr>
           <w:p>
             <w:pPr>
-              <w:spacing w:before="260" w:after="20"/>
-              <w:ind w:left="272" w:right="272"/>
-              <w:jc w:val="center"/>
-            </w:pPr>
+              <w:spacing w:before="220" w:after="20"/>
+              <w:ind w:left="272" w:right="272"/>
+              <w:jc w:val="center"/>
+            </w:pPr>
+            <w:r>
+              <w:rPr>
+                <w:rFonts w:ascii="Cinzel" w:hAnsi="Cinzel"/>
+                <w:b w:val="0"/>
+                <w:i w:val="0"/>
+                <w:color w:val="C7A98A"/>
+                <w:sz w:val="22"/>
+              </w:rPr>
+              <w:t xml:space="preserve">❦  </w:t>
+            </w:r>
             <w:r>
               <w:rPr>
                 <w:rFonts w:ascii="Cinzel" w:hAnsi="Cinzel"/>
                 <w:b w:val="0"/>
                 <w:i w:val="0"/>
                 <w:color w:val="A8763B"/>
-                <w:sz w:val="24"/>
+                <w:sz w:val="26"/>
               </w:rPr>
               <w:t>❦</w:t>
             </w:r>
-          </w:p>
-          <w:p>
-            <w:pPr>
-              <w:spacing w:before="20" w:after="0"/>
+            <w:r>
+              <w:rPr>
+                <w:rFonts w:ascii="Cinzel" w:hAnsi="Cinzel"/>
+                <w:b w:val="0"/>
+                <w:i w:val="0"/>
+                <w:color w:val="C7A98A"/>
+                <w:sz w:val="22"/>
+              </w:rPr>
+              <w:t xml:space="preserve">  ❦</w:t>
+            </w:r>
+          </w:p>
+          <w:p>
+            <w:pPr>
+              <w:spacing w:before="40" w:after="0"/>
               <w:ind w:left="272" w:right="272"/>
               <w:jc w:val="center"/>
               <w:pBdr>
-                <w:top w:val="single" w:sz="4" w:space="5" w:color="C7A98A"/>
-                <w:bottom w:val="single" w:sz="4" w:space="5" w:color="C7A98A"/>
+                <w:top w:val="single" w:sz="5" w:space="5" w:color="A8763B"/>
+                <w:bottom w:val="single" w:sz="5" w:space="5" w:color="A8763B"/>
               </w:pBdr>
             </w:pPr>
             <w:r>
@@ -10890,7 +11970,7 @@
           </w:p>
           <w:p>
             <w:pPr>
-              <w:spacing w:before="400" w:after="40" w:line="240" w:lineRule="auto"/>
+              <w:spacing w:before="360" w:after="40" w:line="240" w:lineRule="auto"/>
               <w:ind w:left="272" w:right="272"/>
               <w:jc w:val="center"/>
             </w:pPr>
@@ -10923,7 +12003,7 @@
           </w:p>
           <w:p>
             <w:pPr>
-              <w:spacing w:before="0" w:after="240" w:line="298" w:lineRule="auto"/>
+              <w:spacing w:before="0" w:after="220" w:line="298" w:lineRule="auto"/>
               <w:ind w:left="272" w:right="272"/>
               <w:jc w:val="center"/>
             </w:pPr>
@@ -10977,29 +12057,49 @@
           </w:tcPr>
           <w:p>
             <w:pPr>
-              <w:spacing w:before="260" w:after="20"/>
-              <w:ind w:left="272" w:right="272"/>
-              <w:jc w:val="center"/>
-            </w:pPr>
+              <w:spacing w:before="220" w:after="20"/>
+              <w:ind w:left="272" w:right="272"/>
+              <w:jc w:val="center"/>
+            </w:pPr>
+            <w:r>
+              <w:rPr>
+                <w:rFonts w:ascii="Cinzel" w:hAnsi="Cinzel"/>
+                <w:b w:val="0"/>
+                <w:i w:val="0"/>
+                <w:color w:val="C7A98A"/>
+                <w:sz w:val="22"/>
+              </w:rPr>
+              <w:t xml:space="preserve">❦  </w:t>
+            </w:r>
             <w:r>
               <w:rPr>
                 <w:rFonts w:ascii="Cinzel" w:hAnsi="Cinzel"/>
                 <w:b w:val="0"/>
                 <w:i w:val="0"/>
                 <w:color w:val="A8763B"/>
-                <w:sz w:val="24"/>
+                <w:sz w:val="26"/>
               </w:rPr>
               <w:t>❦</w:t>
             </w:r>
-          </w:p>
-          <w:p>
-            <w:pPr>
-              <w:spacing w:before="20" w:after="0"/>
+            <w:r>
+              <w:rPr>
+                <w:rFonts w:ascii="Cinzel" w:hAnsi="Cinzel"/>
+                <w:b w:val="0"/>
+                <w:i w:val="0"/>
+                <w:color w:val="C7A98A"/>
+                <w:sz w:val="22"/>
+              </w:rPr>
+              <w:t xml:space="preserve">  ❦</w:t>
+            </w:r>
+          </w:p>
+          <w:p>
+            <w:pPr>
+              <w:spacing w:before="40" w:after="0"/>
               <w:ind w:left="272" w:right="272"/>
               <w:jc w:val="center"/>
               <w:pBdr>
-                <w:top w:val="single" w:sz="4" w:space="5" w:color="C7A98A"/>
-                <w:bottom w:val="single" w:sz="4" w:space="5" w:color="C7A98A"/>
+                <w:top w:val="single" w:sz="5" w:space="5" w:color="A8763B"/>
+                <w:bottom w:val="single" w:sz="5" w:space="5" w:color="A8763B"/>
               </w:pBdr>
             </w:pPr>
             <w:r>
@@ -11017,7 +12117,7 @@
           </w:p>
           <w:p>
             <w:pPr>
-              <w:spacing w:before="400" w:after="40" w:line="240" w:lineRule="auto"/>
+              <w:spacing w:before="360" w:after="40" w:line="240" w:lineRule="auto"/>
               <w:ind w:left="272" w:right="272"/>
               <w:jc w:val="center"/>
             </w:pPr>
@@ -11050,7 +12150,7 @@
           </w:p>
           <w:p>
             <w:pPr>
-              <w:spacing w:before="0" w:after="240" w:line="298" w:lineRule="auto"/>
+              <w:spacing w:before="0" w:after="220" w:line="298" w:lineRule="auto"/>
               <w:ind w:left="272" w:right="272"/>
               <w:jc w:val="center"/>
             </w:pPr>
@@ -11110,29 +12210,49 @@
           </w:tcPr>
           <w:p>
             <w:pPr>
-              <w:spacing w:before="260" w:after="20"/>
-              <w:ind w:left="272" w:right="272"/>
-              <w:jc w:val="center"/>
-            </w:pPr>
+              <w:spacing w:before="220" w:after="20"/>
+              <w:ind w:left="272" w:right="272"/>
+              <w:jc w:val="center"/>
+            </w:pPr>
+            <w:r>
+              <w:rPr>
+                <w:rFonts w:ascii="Cinzel" w:hAnsi="Cinzel"/>
+                <w:b w:val="0"/>
+                <w:i w:val="0"/>
+                <w:color w:val="C7A98A"/>
+                <w:sz w:val="22"/>
+              </w:rPr>
+              <w:t xml:space="preserve">❦  </w:t>
+            </w:r>
             <w:r>
               <w:rPr>
                 <w:rFonts w:ascii="Cinzel" w:hAnsi="Cinzel"/>
                 <w:b w:val="0"/>
                 <w:i w:val="0"/>
                 <w:color w:val="A8763B"/>
-                <w:sz w:val="24"/>
+                <w:sz w:val="26"/>
               </w:rPr>
               <w:t>❦</w:t>
             </w:r>
-          </w:p>
-          <w:p>
-            <w:pPr>
-              <w:spacing w:before="20" w:after="0"/>
+            <w:r>
+              <w:rPr>
+                <w:rFonts w:ascii="Cinzel" w:hAnsi="Cinzel"/>
+                <w:b w:val="0"/>
+                <w:i w:val="0"/>
+                <w:color w:val="C7A98A"/>
+                <w:sz w:val="22"/>
+              </w:rPr>
+              <w:t xml:space="preserve">  ❦</w:t>
+            </w:r>
+          </w:p>
+          <w:p>
+            <w:pPr>
+              <w:spacing w:before="40" w:after="0"/>
               <w:ind w:left="272" w:right="272"/>
               <w:jc w:val="center"/>
               <w:pBdr>
-                <w:top w:val="single" w:sz="4" w:space="5" w:color="C7A98A"/>
-                <w:bottom w:val="single" w:sz="4" w:space="5" w:color="C7A98A"/>
+                <w:top w:val="single" w:sz="5" w:space="5" w:color="A8763B"/>
+                <w:bottom w:val="single" w:sz="5" w:space="5" w:color="A8763B"/>
               </w:pBdr>
             </w:pPr>
             <w:r>
@@ -11150,7 +12270,7 @@
           </w:p>
           <w:p>
             <w:pPr>
-              <w:spacing w:before="400" w:after="40" w:line="240" w:lineRule="auto"/>
+              <w:spacing w:before="360" w:after="40" w:line="240" w:lineRule="auto"/>
               <w:ind w:left="272" w:right="272"/>
               <w:jc w:val="center"/>
             </w:pPr>
@@ -11183,7 +12303,7 @@
           </w:p>
           <w:p>
             <w:pPr>
-              <w:spacing w:before="0" w:after="240" w:line="298" w:lineRule="auto"/>
+              <w:spacing w:before="0" w:after="220" w:line="298" w:lineRule="auto"/>
               <w:ind w:left="272" w:right="272"/>
               <w:jc w:val="center"/>
             </w:pPr>
@@ -11237,29 +12357,49 @@
           </w:tcPr>
           <w:p>
             <w:pPr>
-              <w:spacing w:before="260" w:after="20"/>
-              <w:ind w:left="272" w:right="272"/>
-              <w:jc w:val="center"/>
-            </w:pPr>
+              <w:spacing w:before="220" w:after="20"/>
+              <w:ind w:left="272" w:right="272"/>
+              <w:jc w:val="center"/>
+            </w:pPr>
+            <w:r>
+              <w:rPr>
+                <w:rFonts w:ascii="Cinzel" w:hAnsi="Cinzel"/>
+                <w:b w:val="0"/>
+                <w:i w:val="0"/>
+                <w:color w:val="C7A98A"/>
+                <w:sz w:val="22"/>
+              </w:rPr>
+              <w:t xml:space="preserve">❦  </w:t>
+            </w:r>
             <w:r>
               <w:rPr>
                 <w:rFonts w:ascii="Cinzel" w:hAnsi="Cinzel"/>
                 <w:b w:val="0"/>
                 <w:i w:val="0"/>
                 <w:color w:val="A8763B"/>
-                <w:sz w:val="24"/>
+                <w:sz w:val="26"/>
               </w:rPr>
               <w:t>❦</w:t>
             </w:r>
-          </w:p>
-          <w:p>
-            <w:pPr>
-              <w:spacing w:before="20" w:after="0"/>
+            <w:r>
+              <w:rPr>
+                <w:rFonts w:ascii="Cinzel" w:hAnsi="Cinzel"/>
+                <w:b w:val="0"/>
+                <w:i w:val="0"/>
+                <w:color w:val="C7A98A"/>
+                <w:sz w:val="22"/>
+              </w:rPr>
+              <w:t xml:space="preserve">  ❦</w:t>
+            </w:r>
+          </w:p>
+          <w:p>
+            <w:pPr>
+              <w:spacing w:before="40" w:after="0"/>
               <w:ind w:left="272" w:right="272"/>
               <w:jc w:val="center"/>
               <w:pBdr>
-                <w:top w:val="single" w:sz="4" w:space="5" w:color="C7A98A"/>
-                <w:bottom w:val="single" w:sz="4" w:space="5" w:color="C7A98A"/>
+                <w:top w:val="single" w:sz="5" w:space="5" w:color="A8763B"/>
+                <w:bottom w:val="single" w:sz="5" w:space="5" w:color="A8763B"/>
               </w:pBdr>
             </w:pPr>
             <w:r>
@@ -11277,7 +12417,7 @@
           </w:p>
           <w:p>
             <w:pPr>
-              <w:spacing w:before="400" w:after="40" w:line="240" w:lineRule="auto"/>
+              <w:spacing w:before="360" w:after="40" w:line="240" w:lineRule="auto"/>
               <w:ind w:left="272" w:right="272"/>
               <w:jc w:val="center"/>
             </w:pPr>
@@ -11310,7 +12450,7 @@
           </w:p>
           <w:p>
             <w:pPr>
-              <w:spacing w:before="0" w:after="240" w:line="298" w:lineRule="auto"/>
+              <w:spacing w:before="0" w:after="220" w:line="298" w:lineRule="auto"/>
               <w:ind w:left="272" w:right="272"/>
               <w:jc w:val="center"/>
             </w:pPr>
@@ -11403,35 +12543,35 @@
                 <w:b w:val="0"/>
                 <w:i w:val="0"/>
                 <w:color w:val="C7A98A"/>
-                <w:sz w:val="32"/>
+                <w:sz w:val="26"/>
+              </w:rPr>
+              <w:t>❦  ❦  ❦</w:t>
+            </w:r>
+          </w:p>
+          <w:p>
+            <w:pPr>
+              <w:spacing w:before="180" w:after="0"/>
+              <w:ind w:left="272" w:right="272"/>
+              <w:jc w:val="center"/>
+              <w:pBdr>
+                <w:top w:val="single" w:sz="6" w:space="6" w:color="A8763B"/>
+                <w:bottom w:val="single" w:sz="6" w:space="6" w:color="A8763B"/>
+              </w:pBdr>
+            </w:pPr>
+            <w:r>
+              <w:rPr>
+                <w:rFonts w:ascii="Cinzel" w:hAnsi="Cinzel"/>
+                <w:b w:val="0"/>
+                <w:i w:val="0"/>
+                <w:color w:val="8A2E3C"/>
+                <w:sz w:val="80"/>
               </w:rPr>
               <w:t>❦</w:t>
             </w:r>
           </w:p>
           <w:p>
             <w:pPr>
-              <w:spacing w:before="200" w:after="0"/>
-              <w:ind w:left="272" w:right="272"/>
-              <w:jc w:val="center"/>
-              <w:pBdr>
-                <w:top w:val="single" w:sz="4" w:space="6" w:color="C7A98A"/>
-                <w:bottom w:val="single" w:sz="4" w:space="6" w:color="C7A98A"/>
-              </w:pBdr>
-            </w:pPr>
-            <w:r>
-              <w:rPr>
-                <w:rFonts w:ascii="Cinzel" w:hAnsi="Cinzel"/>
-                <w:b w:val="0"/>
-                <w:i w:val="0"/>
-                <w:color w:val="8A2E3C"/>
-                <w:sz w:val="60"/>
-              </w:rPr>
-              <w:t>❦</w:t>
-            </w:r>
-          </w:p>
-          <w:p>
-            <w:pPr>
-              <w:spacing w:before="200" w:after="0"/>
+              <w:spacing w:before="180" w:after="0"/>
               <w:ind w:left="272" w:right="272"/>
               <w:jc w:val="center"/>
             </w:pPr>
@@ -11441,9 +12581,9 @@
                 <w:b w:val="0"/>
                 <w:i w:val="0"/>
                 <w:color w:val="C7A98A"/>
-                <w:sz w:val="32"/>
-              </w:rPr>
-              <w:t>❦</w:t>
+                <w:sz w:val="26"/>
+              </w:rPr>
+              <w:t>❦  ❦  ❦</w:t>
             </w:r>
           </w:p>
         </w:tc>
@@ -11477,35 +12617,35 @@
                 <w:b w:val="0"/>
                 <w:i w:val="0"/>
                 <w:color w:val="C7A98A"/>
-                <w:sz w:val="32"/>
+                <w:sz w:val="26"/>
+              </w:rPr>
+              <w:t>❦  ❦  ❦</w:t>
+            </w:r>
+          </w:p>
+          <w:p>
+            <w:pPr>
+              <w:spacing w:before="180" w:after="0"/>
+              <w:ind w:left="272" w:right="272"/>
+              <w:jc w:val="center"/>
+              <w:pBdr>
+                <w:top w:val="single" w:sz="6" w:space="6" w:color="A8763B"/>
+                <w:bottom w:val="single" w:sz="6" w:space="6" w:color="A8763B"/>
+              </w:pBdr>
+            </w:pPr>
+            <w:r>
+              <w:rPr>
+                <w:rFonts w:ascii="Cinzel" w:hAnsi="Cinzel"/>
+                <w:b w:val="0"/>
+                <w:i w:val="0"/>
+                <w:color w:val="8A2E3C"/>
+                <w:sz w:val="80"/>
               </w:rPr>
               <w:t>❦</w:t>
             </w:r>
           </w:p>
           <w:p>
             <w:pPr>
-              <w:spacing w:before="200" w:after="0"/>
-              <w:ind w:left="272" w:right="272"/>
-              <w:jc w:val="center"/>
-              <w:pBdr>
-                <w:top w:val="single" w:sz="4" w:space="6" w:color="C7A98A"/>
-                <w:bottom w:val="single" w:sz="4" w:space="6" w:color="C7A98A"/>
-              </w:pBdr>
-            </w:pPr>
-            <w:r>
-              <w:rPr>
-                <w:rFonts w:ascii="Cinzel" w:hAnsi="Cinzel"/>
-                <w:b w:val="0"/>
-                <w:i w:val="0"/>
-                <w:color w:val="8A2E3C"/>
-                <w:sz w:val="60"/>
-              </w:rPr>
-              <w:t>❦</w:t>
-            </w:r>
-          </w:p>
-          <w:p>
-            <w:pPr>
-              <w:spacing w:before="200" w:after="0"/>
+              <w:spacing w:before="180" w:after="0"/>
               <w:ind w:left="272" w:right="272"/>
               <w:jc w:val="center"/>
             </w:pPr>
@@ -11515,9 +12655,9 @@
                 <w:b w:val="0"/>
                 <w:i w:val="0"/>
                 <w:color w:val="C7A98A"/>
-                <w:sz w:val="32"/>
-              </w:rPr>
-              <w:t>❦</w:t>
+                <w:sz w:val="26"/>
+              </w:rPr>
+              <w:t>❦  ❦  ❦</w:t>
             </w:r>
           </w:p>
         </w:tc>
@@ -11557,35 +12697,35 @@
                 <w:b w:val="0"/>
                 <w:i w:val="0"/>
                 <w:color w:val="C7A98A"/>
-                <w:sz w:val="32"/>
+                <w:sz w:val="26"/>
+              </w:rPr>
+              <w:t>❦  ❦  ❦</w:t>
+            </w:r>
+          </w:p>
+          <w:p>
+            <w:pPr>
+              <w:spacing w:before="180" w:after="0"/>
+              <w:ind w:left="272" w:right="272"/>
+              <w:jc w:val="center"/>
+              <w:pBdr>
+                <w:top w:val="single" w:sz="6" w:space="6" w:color="A8763B"/>
+                <w:bottom w:val="single" w:sz="6" w:space="6" w:color="A8763B"/>
+              </w:pBdr>
+            </w:pPr>
+            <w:r>
+              <w:rPr>
+                <w:rFonts w:ascii="Cinzel" w:hAnsi="Cinzel"/>
+                <w:b w:val="0"/>
+                <w:i w:val="0"/>
+                <w:color w:val="8A2E3C"/>
+                <w:sz w:val="80"/>
               </w:rPr>
               <w:t>❦</w:t>
             </w:r>
           </w:p>
           <w:p>
             <w:pPr>
-              <w:spacing w:before="200" w:after="0"/>
-              <w:ind w:left="272" w:right="272"/>
-              <w:jc w:val="center"/>
-              <w:pBdr>
-                <w:top w:val="single" w:sz="4" w:space="6" w:color="C7A98A"/>
-                <w:bottom w:val="single" w:sz="4" w:space="6" w:color="C7A98A"/>
-              </w:pBdr>
-            </w:pPr>
-            <w:r>
-              <w:rPr>
-                <w:rFonts w:ascii="Cinzel" w:hAnsi="Cinzel"/>
-                <w:b w:val="0"/>
-                <w:i w:val="0"/>
-                <w:color w:val="8A2E3C"/>
-                <w:sz w:val="60"/>
-              </w:rPr>
-              <w:t>❦</w:t>
-            </w:r>
-          </w:p>
-          <w:p>
-            <w:pPr>
-              <w:spacing w:before="200" w:after="0"/>
+              <w:spacing w:before="180" w:after="0"/>
               <w:ind w:left="272" w:right="272"/>
               <w:jc w:val="center"/>
             </w:pPr>
@@ -11595,9 +12735,9 @@
                 <w:b w:val="0"/>
                 <w:i w:val="0"/>
                 <w:color w:val="C7A98A"/>
-                <w:sz w:val="32"/>
-              </w:rPr>
-              <w:t>❦</w:t>
+                <w:sz w:val="26"/>
+              </w:rPr>
+              <w:t>❦  ❦  ❦</w:t>
             </w:r>
           </w:p>
         </w:tc>
@@ -11631,35 +12771,35 @@
                 <w:b w:val="0"/>
                 <w:i w:val="0"/>
                 <w:color w:val="C7A98A"/>
-                <w:sz w:val="32"/>
+                <w:sz w:val="26"/>
+              </w:rPr>
+              <w:t>❦  ❦  ❦</w:t>
+            </w:r>
+          </w:p>
+          <w:p>
+            <w:pPr>
+              <w:spacing w:before="180" w:after="0"/>
+              <w:ind w:left="272" w:right="272"/>
+              <w:jc w:val="center"/>
+              <w:pBdr>
+                <w:top w:val="single" w:sz="6" w:space="6" w:color="A8763B"/>
+                <w:bottom w:val="single" w:sz="6" w:space="6" w:color="A8763B"/>
+              </w:pBdr>
+            </w:pPr>
+            <w:r>
+              <w:rPr>
+                <w:rFonts w:ascii="Cinzel" w:hAnsi="Cinzel"/>
+                <w:b w:val="0"/>
+                <w:i w:val="0"/>
+                <w:color w:val="8A2E3C"/>
+                <w:sz w:val="80"/>
               </w:rPr>
               <w:t>❦</w:t>
             </w:r>
           </w:p>
           <w:p>
             <w:pPr>
-              <w:spacing w:before="200" w:after="0"/>
-              <w:ind w:left="272" w:right="272"/>
-              <w:jc w:val="center"/>
-              <w:pBdr>
-                <w:top w:val="single" w:sz="4" w:space="6" w:color="C7A98A"/>
-                <w:bottom w:val="single" w:sz="4" w:space="6" w:color="C7A98A"/>
-              </w:pBdr>
-            </w:pPr>
-            <w:r>
-              <w:rPr>
-                <w:rFonts w:ascii="Cinzel" w:hAnsi="Cinzel"/>
-                <w:b w:val="0"/>
-                <w:i w:val="0"/>
-                <w:color w:val="8A2E3C"/>
-                <w:sz w:val="60"/>
-              </w:rPr>
-              <w:t>❦</w:t>
-            </w:r>
-          </w:p>
-          <w:p>
-            <w:pPr>
-              <w:spacing w:before="200" w:after="0"/>
+              <w:spacing w:before="180" w:after="0"/>
               <w:ind w:left="272" w:right="272"/>
               <w:jc w:val="center"/>
             </w:pPr>
@@ -11669,9 +12809,9 @@
                 <w:b w:val="0"/>
                 <w:i w:val="0"/>
                 <w:color w:val="C7A98A"/>
-                <w:sz w:val="32"/>
-              </w:rPr>
-              <w:t>❦</w:t>
+                <w:sz w:val="26"/>
+              </w:rPr>
+              <w:t>❦  ❦  ❦</w:t>
             </w:r>
           </w:p>
         </w:tc>
@@ -11711,35 +12851,35 @@
                 <w:b w:val="0"/>
                 <w:i w:val="0"/>
                 <w:color w:val="C7A98A"/>
-                <w:sz w:val="32"/>
+                <w:sz w:val="26"/>
+              </w:rPr>
+              <w:t>❦  ❦  ❦</w:t>
+            </w:r>
+          </w:p>
+          <w:p>
+            <w:pPr>
+              <w:spacing w:before="180" w:after="0"/>
+              <w:ind w:left="272" w:right="272"/>
+              <w:jc w:val="center"/>
+              <w:pBdr>
+                <w:top w:val="single" w:sz="6" w:space="6" w:color="A8763B"/>
+                <w:bottom w:val="single" w:sz="6" w:space="6" w:color="A8763B"/>
+              </w:pBdr>
+            </w:pPr>
+            <w:r>
+              <w:rPr>
+                <w:rFonts w:ascii="Cinzel" w:hAnsi="Cinzel"/>
+                <w:b w:val="0"/>
+                <w:i w:val="0"/>
+                <w:color w:val="8A2E3C"/>
+                <w:sz w:val="80"/>
               </w:rPr>
               <w:t>❦</w:t>
             </w:r>
           </w:p>
           <w:p>
             <w:pPr>
-              <w:spacing w:before="200" w:after="0"/>
-              <w:ind w:left="272" w:right="272"/>
-              <w:jc w:val="center"/>
-              <w:pBdr>
-                <w:top w:val="single" w:sz="4" w:space="6" w:color="C7A98A"/>
-                <w:bottom w:val="single" w:sz="4" w:space="6" w:color="C7A98A"/>
-              </w:pBdr>
-            </w:pPr>
-            <w:r>
-              <w:rPr>
-                <w:rFonts w:ascii="Cinzel" w:hAnsi="Cinzel"/>
-                <w:b w:val="0"/>
-                <w:i w:val="0"/>
-                <w:color w:val="8A2E3C"/>
-                <w:sz w:val="60"/>
-              </w:rPr>
-              <w:t>❦</w:t>
-            </w:r>
-          </w:p>
-          <w:p>
-            <w:pPr>
-              <w:spacing w:before="200" w:after="0"/>
+              <w:spacing w:before="180" w:after="0"/>
               <w:ind w:left="272" w:right="272"/>
               <w:jc w:val="center"/>
             </w:pPr>
@@ -11749,9 +12889,9 @@
                 <w:b w:val="0"/>
                 <w:i w:val="0"/>
                 <w:color w:val="C7A98A"/>
-                <w:sz w:val="32"/>
-              </w:rPr>
-              <w:t>❦</w:t>
+                <w:sz w:val="26"/>
+              </w:rPr>
+              <w:t>❦  ❦  ❦</w:t>
             </w:r>
           </w:p>
         </w:tc>
@@ -11785,35 +12925,35 @@
                 <w:b w:val="0"/>
                 <w:i w:val="0"/>
                 <w:color w:val="C7A98A"/>
-                <w:sz w:val="32"/>
+                <w:sz w:val="26"/>
+              </w:rPr>
+              <w:t>❦  ❦  ❦</w:t>
+            </w:r>
+          </w:p>
+          <w:p>
+            <w:pPr>
+              <w:spacing w:before="180" w:after="0"/>
+              <w:ind w:left="272" w:right="272"/>
+              <w:jc w:val="center"/>
+              <w:pBdr>
+                <w:top w:val="single" w:sz="6" w:space="6" w:color="A8763B"/>
+                <w:bottom w:val="single" w:sz="6" w:space="6" w:color="A8763B"/>
+              </w:pBdr>
+            </w:pPr>
+            <w:r>
+              <w:rPr>
+                <w:rFonts w:ascii="Cinzel" w:hAnsi="Cinzel"/>
+                <w:b w:val="0"/>
+                <w:i w:val="0"/>
+                <w:color w:val="8A2E3C"/>
+                <w:sz w:val="80"/>
               </w:rPr>
               <w:t>❦</w:t>
             </w:r>
           </w:p>
           <w:p>
             <w:pPr>
-              <w:spacing w:before="200" w:after="0"/>
-              <w:ind w:left="272" w:right="272"/>
-              <w:jc w:val="center"/>
-              <w:pBdr>
-                <w:top w:val="single" w:sz="4" w:space="6" w:color="C7A98A"/>
-                <w:bottom w:val="single" w:sz="4" w:space="6" w:color="C7A98A"/>
-              </w:pBdr>
-            </w:pPr>
-            <w:r>
-              <w:rPr>
-                <w:rFonts w:ascii="Cinzel" w:hAnsi="Cinzel"/>
-                <w:b w:val="0"/>
-                <w:i w:val="0"/>
-                <w:color w:val="8A2E3C"/>
-                <w:sz w:val="60"/>
-              </w:rPr>
-              <w:t>❦</w:t>
-            </w:r>
-          </w:p>
-          <w:p>
-            <w:pPr>
-              <w:spacing w:before="200" w:after="0"/>
+              <w:spacing w:before="180" w:after="0"/>
               <w:ind w:left="272" w:right="272"/>
               <w:jc w:val="center"/>
             </w:pPr>
@@ -11823,9 +12963,9 @@
                 <w:b w:val="0"/>
                 <w:i w:val="0"/>
                 <w:color w:val="C7A98A"/>
-                <w:sz w:val="32"/>
-              </w:rPr>
-              <w:t>❦</w:t>
+                <w:sz w:val="26"/>
+              </w:rPr>
+              <w:t>❦  ❦  ❦</w:t>
             </w:r>
           </w:p>
         </w:tc>
@@ -11878,29 +13018,49 @@
           </w:tcPr>
           <w:p>
             <w:pPr>
-              <w:spacing w:before="260" w:after="20"/>
-              <w:ind w:left="272" w:right="272"/>
-              <w:jc w:val="center"/>
-            </w:pPr>
+              <w:spacing w:before="220" w:after="20"/>
+              <w:ind w:left="272" w:right="272"/>
+              <w:jc w:val="center"/>
+            </w:pPr>
+            <w:r>
+              <w:rPr>
+                <w:rFonts w:ascii="Cinzel" w:hAnsi="Cinzel"/>
+                <w:b w:val="0"/>
+                <w:i w:val="0"/>
+                <w:color w:val="C7A98A"/>
+                <w:sz w:val="22"/>
+              </w:rPr>
+              <w:t xml:space="preserve">❦  </w:t>
+            </w:r>
             <w:r>
               <w:rPr>
                 <w:rFonts w:ascii="Cinzel" w:hAnsi="Cinzel"/>
                 <w:b w:val="0"/>
                 <w:i w:val="0"/>
                 <w:color w:val="A8763B"/>
-                <w:sz w:val="24"/>
+                <w:sz w:val="26"/>
               </w:rPr>
               <w:t>❦</w:t>
             </w:r>
-          </w:p>
-          <w:p>
-            <w:pPr>
-              <w:spacing w:before="20" w:after="0"/>
+            <w:r>
+              <w:rPr>
+                <w:rFonts w:ascii="Cinzel" w:hAnsi="Cinzel"/>
+                <w:b w:val="0"/>
+                <w:i w:val="0"/>
+                <w:color w:val="C7A98A"/>
+                <w:sz w:val="22"/>
+              </w:rPr>
+              <w:t xml:space="preserve">  ❦</w:t>
+            </w:r>
+          </w:p>
+          <w:p>
+            <w:pPr>
+              <w:spacing w:before="40" w:after="0"/>
               <w:ind w:left="272" w:right="272"/>
               <w:jc w:val="center"/>
               <w:pBdr>
-                <w:top w:val="single" w:sz="4" w:space="5" w:color="C7A98A"/>
-                <w:bottom w:val="single" w:sz="4" w:space="5" w:color="C7A98A"/>
+                <w:top w:val="single" w:sz="5" w:space="5" w:color="A8763B"/>
+                <w:bottom w:val="single" w:sz="5" w:space="5" w:color="A8763B"/>
               </w:pBdr>
             </w:pPr>
             <w:r>
@@ -11918,7 +13078,7 @@
           </w:p>
           <w:p>
             <w:pPr>
-              <w:spacing w:before="400" w:after="40" w:line="240" w:lineRule="auto"/>
+              <w:spacing w:before="360" w:after="40" w:line="240" w:lineRule="auto"/>
               <w:ind w:left="272" w:right="272"/>
               <w:jc w:val="center"/>
             </w:pPr>
@@ -11951,7 +13111,7 @@
           </w:p>
           <w:p>
             <w:pPr>
-              <w:spacing w:before="0" w:after="240" w:line="298" w:lineRule="auto"/>
+              <w:spacing w:before="0" w:after="220" w:line="298" w:lineRule="auto"/>
               <w:ind w:left="272" w:right="272"/>
               <w:jc w:val="center"/>
             </w:pPr>
@@ -12005,29 +13165,49 @@
           </w:tcPr>
           <w:p>
             <w:pPr>
-              <w:spacing w:before="260" w:after="20"/>
-              <w:ind w:left="272" w:right="272"/>
-              <w:jc w:val="center"/>
-            </w:pPr>
+              <w:spacing w:before="220" w:after="20"/>
+              <w:ind w:left="272" w:right="272"/>
+              <w:jc w:val="center"/>
+            </w:pPr>
+            <w:r>
+              <w:rPr>
+                <w:rFonts w:ascii="Cinzel" w:hAnsi="Cinzel"/>
+                <w:b w:val="0"/>
+                <w:i w:val="0"/>
+                <w:color w:val="C7A98A"/>
+                <w:sz w:val="22"/>
+              </w:rPr>
+              <w:t xml:space="preserve">❦  </w:t>
+            </w:r>
             <w:r>
               <w:rPr>
                 <w:rFonts w:ascii="Cinzel" w:hAnsi="Cinzel"/>
                 <w:b w:val="0"/>
                 <w:i w:val="0"/>
                 <w:color w:val="A8763B"/>
-                <w:sz w:val="24"/>
+                <w:sz w:val="26"/>
               </w:rPr>
               <w:t>❦</w:t>
             </w:r>
-          </w:p>
-          <w:p>
-            <w:pPr>
-              <w:spacing w:before="20" w:after="0"/>
+            <w:r>
+              <w:rPr>
+                <w:rFonts w:ascii="Cinzel" w:hAnsi="Cinzel"/>
+                <w:b w:val="0"/>
+                <w:i w:val="0"/>
+                <w:color w:val="C7A98A"/>
+                <w:sz w:val="22"/>
+              </w:rPr>
+              <w:t xml:space="preserve">  ❦</w:t>
+            </w:r>
+          </w:p>
+          <w:p>
+            <w:pPr>
+              <w:spacing w:before="40" w:after="0"/>
               <w:ind w:left="272" w:right="272"/>
               <w:jc w:val="center"/>
               <w:pBdr>
-                <w:top w:val="single" w:sz="4" w:space="5" w:color="C7A98A"/>
-                <w:bottom w:val="single" w:sz="4" w:space="5" w:color="C7A98A"/>
+                <w:top w:val="single" w:sz="5" w:space="5" w:color="A8763B"/>
+                <w:bottom w:val="single" w:sz="5" w:space="5" w:color="A8763B"/>
               </w:pBdr>
             </w:pPr>
             <w:r>
@@ -12045,7 +13225,7 @@
           </w:p>
           <w:p>
             <w:pPr>
-              <w:spacing w:before="400" w:after="40" w:line="240" w:lineRule="auto"/>
+              <w:spacing w:before="360" w:after="40" w:line="240" w:lineRule="auto"/>
               <w:ind w:left="272" w:right="272"/>
               <w:jc w:val="center"/>
             </w:pPr>
@@ -12078,7 +13258,7 @@
           </w:p>
           <w:p>
             <w:pPr>
-              <w:spacing w:before="0" w:after="240" w:line="298" w:lineRule="auto"/>
+              <w:spacing w:before="0" w:after="220" w:line="298" w:lineRule="auto"/>
               <w:ind w:left="272" w:right="272"/>
               <w:jc w:val="center"/>
             </w:pPr>
@@ -12138,29 +13318,49 @@
           </w:tcPr>
           <w:p>
             <w:pPr>
-              <w:spacing w:before="260" w:after="20"/>
-              <w:ind w:left="272" w:right="272"/>
-              <w:jc w:val="center"/>
-            </w:pPr>
+              <w:spacing w:before="220" w:after="20"/>
+              <w:ind w:left="272" w:right="272"/>
+              <w:jc w:val="center"/>
+            </w:pPr>
+            <w:r>
+              <w:rPr>
+                <w:rFonts w:ascii="Cinzel" w:hAnsi="Cinzel"/>
+                <w:b w:val="0"/>
+                <w:i w:val="0"/>
+                <w:color w:val="C7A98A"/>
+                <w:sz w:val="22"/>
+              </w:rPr>
+              <w:t xml:space="preserve">❦  </w:t>
+            </w:r>
             <w:r>
               <w:rPr>
                 <w:rFonts w:ascii="Cinzel" w:hAnsi="Cinzel"/>
                 <w:b w:val="0"/>
                 <w:i w:val="0"/>
                 <w:color w:val="A8763B"/>
-                <w:sz w:val="24"/>
+                <w:sz w:val="26"/>
               </w:rPr>
               <w:t>❦</w:t>
             </w:r>
-          </w:p>
-          <w:p>
-            <w:pPr>
-              <w:spacing w:before="20" w:after="0"/>
+            <w:r>
+              <w:rPr>
+                <w:rFonts w:ascii="Cinzel" w:hAnsi="Cinzel"/>
+                <w:b w:val="0"/>
+                <w:i w:val="0"/>
+                <w:color w:val="C7A98A"/>
+                <w:sz w:val="22"/>
+              </w:rPr>
+              <w:t xml:space="preserve">  ❦</w:t>
+            </w:r>
+          </w:p>
+          <w:p>
+            <w:pPr>
+              <w:spacing w:before="40" w:after="0"/>
               <w:ind w:left="272" w:right="272"/>
               <w:jc w:val="center"/>
               <w:pBdr>
-                <w:top w:val="single" w:sz="4" w:space="5" w:color="C7A98A"/>
-                <w:bottom w:val="single" w:sz="4" w:space="5" w:color="C7A98A"/>
+                <w:top w:val="single" w:sz="5" w:space="5" w:color="A8763B"/>
+                <w:bottom w:val="single" w:sz="5" w:space="5" w:color="A8763B"/>
               </w:pBdr>
             </w:pPr>
             <w:r>
@@ -12178,7 +13378,7 @@
           </w:p>
           <w:p>
             <w:pPr>
-              <w:spacing w:before="400" w:after="40" w:line="240" w:lineRule="auto"/>
+              <w:spacing w:before="360" w:after="40" w:line="240" w:lineRule="auto"/>
               <w:ind w:left="272" w:right="272"/>
               <w:jc w:val="center"/>
             </w:pPr>
@@ -12211,7 +13411,7 @@
           </w:p>
           <w:p>
             <w:pPr>
-              <w:spacing w:before="0" w:after="240" w:line="298" w:lineRule="auto"/>
+              <w:spacing w:before="0" w:after="220" w:line="298" w:lineRule="auto"/>
               <w:ind w:left="272" w:right="272"/>
               <w:jc w:val="center"/>
             </w:pPr>
@@ -12265,29 +13465,49 @@
           </w:tcPr>
           <w:p>
             <w:pPr>
-              <w:spacing w:before="260" w:after="20"/>
-              <w:ind w:left="272" w:right="272"/>
-              <w:jc w:val="center"/>
-            </w:pPr>
+              <w:spacing w:before="220" w:after="20"/>
+              <w:ind w:left="272" w:right="272"/>
+              <w:jc w:val="center"/>
+            </w:pPr>
+            <w:r>
+              <w:rPr>
+                <w:rFonts w:ascii="Cinzel" w:hAnsi="Cinzel"/>
+                <w:b w:val="0"/>
+                <w:i w:val="0"/>
+                <w:color w:val="C7A98A"/>
+                <w:sz w:val="22"/>
+              </w:rPr>
+              <w:t xml:space="preserve">❦  </w:t>
+            </w:r>
             <w:r>
               <w:rPr>
                 <w:rFonts w:ascii="Cinzel" w:hAnsi="Cinzel"/>
                 <w:b w:val="0"/>
                 <w:i w:val="0"/>
                 <w:color w:val="A8763B"/>
-                <w:sz w:val="24"/>
+                <w:sz w:val="26"/>
               </w:rPr>
               <w:t>❦</w:t>
             </w:r>
-          </w:p>
-          <w:p>
-            <w:pPr>
-              <w:spacing w:before="20" w:after="0"/>
+            <w:r>
+              <w:rPr>
+                <w:rFonts w:ascii="Cinzel" w:hAnsi="Cinzel"/>
+                <w:b w:val="0"/>
+                <w:i w:val="0"/>
+                <w:color w:val="C7A98A"/>
+                <w:sz w:val="22"/>
+              </w:rPr>
+              <w:t xml:space="preserve">  ❦</w:t>
+            </w:r>
+          </w:p>
+          <w:p>
+            <w:pPr>
+              <w:spacing w:before="40" w:after="0"/>
               <w:ind w:left="272" w:right="272"/>
               <w:jc w:val="center"/>
               <w:pBdr>
-                <w:top w:val="single" w:sz="4" w:space="5" w:color="C7A98A"/>
-                <w:bottom w:val="single" w:sz="4" w:space="5" w:color="C7A98A"/>
+                <w:top w:val="single" w:sz="5" w:space="5" w:color="A8763B"/>
+                <w:bottom w:val="single" w:sz="5" w:space="5" w:color="A8763B"/>
               </w:pBdr>
             </w:pPr>
             <w:r>
@@ -12305,7 +13525,7 @@
           </w:p>
           <w:p>
             <w:pPr>
-              <w:spacing w:before="400" w:after="40" w:line="240" w:lineRule="auto"/>
+              <w:spacing w:before="360" w:after="40" w:line="240" w:lineRule="auto"/>
               <w:ind w:left="272" w:right="272"/>
               <w:jc w:val="center"/>
             </w:pPr>
@@ -12338,7 +13558,7 @@
           </w:p>
           <w:p>
             <w:pPr>
-              <w:spacing w:before="0" w:after="240" w:line="298" w:lineRule="auto"/>
+              <w:spacing w:before="0" w:after="220" w:line="298" w:lineRule="auto"/>
               <w:ind w:left="272" w:right="272"/>
               <w:jc w:val="center"/>
             </w:pPr>
@@ -12398,29 +13618,49 @@
           </w:tcPr>
           <w:p>
             <w:pPr>
-              <w:spacing w:before="260" w:after="20"/>
-              <w:ind w:left="272" w:right="272"/>
-              <w:jc w:val="center"/>
-            </w:pPr>
+              <w:spacing w:before="220" w:after="20"/>
+              <w:ind w:left="272" w:right="272"/>
+              <w:jc w:val="center"/>
+            </w:pPr>
+            <w:r>
+              <w:rPr>
+                <w:rFonts w:ascii="Cinzel" w:hAnsi="Cinzel"/>
+                <w:b w:val="0"/>
+                <w:i w:val="0"/>
+                <w:color w:val="C7A98A"/>
+                <w:sz w:val="22"/>
+              </w:rPr>
+              <w:t xml:space="preserve">❦  </w:t>
+            </w:r>
             <w:r>
               <w:rPr>
                 <w:rFonts w:ascii="Cinzel" w:hAnsi="Cinzel"/>
                 <w:b w:val="0"/>
                 <w:i w:val="0"/>
                 <w:color w:val="A8763B"/>
-                <w:sz w:val="24"/>
+                <w:sz w:val="26"/>
               </w:rPr>
               <w:t>❦</w:t>
             </w:r>
-          </w:p>
-          <w:p>
-            <w:pPr>
-              <w:spacing w:before="20" w:after="0"/>
+            <w:r>
+              <w:rPr>
+                <w:rFonts w:ascii="Cinzel" w:hAnsi="Cinzel"/>
+                <w:b w:val="0"/>
+                <w:i w:val="0"/>
+                <w:color w:val="C7A98A"/>
+                <w:sz w:val="22"/>
+              </w:rPr>
+              <w:t xml:space="preserve">  ❦</w:t>
+            </w:r>
+          </w:p>
+          <w:p>
+            <w:pPr>
+              <w:spacing w:before="40" w:after="0"/>
               <w:ind w:left="272" w:right="272"/>
               <w:jc w:val="center"/>
               <w:pBdr>
-                <w:top w:val="single" w:sz="4" w:space="5" w:color="C7A98A"/>
-                <w:bottom w:val="single" w:sz="4" w:space="5" w:color="C7A98A"/>
+                <w:top w:val="single" w:sz="5" w:space="5" w:color="A8763B"/>
+                <w:bottom w:val="single" w:sz="5" w:space="5" w:color="A8763B"/>
               </w:pBdr>
             </w:pPr>
             <w:r>
@@ -12438,7 +13678,7 @@
           </w:p>
           <w:p>
             <w:pPr>
-              <w:spacing w:before="400" w:after="40" w:line="240" w:lineRule="auto"/>
+              <w:spacing w:before="360" w:after="40" w:line="240" w:lineRule="auto"/>
               <w:ind w:left="272" w:right="272"/>
               <w:jc w:val="center"/>
             </w:pPr>
@@ -12471,7 +13711,7 @@
           </w:p>
           <w:p>
             <w:pPr>
-              <w:spacing w:before="0" w:after="240" w:line="298" w:lineRule="auto"/>
+              <w:spacing w:before="0" w:after="220" w:line="298" w:lineRule="auto"/>
               <w:ind w:left="272" w:right="272"/>
               <w:jc w:val="center"/>
             </w:pPr>
@@ -12525,29 +13765,49 @@
           </w:tcPr>
           <w:p>
             <w:pPr>
-              <w:spacing w:before="260" w:after="20"/>
-              <w:ind w:left="272" w:right="272"/>
-              <w:jc w:val="center"/>
-            </w:pPr>
+              <w:spacing w:before="220" w:after="20"/>
+              <w:ind w:left="272" w:right="272"/>
+              <w:jc w:val="center"/>
+            </w:pPr>
+            <w:r>
+              <w:rPr>
+                <w:rFonts w:ascii="Cinzel" w:hAnsi="Cinzel"/>
+                <w:b w:val="0"/>
+                <w:i w:val="0"/>
+                <w:color w:val="C7A98A"/>
+                <w:sz w:val="22"/>
+              </w:rPr>
+              <w:t xml:space="preserve">❦  </w:t>
+            </w:r>
             <w:r>
               <w:rPr>
                 <w:rFonts w:ascii="Cinzel" w:hAnsi="Cinzel"/>
                 <w:b w:val="0"/>
                 <w:i w:val="0"/>
                 <w:color w:val="A8763B"/>
-                <w:sz w:val="24"/>
+                <w:sz w:val="26"/>
               </w:rPr>
               <w:t>❦</w:t>
             </w:r>
-          </w:p>
-          <w:p>
-            <w:pPr>
-              <w:spacing w:before="20" w:after="0"/>
+            <w:r>
+              <w:rPr>
+                <w:rFonts w:ascii="Cinzel" w:hAnsi="Cinzel"/>
+                <w:b w:val="0"/>
+                <w:i w:val="0"/>
+                <w:color w:val="C7A98A"/>
+                <w:sz w:val="22"/>
+              </w:rPr>
+              <w:t xml:space="preserve">  ❦</w:t>
+            </w:r>
+          </w:p>
+          <w:p>
+            <w:pPr>
+              <w:spacing w:before="40" w:after="0"/>
               <w:ind w:left="272" w:right="272"/>
               <w:jc w:val="center"/>
               <w:pBdr>
-                <w:top w:val="single" w:sz="4" w:space="5" w:color="C7A98A"/>
-                <w:bottom w:val="single" w:sz="4" w:space="5" w:color="C7A98A"/>
+                <w:top w:val="single" w:sz="5" w:space="5" w:color="A8763B"/>
+                <w:bottom w:val="single" w:sz="5" w:space="5" w:color="A8763B"/>
               </w:pBdr>
             </w:pPr>
             <w:r>
@@ -12565,7 +13825,7 @@
           </w:p>
           <w:p>
             <w:pPr>
-              <w:spacing w:before="400" w:after="40" w:line="240" w:lineRule="auto"/>
+              <w:spacing w:before="360" w:after="40" w:line="240" w:lineRule="auto"/>
               <w:ind w:left="272" w:right="272"/>
               <w:jc w:val="center"/>
             </w:pPr>
@@ -12598,7 +13858,7 @@
           </w:p>
           <w:p>
             <w:pPr>
-              <w:spacing w:before="0" w:after="240" w:line="298" w:lineRule="auto"/>
+              <w:spacing w:before="0" w:after="220" w:line="298" w:lineRule="auto"/>
               <w:ind w:left="272" w:right="272"/>
               <w:jc w:val="center"/>
             </w:pPr>
@@ -12691,35 +13951,35 @@
                 <w:b w:val="0"/>
                 <w:i w:val="0"/>
                 <w:color w:val="C7A98A"/>
-                <w:sz w:val="32"/>
+                <w:sz w:val="26"/>
+              </w:rPr>
+              <w:t>❦  ❦  ❦</w:t>
+            </w:r>
+          </w:p>
+          <w:p>
+            <w:pPr>
+              <w:spacing w:before="180" w:after="0"/>
+              <w:ind w:left="272" w:right="272"/>
+              <w:jc w:val="center"/>
+              <w:pBdr>
+                <w:top w:val="single" w:sz="6" w:space="6" w:color="A8763B"/>
+                <w:bottom w:val="single" w:sz="6" w:space="6" w:color="A8763B"/>
+              </w:pBdr>
+            </w:pPr>
+            <w:r>
+              <w:rPr>
+                <w:rFonts w:ascii="Cinzel" w:hAnsi="Cinzel"/>
+                <w:b w:val="0"/>
+                <w:i w:val="0"/>
+                <w:color w:val="8A2E3C"/>
+                <w:sz w:val="80"/>
               </w:rPr>
               <w:t>❦</w:t>
             </w:r>
           </w:p>
           <w:p>
             <w:pPr>
-              <w:spacing w:before="200" w:after="0"/>
-              <w:ind w:left="272" w:right="272"/>
-              <w:jc w:val="center"/>
-              <w:pBdr>
-                <w:top w:val="single" w:sz="4" w:space="6" w:color="C7A98A"/>
-                <w:bottom w:val="single" w:sz="4" w:space="6" w:color="C7A98A"/>
-              </w:pBdr>
-            </w:pPr>
-            <w:r>
-              <w:rPr>
-                <w:rFonts w:ascii="Cinzel" w:hAnsi="Cinzel"/>
-                <w:b w:val="0"/>
-                <w:i w:val="0"/>
-                <w:color w:val="8A2E3C"/>
-                <w:sz w:val="60"/>
-              </w:rPr>
-              <w:t>❦</w:t>
-            </w:r>
-          </w:p>
-          <w:p>
-            <w:pPr>
-              <w:spacing w:before="200" w:after="0"/>
+              <w:spacing w:before="180" w:after="0"/>
               <w:ind w:left="272" w:right="272"/>
               <w:jc w:val="center"/>
             </w:pPr>
@@ -12729,9 +13989,9 @@
                 <w:b w:val="0"/>
                 <w:i w:val="0"/>
                 <w:color w:val="C7A98A"/>
-                <w:sz w:val="32"/>
-              </w:rPr>
-              <w:t>❦</w:t>
+                <w:sz w:val="26"/>
+              </w:rPr>
+              <w:t>❦  ❦  ❦</w:t>
             </w:r>
           </w:p>
         </w:tc>
@@ -12765,35 +14025,35 @@
                 <w:b w:val="0"/>
                 <w:i w:val="0"/>
                 <w:color w:val="C7A98A"/>
-                <w:sz w:val="32"/>
+                <w:sz w:val="26"/>
+              </w:rPr>
+              <w:t>❦  ❦  ❦</w:t>
+            </w:r>
+          </w:p>
+          <w:p>
+            <w:pPr>
+              <w:spacing w:before="180" w:after="0"/>
+              <w:ind w:left="272" w:right="272"/>
+              <w:jc w:val="center"/>
+              <w:pBdr>
+                <w:top w:val="single" w:sz="6" w:space="6" w:color="A8763B"/>
+                <w:bottom w:val="single" w:sz="6" w:space="6" w:color="A8763B"/>
+              </w:pBdr>
+            </w:pPr>
+            <w:r>
+              <w:rPr>
+                <w:rFonts w:ascii="Cinzel" w:hAnsi="Cinzel"/>
+                <w:b w:val="0"/>
+                <w:i w:val="0"/>
+                <w:color w:val="8A2E3C"/>
+                <w:sz w:val="80"/>
               </w:rPr>
               <w:t>❦</w:t>
             </w:r>
           </w:p>
           <w:p>
             <w:pPr>
-              <w:spacing w:before="200" w:after="0"/>
-              <w:ind w:left="272" w:right="272"/>
-              <w:jc w:val="center"/>
-              <w:pBdr>
-                <w:top w:val="single" w:sz="4" w:space="6" w:color="C7A98A"/>
-                <w:bottom w:val="single" w:sz="4" w:space="6" w:color="C7A98A"/>
-              </w:pBdr>
-            </w:pPr>
-            <w:r>
-              <w:rPr>
-                <w:rFonts w:ascii="Cinzel" w:hAnsi="Cinzel"/>
-                <w:b w:val="0"/>
-                <w:i w:val="0"/>
-                <w:color w:val="8A2E3C"/>
-                <w:sz w:val="60"/>
-              </w:rPr>
-              <w:t>❦</w:t>
-            </w:r>
-          </w:p>
-          <w:p>
-            <w:pPr>
-              <w:spacing w:before="200" w:after="0"/>
+              <w:spacing w:before="180" w:after="0"/>
               <w:ind w:left="272" w:right="272"/>
               <w:jc w:val="center"/>
             </w:pPr>
@@ -12803,9 +14063,9 @@
                 <w:b w:val="0"/>
                 <w:i w:val="0"/>
                 <w:color w:val="C7A98A"/>
-                <w:sz w:val="32"/>
-              </w:rPr>
-              <w:t>❦</w:t>
+                <w:sz w:val="26"/>
+              </w:rPr>
+              <w:t>❦  ❦  ❦</w:t>
             </w:r>
           </w:p>
         </w:tc>
@@ -12845,35 +14105,35 @@
                 <w:b w:val="0"/>
                 <w:i w:val="0"/>
                 <w:color w:val="C7A98A"/>
-                <w:sz w:val="32"/>
+                <w:sz w:val="26"/>
+              </w:rPr>
+              <w:t>❦  ❦  ❦</w:t>
+            </w:r>
+          </w:p>
+          <w:p>
+            <w:pPr>
+              <w:spacing w:before="180" w:after="0"/>
+              <w:ind w:left="272" w:right="272"/>
+              <w:jc w:val="center"/>
+              <w:pBdr>
+                <w:top w:val="single" w:sz="6" w:space="6" w:color="A8763B"/>
+                <w:bottom w:val="single" w:sz="6" w:space="6" w:color="A8763B"/>
+              </w:pBdr>
+            </w:pPr>
+            <w:r>
+              <w:rPr>
+                <w:rFonts w:ascii="Cinzel" w:hAnsi="Cinzel"/>
+                <w:b w:val="0"/>
+                <w:i w:val="0"/>
+                <w:color w:val="8A2E3C"/>
+                <w:sz w:val="80"/>
               </w:rPr>
               <w:t>❦</w:t>
             </w:r>
           </w:p>
           <w:p>
             <w:pPr>
-              <w:spacing w:before="200" w:after="0"/>
-              <w:ind w:left="272" w:right="272"/>
-              <w:jc w:val="center"/>
-              <w:pBdr>
-                <w:top w:val="single" w:sz="4" w:space="6" w:color="C7A98A"/>
-                <w:bottom w:val="single" w:sz="4" w:space="6" w:color="C7A98A"/>
-              </w:pBdr>
-            </w:pPr>
-            <w:r>
-              <w:rPr>
-                <w:rFonts w:ascii="Cinzel" w:hAnsi="Cinzel"/>
-                <w:b w:val="0"/>
-                <w:i w:val="0"/>
-                <w:color w:val="8A2E3C"/>
-                <w:sz w:val="60"/>
-              </w:rPr>
-              <w:t>❦</w:t>
-            </w:r>
-          </w:p>
-          <w:p>
-            <w:pPr>
-              <w:spacing w:before="200" w:after="0"/>
+              <w:spacing w:before="180" w:after="0"/>
               <w:ind w:left="272" w:right="272"/>
               <w:jc w:val="center"/>
             </w:pPr>
@@ -12883,9 +14143,9 @@
                 <w:b w:val="0"/>
                 <w:i w:val="0"/>
                 <w:color w:val="C7A98A"/>
-                <w:sz w:val="32"/>
-              </w:rPr>
-              <w:t>❦</w:t>
+                <w:sz w:val="26"/>
+              </w:rPr>
+              <w:t>❦  ❦  ❦</w:t>
             </w:r>
           </w:p>
         </w:tc>
@@ -12919,35 +14179,35 @@
                 <w:b w:val="0"/>
                 <w:i w:val="0"/>
                 <w:color w:val="C7A98A"/>
-                <w:sz w:val="32"/>
+                <w:sz w:val="26"/>
+              </w:rPr>
+              <w:t>❦  ❦  ❦</w:t>
+            </w:r>
+          </w:p>
+          <w:p>
+            <w:pPr>
+              <w:spacing w:before="180" w:after="0"/>
+              <w:ind w:left="272" w:right="272"/>
+              <w:jc w:val="center"/>
+              <w:pBdr>
+                <w:top w:val="single" w:sz="6" w:space="6" w:color="A8763B"/>
+                <w:bottom w:val="single" w:sz="6" w:space="6" w:color="A8763B"/>
+              </w:pBdr>
+            </w:pPr>
+            <w:r>
+              <w:rPr>
+                <w:rFonts w:ascii="Cinzel" w:hAnsi="Cinzel"/>
+                <w:b w:val="0"/>
+                <w:i w:val="0"/>
+                <w:color w:val="8A2E3C"/>
+                <w:sz w:val="80"/>
               </w:rPr>
               <w:t>❦</w:t>
             </w:r>
           </w:p>
           <w:p>
             <w:pPr>
-              <w:spacing w:before="200" w:after="0"/>
-              <w:ind w:left="272" w:right="272"/>
-              <w:jc w:val="center"/>
-              <w:pBdr>
-                <w:top w:val="single" w:sz="4" w:space="6" w:color="C7A98A"/>
-                <w:bottom w:val="single" w:sz="4" w:space="6" w:color="C7A98A"/>
-              </w:pBdr>
-            </w:pPr>
-            <w:r>
-              <w:rPr>
-                <w:rFonts w:ascii="Cinzel" w:hAnsi="Cinzel"/>
-                <w:b w:val="0"/>
-                <w:i w:val="0"/>
-                <w:color w:val="8A2E3C"/>
-                <w:sz w:val="60"/>
-              </w:rPr>
-              <w:t>❦</w:t>
-            </w:r>
-          </w:p>
-          <w:p>
-            <w:pPr>
-              <w:spacing w:before="200" w:after="0"/>
+              <w:spacing w:before="180" w:after="0"/>
               <w:ind w:left="272" w:right="272"/>
               <w:jc w:val="center"/>
             </w:pPr>
@@ -12957,9 +14217,9 @@
                 <w:b w:val="0"/>
                 <w:i w:val="0"/>
                 <w:color w:val="C7A98A"/>
-                <w:sz w:val="32"/>
-              </w:rPr>
-              <w:t>❦</w:t>
+                <w:sz w:val="26"/>
+              </w:rPr>
+              <w:t>❦  ❦  ❦</w:t>
             </w:r>
           </w:p>
         </w:tc>
@@ -12999,35 +14259,35 @@
                 <w:b w:val="0"/>
                 <w:i w:val="0"/>
                 <w:color w:val="C7A98A"/>
-                <w:sz w:val="32"/>
+                <w:sz w:val="26"/>
+              </w:rPr>
+              <w:t>❦  ❦  ❦</w:t>
+            </w:r>
+          </w:p>
+          <w:p>
+            <w:pPr>
+              <w:spacing w:before="180" w:after="0"/>
+              <w:ind w:left="272" w:right="272"/>
+              <w:jc w:val="center"/>
+              <w:pBdr>
+                <w:top w:val="single" w:sz="6" w:space="6" w:color="A8763B"/>
+                <w:bottom w:val="single" w:sz="6" w:space="6" w:color="A8763B"/>
+              </w:pBdr>
+            </w:pPr>
+            <w:r>
+              <w:rPr>
+                <w:rFonts w:ascii="Cinzel" w:hAnsi="Cinzel"/>
+                <w:b w:val="0"/>
+                <w:i w:val="0"/>
+                <w:color w:val="8A2E3C"/>
+                <w:sz w:val="80"/>
               </w:rPr>
               <w:t>❦</w:t>
             </w:r>
           </w:p>
           <w:p>
             <w:pPr>
-              <w:spacing w:before="200" w:after="0"/>
-              <w:ind w:left="272" w:right="272"/>
-              <w:jc w:val="center"/>
-              <w:pBdr>
-                <w:top w:val="single" w:sz="4" w:space="6" w:color="C7A98A"/>
-                <w:bottom w:val="single" w:sz="4" w:space="6" w:color="C7A98A"/>
-              </w:pBdr>
-            </w:pPr>
-            <w:r>
-              <w:rPr>
-                <w:rFonts w:ascii="Cinzel" w:hAnsi="Cinzel"/>
-                <w:b w:val="0"/>
-                <w:i w:val="0"/>
-                <w:color w:val="8A2E3C"/>
-                <w:sz w:val="60"/>
-              </w:rPr>
-              <w:t>❦</w:t>
-            </w:r>
-          </w:p>
-          <w:p>
-            <w:pPr>
-              <w:spacing w:before="200" w:after="0"/>
+              <w:spacing w:before="180" w:after="0"/>
               <w:ind w:left="272" w:right="272"/>
               <w:jc w:val="center"/>
             </w:pPr>
@@ -13037,9 +14297,9 @@
                 <w:b w:val="0"/>
                 <w:i w:val="0"/>
                 <w:color w:val="C7A98A"/>
-                <w:sz w:val="32"/>
-              </w:rPr>
-              <w:t>❦</w:t>
+                <w:sz w:val="26"/>
+              </w:rPr>
+              <w:t>❦  ❦  ❦</w:t>
             </w:r>
           </w:p>
         </w:tc>
@@ -13073,35 +14333,35 @@
                 <w:b w:val="0"/>
                 <w:i w:val="0"/>
                 <w:color w:val="C7A98A"/>
-                <w:sz w:val="32"/>
+                <w:sz w:val="26"/>
+              </w:rPr>
+              <w:t>❦  ❦  ❦</w:t>
+            </w:r>
+          </w:p>
+          <w:p>
+            <w:pPr>
+              <w:spacing w:before="180" w:after="0"/>
+              <w:ind w:left="272" w:right="272"/>
+              <w:jc w:val="center"/>
+              <w:pBdr>
+                <w:top w:val="single" w:sz="6" w:space="6" w:color="A8763B"/>
+                <w:bottom w:val="single" w:sz="6" w:space="6" w:color="A8763B"/>
+              </w:pBdr>
+            </w:pPr>
+            <w:r>
+              <w:rPr>
+                <w:rFonts w:ascii="Cinzel" w:hAnsi="Cinzel"/>
+                <w:b w:val="0"/>
+                <w:i w:val="0"/>
+                <w:color w:val="8A2E3C"/>
+                <w:sz w:val="80"/>
               </w:rPr>
               <w:t>❦</w:t>
             </w:r>
           </w:p>
           <w:p>
             <w:pPr>
-              <w:spacing w:before="200" w:after="0"/>
-              <w:ind w:left="272" w:right="272"/>
-              <w:jc w:val="center"/>
-              <w:pBdr>
-                <w:top w:val="single" w:sz="4" w:space="6" w:color="C7A98A"/>
-                <w:bottom w:val="single" w:sz="4" w:space="6" w:color="C7A98A"/>
-              </w:pBdr>
-            </w:pPr>
-            <w:r>
-              <w:rPr>
-                <w:rFonts w:ascii="Cinzel" w:hAnsi="Cinzel"/>
-                <w:b w:val="0"/>
-                <w:i w:val="0"/>
-                <w:color w:val="8A2E3C"/>
-                <w:sz w:val="60"/>
-              </w:rPr>
-              <w:t>❦</w:t>
-            </w:r>
-          </w:p>
-          <w:p>
-            <w:pPr>
-              <w:spacing w:before="200" w:after="0"/>
+              <w:spacing w:before="180" w:after="0"/>
               <w:ind w:left="272" w:right="272"/>
               <w:jc w:val="center"/>
             </w:pPr>
@@ -13111,9 +14371,9 @@
                 <w:b w:val="0"/>
                 <w:i w:val="0"/>
                 <w:color w:val="C7A98A"/>
-                <w:sz w:val="32"/>
-              </w:rPr>
-              <w:t>❦</w:t>
+                <w:sz w:val="26"/>
+              </w:rPr>
+              <w:t>❦  ❦  ❦</w:t>
             </w:r>
           </w:p>
         </w:tc>
